--- a/documents/TSBOW_Class_Definition.docx
+++ b/documents/TSBOW_Class_Definition.docx
@@ -4,64 +4,128 @@
   <w:body>
     <w:p>
       <w:pPr>
-        <w:pStyle w:val="Title"/>
+        <w:pStyle w:val="Tiu"/>
         <w:jc w:val="center"/>
         <w:rPr>
-          <w:sz w:val="48"/>
-          <w:szCs w:val="48"/>
+          <w:rFonts w:ascii="Cambria" w:hAnsi="Cambria"/>
+          <w:b/>
+          <w:bCs/>
         </w:rPr>
       </w:pPr>
       <w:r>
         <w:rPr>
-          <w:sz w:val="48"/>
-          <w:szCs w:val="48"/>
+          <w:rFonts w:ascii="Cambria" w:hAnsi="Cambria"/>
+          <w:b/>
+          <w:bCs/>
         </w:rPr>
-        <w:t>Traffic Surveillance Dataset (TSD)</w:t>
+        <w:t>TSBOW</w:t>
       </w:r>
     </w:p>
     <w:p>
       <w:pPr>
-        <w:pStyle w:val="Subtitle"/>
+        <w:pStyle w:val="Tiu"/>
         <w:jc w:val="center"/>
         <w:rPr>
+          <w:rFonts w:ascii="Cambria" w:hAnsi="Cambria"/>
           <w:b/>
           <w:bCs/>
-          <w:sz w:val="34"/>
-          <w:szCs w:val="34"/>
+          <w:sz w:val="40"/>
+          <w:szCs w:val="40"/>
         </w:rPr>
       </w:pPr>
       <w:r>
         <w:rPr>
+          <w:rFonts w:ascii="Cambria" w:hAnsi="Cambria"/>
           <w:b/>
           <w:bCs/>
-          <w:sz w:val="34"/>
-          <w:szCs w:val="34"/>
+          <w:sz w:val="40"/>
+          <w:szCs w:val="40"/>
         </w:rPr>
-        <w:t>Class Definition</w:t>
+        <w:t xml:space="preserve">Traffic Surveillance Benchmark for Occluded vehicles </w:t>
       </w:r>
     </w:p>
     <w:p>
       <w:pPr>
-        <w:pStyle w:val="Heading1"/>
+        <w:pStyle w:val="Tiu"/>
+        <w:jc w:val="center"/>
+        <w:rPr>
+          <w:rFonts w:ascii="Cambria" w:hAnsi="Cambria"/>
+          <w:b/>
+          <w:bCs/>
+          <w:sz w:val="40"/>
+          <w:szCs w:val="40"/>
+        </w:rPr>
       </w:pPr>
       <w:r>
+        <w:rPr>
+          <w:rFonts w:ascii="Cambria" w:hAnsi="Cambria"/>
+          <w:b/>
+          <w:bCs/>
+          <w:sz w:val="40"/>
+          <w:szCs w:val="40"/>
+        </w:rPr>
+        <w:t>under various Weather conditions</w:t>
+      </w:r>
+    </w:p>
+    <w:p>
+      <w:pPr>
+        <w:rPr>
+          <w:sz w:val="10"/>
+          <w:szCs w:val="10"/>
+        </w:rPr>
+      </w:pPr>
+    </w:p>
+    <w:p>
+      <w:pPr>
+        <w:pStyle w:val="Tiuphu"/>
+        <w:jc w:val="center"/>
+        <w:rPr>
+          <w:rFonts w:ascii="Cambria" w:hAnsi="Cambria"/>
+          <w:b/>
+          <w:bCs/>
+          <w:sz w:val="40"/>
+          <w:szCs w:val="40"/>
+        </w:rPr>
+      </w:pPr>
+      <w:r>
+        <w:rPr>
+          <w:rFonts w:ascii="Cambria" w:hAnsi="Cambria"/>
+          <w:b/>
+          <w:bCs/>
+          <w:sz w:val="40"/>
+          <w:szCs w:val="40"/>
+        </w:rPr>
+        <w:t>CLASS DEFINITION</w:t>
+      </w:r>
+    </w:p>
+    <w:p>
+      <w:pPr>
+        <w:pStyle w:val="u1"/>
+        <w:rPr>
+          <w:rFonts w:ascii="Cambria" w:hAnsi="Cambria"/>
+        </w:rPr>
+      </w:pPr>
+      <w:r>
+        <w:rPr>
+          <w:rFonts w:ascii="Cambria" w:hAnsi="Cambria"/>
+        </w:rPr>
         <w:t>Class Definition</w:t>
       </w:r>
     </w:p>
     <w:tbl>
       <w:tblPr>
-        <w:tblStyle w:val="TableGrid"/>
+        <w:tblStyle w:val="LiBang"/>
         <w:tblW w:w="5000" w:type="pct"/>
         <w:tblLook w:val="04A0" w:firstRow="1" w:lastRow="0" w:firstColumn="1" w:lastColumn="0" w:noHBand="0" w:noVBand="1"/>
       </w:tblPr>
       <w:tblGrid>
-        <w:gridCol w:w="823"/>
-        <w:gridCol w:w="1529"/>
-        <w:gridCol w:w="966"/>
-        <w:gridCol w:w="404"/>
-        <w:gridCol w:w="1529"/>
-        <w:gridCol w:w="1580"/>
-        <w:gridCol w:w="3959"/>
+        <w:gridCol w:w="853"/>
+        <w:gridCol w:w="1671"/>
+        <w:gridCol w:w="1067"/>
+        <w:gridCol w:w="435"/>
+        <w:gridCol w:w="1671"/>
+        <w:gridCol w:w="1484"/>
+        <w:gridCol w:w="3609"/>
       </w:tblGrid>
       <w:tr>
         <w:trPr>
@@ -76,18 +140,16 @@
             <w:pPr>
               <w:jc w:val="center"/>
               <w:rPr>
+                <w:rFonts w:ascii="Cambria" w:hAnsi="Cambria"/>
                 <w:b/>
                 <w:bCs/>
-                <w:sz w:val="22"/>
-                <w:szCs w:val="22"/>
-              </w:rPr>
-            </w:pPr>
-            <w:r>
-              <w:rPr>
+              </w:rPr>
+            </w:pPr>
+            <w:r>
+              <w:rPr>
+                <w:rFonts w:ascii="Cambria" w:hAnsi="Cambria"/>
                 <w:b/>
                 <w:bCs/>
-                <w:sz w:val="22"/>
-                <w:szCs w:val="22"/>
               </w:rPr>
               <w:t>cat_id</w:t>
             </w:r>
@@ -101,18 +163,16 @@
           <w:p>
             <w:pPr>
               <w:rPr>
+                <w:rFonts w:ascii="Cambria" w:hAnsi="Cambria"/>
                 <w:b/>
                 <w:bCs/>
-                <w:sz w:val="22"/>
-                <w:szCs w:val="22"/>
-              </w:rPr>
-            </w:pPr>
-            <w:r>
-              <w:rPr>
+              </w:rPr>
+            </w:pPr>
+            <w:r>
+              <w:rPr>
+                <w:rFonts w:ascii="Cambria" w:hAnsi="Cambria"/>
                 <w:b/>
                 <w:bCs/>
-                <w:sz w:val="22"/>
-                <w:szCs w:val="22"/>
               </w:rPr>
               <w:t>category</w:t>
             </w:r>
@@ -127,18 +187,16 @@
             <w:pPr>
               <w:jc w:val="center"/>
               <w:rPr>
+                <w:rFonts w:ascii="Cambria" w:hAnsi="Cambria"/>
                 <w:b/>
                 <w:bCs/>
-                <w:sz w:val="22"/>
-                <w:szCs w:val="22"/>
-              </w:rPr>
-            </w:pPr>
-            <w:r>
-              <w:rPr>
+              </w:rPr>
+            </w:pPr>
+            <w:r>
+              <w:rPr>
+                <w:rFonts w:ascii="Cambria" w:hAnsi="Cambria"/>
                 <w:b/>
                 <w:bCs/>
-                <w:sz w:val="22"/>
-                <w:szCs w:val="22"/>
               </w:rPr>
               <w:t>train_id</w:t>
             </w:r>
@@ -153,18 +211,16 @@
             <w:pPr>
               <w:jc w:val="center"/>
               <w:rPr>
+                <w:rFonts w:ascii="Cambria" w:hAnsi="Cambria"/>
                 <w:b/>
                 <w:bCs/>
-                <w:sz w:val="22"/>
-                <w:szCs w:val="22"/>
-              </w:rPr>
-            </w:pPr>
-            <w:r>
-              <w:rPr>
+              </w:rPr>
+            </w:pPr>
+            <w:r>
+              <w:rPr>
+                <w:rFonts w:ascii="Cambria" w:hAnsi="Cambria"/>
                 <w:b/>
                 <w:bCs/>
-                <w:sz w:val="22"/>
-                <w:szCs w:val="22"/>
               </w:rPr>
               <w:t>id</w:t>
             </w:r>
@@ -178,18 +234,16 @@
           <w:p>
             <w:pPr>
               <w:rPr>
+                <w:rFonts w:ascii="Cambria" w:hAnsi="Cambria"/>
                 <w:b/>
                 <w:bCs/>
-                <w:sz w:val="22"/>
-                <w:szCs w:val="22"/>
-              </w:rPr>
-            </w:pPr>
-            <w:r>
-              <w:rPr>
+              </w:rPr>
+            </w:pPr>
+            <w:r>
+              <w:rPr>
+                <w:rFonts w:ascii="Cambria" w:hAnsi="Cambria"/>
                 <w:b/>
                 <w:bCs/>
-                <w:sz w:val="22"/>
-                <w:szCs w:val="22"/>
               </w:rPr>
               <w:t>name</w:t>
             </w:r>
@@ -203,18 +257,16 @@
           <w:p>
             <w:pPr>
               <w:rPr>
+                <w:rFonts w:ascii="Cambria" w:hAnsi="Cambria"/>
                 <w:b/>
                 <w:bCs/>
-                <w:sz w:val="22"/>
-                <w:szCs w:val="22"/>
-              </w:rPr>
-            </w:pPr>
-            <w:r>
-              <w:rPr>
+              </w:rPr>
+            </w:pPr>
+            <w:r>
+              <w:rPr>
+                <w:rFonts w:ascii="Cambria" w:hAnsi="Cambria"/>
                 <w:b/>
                 <w:bCs/>
-                <w:sz w:val="22"/>
-                <w:szCs w:val="22"/>
               </w:rPr>
               <w:t>description</w:t>
             </w:r>
@@ -228,27 +280,24 @@
           <w:p>
             <w:pPr>
               <w:rPr>
+                <w:rFonts w:ascii="Cambria" w:hAnsi="Cambria"/>
                 <w:b/>
                 <w:bCs/>
-                <w:sz w:val="22"/>
-                <w:szCs w:val="22"/>
-              </w:rPr>
-            </w:pPr>
-            <w:r>
-              <w:rPr>
+              </w:rPr>
+            </w:pPr>
+            <w:r>
+              <w:rPr>
+                <w:rFonts w:ascii="Cambria" w:hAnsi="Cambria"/>
                 <w:b/>
                 <w:bCs/>
-                <w:sz w:val="22"/>
-                <w:szCs w:val="22"/>
               </w:rPr>
               <w:t>e</w:t>
             </w:r>
             <w:r>
               <w:rPr>
+                <w:rFonts w:ascii="Cambria" w:hAnsi="Cambria"/>
                 <w:b/>
                 <w:bCs/>
-                <w:sz w:val="22"/>
-                <w:szCs w:val="22"/>
               </w:rPr>
               <w:t>xample</w:t>
             </w:r>
@@ -268,14 +317,12 @@
             <w:pPr>
               <w:jc w:val="center"/>
               <w:rPr>
-                <w:sz w:val="22"/>
-                <w:szCs w:val="22"/>
-              </w:rPr>
-            </w:pPr>
-            <w:r>
-              <w:rPr>
-                <w:sz w:val="22"/>
-                <w:szCs w:val="22"/>
+                <w:rFonts w:ascii="Cambria" w:hAnsi="Cambria"/>
+              </w:rPr>
+            </w:pPr>
+            <w:r>
+              <w:rPr>
+                <w:rFonts w:ascii="Cambria" w:hAnsi="Cambria"/>
               </w:rPr>
               <w:t>0</w:t>
             </w:r>
@@ -289,14 +336,12 @@
           <w:p>
             <w:pPr>
               <w:rPr>
-                <w:sz w:val="22"/>
-                <w:szCs w:val="22"/>
-              </w:rPr>
-            </w:pPr>
-            <w:r>
-              <w:rPr>
-                <w:sz w:val="22"/>
-                <w:szCs w:val="22"/>
+                <w:rFonts w:ascii="Cambria" w:hAnsi="Cambria"/>
+              </w:rPr>
+            </w:pPr>
+            <w:r>
+              <w:rPr>
+                <w:rFonts w:ascii="Cambria" w:hAnsi="Cambria"/>
               </w:rPr>
               <w:t>void</w:t>
             </w:r>
@@ -311,14 +356,12 @@
             <w:pPr>
               <w:jc w:val="center"/>
               <w:rPr>
-                <w:sz w:val="22"/>
-                <w:szCs w:val="22"/>
-              </w:rPr>
-            </w:pPr>
-            <w:r>
-              <w:rPr>
-                <w:sz w:val="22"/>
-                <w:szCs w:val="22"/>
+                <w:rFonts w:ascii="Cambria" w:hAnsi="Cambria"/>
+              </w:rPr>
+            </w:pPr>
+            <w:r>
+              <w:rPr>
+                <w:rFonts w:ascii="Cambria" w:hAnsi="Cambria"/>
               </w:rPr>
               <w:t>255</w:t>
             </w:r>
@@ -333,14 +376,12 @@
             <w:pPr>
               <w:jc w:val="center"/>
               <w:rPr>
-                <w:sz w:val="22"/>
-                <w:szCs w:val="22"/>
-              </w:rPr>
-            </w:pPr>
-            <w:r>
-              <w:rPr>
-                <w:sz w:val="22"/>
-                <w:szCs w:val="22"/>
+                <w:rFonts w:ascii="Cambria" w:hAnsi="Cambria"/>
+              </w:rPr>
+            </w:pPr>
+            <w:r>
+              <w:rPr>
+                <w:rFonts w:ascii="Cambria" w:hAnsi="Cambria"/>
               </w:rPr>
               <w:t>0</w:t>
             </w:r>
@@ -354,14 +395,12 @@
           <w:p>
             <w:pPr>
               <w:rPr>
-                <w:sz w:val="22"/>
-                <w:szCs w:val="22"/>
-              </w:rPr>
-            </w:pPr>
-            <w:r>
-              <w:rPr>
-                <w:sz w:val="22"/>
-                <w:szCs w:val="22"/>
+                <w:rFonts w:ascii="Cambria" w:hAnsi="Cambria"/>
+              </w:rPr>
+            </w:pPr>
+            <w:r>
+              <w:rPr>
+                <w:rFonts w:ascii="Cambria" w:hAnsi="Cambria"/>
               </w:rPr>
               <w:t>unidentified</w:t>
             </w:r>
@@ -375,14 +414,12 @@
           <w:p>
             <w:pPr>
               <w:rPr>
-                <w:sz w:val="22"/>
-                <w:szCs w:val="22"/>
-              </w:rPr>
-            </w:pPr>
-            <w:r>
-              <w:rPr>
-                <w:sz w:val="22"/>
-                <w:szCs w:val="22"/>
+                <w:rFonts w:ascii="Cambria" w:hAnsi="Cambria"/>
+              </w:rPr>
+            </w:pPr>
+            <w:r>
+              <w:rPr>
+                <w:rFonts w:ascii="Cambria" w:hAnsi="Cambria"/>
               </w:rPr>
               <w:t>unclear or corrupted</w:t>
             </w:r>
@@ -396,15 +433,13 @@
           <w:p>
             <w:pPr>
               <w:rPr>
-                <w:sz w:val="22"/>
-                <w:szCs w:val="22"/>
-              </w:rPr>
-            </w:pPr>
-            <w:r>
-              <w:rPr>
-                <w:noProof/>
-                <w:sz w:val="26"/>
-                <w:szCs w:val="26"/>
+                <w:rFonts w:ascii="Cambria" w:hAnsi="Cambria"/>
+              </w:rPr>
+            </w:pPr>
+            <w:r>
+              <w:rPr>
+                <w:rFonts w:ascii="Cambria" w:hAnsi="Cambria"/>
+                <w:noProof/>
               </w:rPr>
               <w:drawing>
                 <wp:inline distT="114300" distB="114300" distL="114300" distR="114300" wp14:anchorId="60924750" wp14:editId="66C6A4F9">
@@ -446,9 +481,8 @@
             </w:r>
             <w:r>
               <w:rPr>
-                <w:noProof/>
-                <w:sz w:val="22"/>
-                <w:szCs w:val="22"/>
+                <w:rFonts w:ascii="Cambria" w:hAnsi="Cambria"/>
+                <w:noProof/>
               </w:rPr>
               <w:drawing>
                 <wp:inline distT="0" distB="0" distL="0" distR="0" wp14:anchorId="6DB3C749" wp14:editId="24F12BC4">
@@ -502,14 +536,12 @@
             <w:pPr>
               <w:jc w:val="center"/>
               <w:rPr>
-                <w:sz w:val="22"/>
-                <w:szCs w:val="22"/>
-              </w:rPr>
-            </w:pPr>
-            <w:r>
-              <w:rPr>
-                <w:sz w:val="22"/>
-                <w:szCs w:val="22"/>
+                <w:rFonts w:ascii="Cambria" w:hAnsi="Cambria"/>
+              </w:rPr>
+            </w:pPr>
+            <w:r>
+              <w:rPr>
+                <w:rFonts w:ascii="Cambria" w:hAnsi="Cambria"/>
               </w:rPr>
               <w:t>0</w:t>
             </w:r>
@@ -523,14 +555,12 @@
           <w:p>
             <w:pPr>
               <w:rPr>
-                <w:sz w:val="22"/>
-                <w:szCs w:val="22"/>
-              </w:rPr>
-            </w:pPr>
-            <w:r>
-              <w:rPr>
-                <w:sz w:val="22"/>
-                <w:szCs w:val="22"/>
+                <w:rFonts w:ascii="Cambria" w:hAnsi="Cambria"/>
+              </w:rPr>
+            </w:pPr>
+            <w:r>
+              <w:rPr>
+                <w:rFonts w:ascii="Cambria" w:hAnsi="Cambria"/>
               </w:rPr>
               <w:t>void</w:t>
             </w:r>
@@ -545,14 +575,12 @@
             <w:pPr>
               <w:jc w:val="center"/>
               <w:rPr>
-                <w:sz w:val="22"/>
-                <w:szCs w:val="22"/>
-              </w:rPr>
-            </w:pPr>
-            <w:r>
-              <w:rPr>
-                <w:sz w:val="22"/>
-                <w:szCs w:val="22"/>
+                <w:rFonts w:ascii="Cambria" w:hAnsi="Cambria"/>
+              </w:rPr>
+            </w:pPr>
+            <w:r>
+              <w:rPr>
+                <w:rFonts w:ascii="Cambria" w:hAnsi="Cambria"/>
               </w:rPr>
               <w:t>255</w:t>
             </w:r>
@@ -567,14 +595,12 @@
             <w:pPr>
               <w:jc w:val="center"/>
               <w:rPr>
-                <w:sz w:val="22"/>
-                <w:szCs w:val="22"/>
-              </w:rPr>
-            </w:pPr>
-            <w:r>
-              <w:rPr>
-                <w:sz w:val="22"/>
-                <w:szCs w:val="22"/>
+                <w:rFonts w:ascii="Cambria" w:hAnsi="Cambria"/>
+              </w:rPr>
+            </w:pPr>
+            <w:r>
+              <w:rPr>
+                <w:rFonts w:ascii="Cambria" w:hAnsi="Cambria"/>
               </w:rPr>
               <w:t>1</w:t>
             </w:r>
@@ -588,23 +614,14 @@
           <w:p>
             <w:pPr>
               <w:rPr>
-                <w:sz w:val="22"/>
-                <w:szCs w:val="22"/>
-              </w:rPr>
-            </w:pPr>
-            <w:r>
-              <w:rPr>
-                <w:sz w:val="22"/>
-                <w:szCs w:val="22"/>
-              </w:rPr>
-              <w:t>other</w:t>
-            </w:r>
-            <w:r>
-              <w:rPr>
-                <w:sz w:val="22"/>
-                <w:szCs w:val="22"/>
-              </w:rPr>
-              <w:t>s</w:t>
+                <w:rFonts w:ascii="Cambria" w:hAnsi="Cambria"/>
+              </w:rPr>
+            </w:pPr>
+            <w:r>
+              <w:rPr>
+                <w:rFonts w:ascii="Cambria" w:hAnsi="Cambria"/>
+              </w:rPr>
+              <w:t>others</w:t>
             </w:r>
           </w:p>
         </w:tc>
@@ -616,14 +633,12 @@
           <w:p>
             <w:pPr>
               <w:rPr>
-                <w:sz w:val="22"/>
-                <w:szCs w:val="22"/>
-              </w:rPr>
-            </w:pPr>
-            <w:r>
-              <w:rPr>
-                <w:sz w:val="22"/>
-                <w:szCs w:val="22"/>
+                <w:rFonts w:ascii="Cambria" w:hAnsi="Cambria"/>
+              </w:rPr>
+            </w:pPr>
+            <w:r>
+              <w:rPr>
+                <w:rFonts w:ascii="Cambria" w:hAnsi="Cambria"/>
               </w:rPr>
               <w:t>Any vehicles that are clearly visible but not included in this list</w:t>
             </w:r>
@@ -637,16 +652,14 @@
           <w:p>
             <w:pPr>
               <w:rPr>
-                <w:noProof/>
-                <w:sz w:val="26"/>
-                <w:szCs w:val="26"/>
-              </w:rPr>
-            </w:pPr>
-            <w:r>
-              <w:rPr>
-                <w:noProof/>
-                <w:sz w:val="22"/>
-                <w:szCs w:val="22"/>
+                <w:rFonts w:ascii="Cambria" w:hAnsi="Cambria"/>
+                <w:noProof/>
+              </w:rPr>
+            </w:pPr>
+            <w:r>
+              <w:rPr>
+                <w:rFonts w:ascii="Cambria" w:hAnsi="Cambria"/>
+                <w:noProof/>
               </w:rPr>
               <w:drawing>
                 <wp:inline distT="0" distB="0" distL="0" distR="0" wp14:anchorId="5328B593" wp14:editId="5BCAAB28">
@@ -686,14 +699,14 @@
             </w:r>
             <w:r>
               <w:rPr>
-                <w:noProof/>
-                <w:sz w:val="26"/>
-                <w:szCs w:val="26"/>
+                <w:rFonts w:ascii="Cambria" w:hAnsi="Cambria"/>
+                <w:noProof/>
               </w:rPr>
               <w:t xml:space="preserve">   </w:t>
             </w:r>
             <w:r>
               <w:rPr>
+                <w:rFonts w:ascii="Cambria" w:hAnsi="Cambria"/>
                 <w:noProof/>
               </w:rPr>
               <w:drawing>
@@ -749,16 +762,14 @@
           <w:p>
             <w:pPr>
               <w:rPr>
-                <w:noProof/>
-                <w:sz w:val="26"/>
-                <w:szCs w:val="26"/>
-              </w:rPr>
-            </w:pPr>
-            <w:r>
-              <w:rPr>
-                <w:noProof/>
-                <w:sz w:val="26"/>
-                <w:szCs w:val="26"/>
+                <w:rFonts w:ascii="Cambria" w:hAnsi="Cambria"/>
+                <w:noProof/>
+              </w:rPr>
+            </w:pPr>
+            <w:r>
+              <w:rPr>
+                <w:rFonts w:ascii="Cambria" w:hAnsi="Cambria"/>
+                <w:noProof/>
               </w:rPr>
               <w:drawing>
                 <wp:inline distT="0" distB="0" distL="0" distR="0" wp14:anchorId="19761EF1" wp14:editId="638DD239">
@@ -798,17 +809,15 @@
             </w:r>
             <w:r>
               <w:rPr>
-                <w:noProof/>
-                <w:sz w:val="26"/>
-                <w:szCs w:val="26"/>
+                <w:rFonts w:ascii="Cambria" w:hAnsi="Cambria"/>
+                <w:noProof/>
               </w:rPr>
               <w:t xml:space="preserve">   </w:t>
             </w:r>
             <w:r>
               <w:rPr>
-                <w:noProof/>
-                <w:sz w:val="26"/>
-                <w:szCs w:val="26"/>
+                <w:rFonts w:ascii="Cambria" w:hAnsi="Cambria"/>
+                <w:noProof/>
               </w:rPr>
               <w:drawing>
                 <wp:inline distT="0" distB="0" distL="0" distR="0" wp14:anchorId="52C6CA45" wp14:editId="2F4A92AF">
@@ -862,14 +871,12 @@
             <w:pPr>
               <w:jc w:val="center"/>
               <w:rPr>
-                <w:sz w:val="22"/>
-                <w:szCs w:val="22"/>
-              </w:rPr>
-            </w:pPr>
-            <w:r>
-              <w:rPr>
-                <w:sz w:val="22"/>
-                <w:szCs w:val="22"/>
+                <w:rFonts w:ascii="Cambria" w:hAnsi="Cambria"/>
+              </w:rPr>
+            </w:pPr>
+            <w:r>
+              <w:rPr>
+                <w:rFonts w:ascii="Cambria" w:hAnsi="Cambria"/>
               </w:rPr>
               <w:t>1</w:t>
             </w:r>
@@ -883,14 +890,12 @@
           <w:p>
             <w:pPr>
               <w:rPr>
-                <w:sz w:val="22"/>
-                <w:szCs w:val="22"/>
-              </w:rPr>
-            </w:pPr>
-            <w:r>
-              <w:rPr>
-                <w:sz w:val="22"/>
-                <w:szCs w:val="22"/>
+                <w:rFonts w:ascii="Cambria" w:hAnsi="Cambria"/>
+              </w:rPr>
+            </w:pPr>
+            <w:r>
+              <w:rPr>
+                <w:rFonts w:ascii="Cambria" w:hAnsi="Cambria"/>
               </w:rPr>
               <w:t>pedestrian</w:t>
             </w:r>
@@ -905,14 +910,12 @@
             <w:pPr>
               <w:jc w:val="center"/>
               <w:rPr>
-                <w:sz w:val="22"/>
-                <w:szCs w:val="22"/>
-              </w:rPr>
-            </w:pPr>
-            <w:r>
-              <w:rPr>
-                <w:sz w:val="22"/>
-                <w:szCs w:val="22"/>
+                <w:rFonts w:ascii="Cambria" w:hAnsi="Cambria"/>
+              </w:rPr>
+            </w:pPr>
+            <w:r>
+              <w:rPr>
+                <w:rFonts w:ascii="Cambria" w:hAnsi="Cambria"/>
               </w:rPr>
               <w:t>0</w:t>
             </w:r>
@@ -927,14 +930,12 @@
             <w:pPr>
               <w:jc w:val="center"/>
               <w:rPr>
-                <w:sz w:val="22"/>
-                <w:szCs w:val="22"/>
-              </w:rPr>
-            </w:pPr>
-            <w:r>
-              <w:rPr>
-                <w:sz w:val="22"/>
-                <w:szCs w:val="22"/>
+                <w:rFonts w:ascii="Cambria" w:hAnsi="Cambria"/>
+              </w:rPr>
+            </w:pPr>
+            <w:r>
+              <w:rPr>
+                <w:rFonts w:ascii="Cambria" w:hAnsi="Cambria"/>
               </w:rPr>
               <w:t>2</w:t>
             </w:r>
@@ -948,14 +949,12 @@
           <w:p>
             <w:pPr>
               <w:rPr>
-                <w:sz w:val="22"/>
-                <w:szCs w:val="22"/>
-              </w:rPr>
-            </w:pPr>
-            <w:r>
-              <w:rPr>
-                <w:sz w:val="22"/>
-                <w:szCs w:val="22"/>
+                <w:rFonts w:ascii="Cambria" w:hAnsi="Cambria"/>
+              </w:rPr>
+            </w:pPr>
+            <w:r>
+              <w:rPr>
+                <w:rFonts w:ascii="Cambria" w:hAnsi="Cambria"/>
               </w:rPr>
               <w:t>pedestrian</w:t>
             </w:r>
@@ -969,9 +968,8 @@
           <w:p>
             <w:pPr>
               <w:rPr>
-                <w:noProof/>
-                <w:sz w:val="26"/>
-                <w:szCs w:val="26"/>
+                <w:rFonts w:ascii="Cambria" w:hAnsi="Cambria"/>
+                <w:noProof/>
               </w:rPr>
             </w:pPr>
           </w:p>
@@ -984,15 +982,13 @@
           <w:p>
             <w:pPr>
               <w:rPr>
-                <w:sz w:val="22"/>
-                <w:szCs w:val="22"/>
-              </w:rPr>
-            </w:pPr>
-            <w:r>
-              <w:rPr>
-                <w:noProof/>
-                <w:sz w:val="26"/>
-                <w:szCs w:val="26"/>
+                <w:rFonts w:ascii="Cambria" w:hAnsi="Cambria"/>
+              </w:rPr>
+            </w:pPr>
+            <w:r>
+              <w:rPr>
+                <w:rFonts w:ascii="Cambria" w:hAnsi="Cambria"/>
+                <w:noProof/>
               </w:rPr>
               <w:drawing>
                 <wp:inline distT="114300" distB="114300" distL="114300" distR="114300" wp14:anchorId="5AEA0057" wp14:editId="5E1BEF5B">
@@ -1034,9 +1030,8 @@
             </w:r>
             <w:r>
               <w:rPr>
-                <w:noProof/>
-                <w:sz w:val="26"/>
-                <w:szCs w:val="26"/>
+                <w:rFonts w:ascii="Cambria" w:hAnsi="Cambria"/>
+                <w:noProof/>
               </w:rPr>
               <w:drawing>
                 <wp:inline distT="114300" distB="114300" distL="114300" distR="114300" wp14:anchorId="70BA6985" wp14:editId="3A6F0FFF">
@@ -1093,14 +1088,12 @@
             <w:pPr>
               <w:jc w:val="center"/>
               <w:rPr>
-                <w:sz w:val="22"/>
-                <w:szCs w:val="22"/>
-              </w:rPr>
-            </w:pPr>
-            <w:r>
-              <w:rPr>
-                <w:sz w:val="22"/>
-                <w:szCs w:val="22"/>
+                <w:rFonts w:ascii="Cambria" w:hAnsi="Cambria"/>
+              </w:rPr>
+            </w:pPr>
+            <w:r>
+              <w:rPr>
+                <w:rFonts w:ascii="Cambria" w:hAnsi="Cambria"/>
               </w:rPr>
               <w:t>2</w:t>
             </w:r>
@@ -1115,14 +1108,12 @@
           <w:p>
             <w:pPr>
               <w:rPr>
-                <w:sz w:val="22"/>
-                <w:szCs w:val="22"/>
-              </w:rPr>
-            </w:pPr>
-            <w:r>
-              <w:rPr>
-                <w:sz w:val="22"/>
-                <w:szCs w:val="22"/>
+                <w:rFonts w:ascii="Cambria" w:hAnsi="Cambria"/>
+              </w:rPr>
+            </w:pPr>
+            <w:r>
+              <w:rPr>
+                <w:rFonts w:ascii="Cambria" w:hAnsi="Cambria"/>
               </w:rPr>
               <w:t>micromobility</w:t>
             </w:r>
@@ -1138,14 +1129,12 @@
             <w:pPr>
               <w:jc w:val="center"/>
               <w:rPr>
-                <w:sz w:val="22"/>
-                <w:szCs w:val="22"/>
-              </w:rPr>
-            </w:pPr>
-            <w:r>
-              <w:rPr>
-                <w:sz w:val="22"/>
-                <w:szCs w:val="22"/>
+                <w:rFonts w:ascii="Cambria" w:hAnsi="Cambria"/>
+              </w:rPr>
+            </w:pPr>
+            <w:r>
+              <w:rPr>
+                <w:rFonts w:ascii="Cambria" w:hAnsi="Cambria"/>
               </w:rPr>
               <w:t>1</w:t>
             </w:r>
@@ -1161,14 +1150,12 @@
             <w:pPr>
               <w:jc w:val="center"/>
               <w:rPr>
-                <w:sz w:val="22"/>
-                <w:szCs w:val="22"/>
-              </w:rPr>
-            </w:pPr>
-            <w:r>
-              <w:rPr>
-                <w:sz w:val="22"/>
-                <w:szCs w:val="22"/>
+                <w:rFonts w:ascii="Cambria" w:hAnsi="Cambria"/>
+              </w:rPr>
+            </w:pPr>
+            <w:r>
+              <w:rPr>
+                <w:rFonts w:ascii="Cambria" w:hAnsi="Cambria"/>
               </w:rPr>
               <w:t>3</w:t>
             </w:r>
@@ -1183,14 +1170,12 @@
           <w:p>
             <w:pPr>
               <w:rPr>
-                <w:sz w:val="22"/>
-                <w:szCs w:val="22"/>
-              </w:rPr>
-            </w:pPr>
-            <w:r>
-              <w:rPr>
-                <w:sz w:val="22"/>
-                <w:szCs w:val="22"/>
+                <w:rFonts w:ascii="Cambria" w:hAnsi="Cambria"/>
+              </w:rPr>
+            </w:pPr>
+            <w:r>
+              <w:rPr>
+                <w:rFonts w:ascii="Cambria" w:hAnsi="Cambria"/>
               </w:rPr>
               <w:t>micromobility</w:t>
             </w:r>
@@ -1204,14 +1189,12 @@
           <w:p>
             <w:pPr>
               <w:rPr>
-                <w:sz w:val="22"/>
-                <w:szCs w:val="22"/>
-              </w:rPr>
-            </w:pPr>
-            <w:r>
-              <w:rPr>
-                <w:sz w:val="22"/>
-                <w:szCs w:val="22"/>
+                <w:rFonts w:ascii="Cambria" w:hAnsi="Cambria"/>
+              </w:rPr>
+            </w:pPr>
+            <w:r>
+              <w:rPr>
+                <w:rFonts w:ascii="Cambria" w:hAnsi="Cambria"/>
               </w:rPr>
               <w:t xml:space="preserve">cycles </w:t>
             </w:r>
@@ -1219,15 +1202,13 @@
           <w:p>
             <w:pPr>
               <w:rPr>
-                <w:noProof/>
-                <w:sz w:val="26"/>
-                <w:szCs w:val="26"/>
-              </w:rPr>
-            </w:pPr>
-            <w:r>
-              <w:rPr>
-                <w:sz w:val="22"/>
-                <w:szCs w:val="22"/>
+                <w:rFonts w:ascii="Cambria" w:hAnsi="Cambria"/>
+                <w:noProof/>
+              </w:rPr>
+            </w:pPr>
+            <w:r>
+              <w:rPr>
+                <w:rFonts w:ascii="Cambria" w:hAnsi="Cambria"/>
               </w:rPr>
               <w:t>(bike, motorbike)</w:t>
             </w:r>
@@ -1241,15 +1222,13 @@
           <w:p>
             <w:pPr>
               <w:rPr>
-                <w:sz w:val="22"/>
-                <w:szCs w:val="22"/>
-              </w:rPr>
-            </w:pPr>
-            <w:r>
-              <w:rPr>
-                <w:noProof/>
-                <w:sz w:val="26"/>
-                <w:szCs w:val="26"/>
+                <w:rFonts w:ascii="Cambria" w:hAnsi="Cambria"/>
+              </w:rPr>
+            </w:pPr>
+            <w:r>
+              <w:rPr>
+                <w:rFonts w:ascii="Cambria" w:hAnsi="Cambria"/>
+                <w:noProof/>
               </w:rPr>
               <w:drawing>
                 <wp:inline distT="114300" distB="114300" distL="114300" distR="114300" wp14:anchorId="51C58D11" wp14:editId="22C1A071">
@@ -1291,9 +1270,8 @@
             </w:r>
             <w:r>
               <w:rPr>
-                <w:noProof/>
-                <w:sz w:val="26"/>
-                <w:szCs w:val="26"/>
+                <w:rFonts w:ascii="Cambria" w:hAnsi="Cambria"/>
+                <w:noProof/>
               </w:rPr>
               <w:drawing>
                 <wp:inline distT="114300" distB="114300" distL="114300" distR="114300" wp14:anchorId="7934CBAA" wp14:editId="797636EF">
@@ -1335,9 +1313,8 @@
             </w:r>
             <w:r>
               <w:rPr>
-                <w:noProof/>
-                <w:sz w:val="22"/>
-                <w:szCs w:val="22"/>
+                <w:rFonts w:ascii="Cambria" w:hAnsi="Cambria"/>
+                <w:noProof/>
               </w:rPr>
               <w:drawing>
                 <wp:inline distT="0" distB="0" distL="0" distR="0" wp14:anchorId="47266A88" wp14:editId="27D1B90D">
@@ -1377,9 +1354,8 @@
             </w:r>
             <w:r>
               <w:rPr>
-                <w:noProof/>
-                <w:sz w:val="22"/>
-                <w:szCs w:val="22"/>
+                <w:rFonts w:ascii="Cambria" w:hAnsi="Cambria"/>
+                <w:noProof/>
               </w:rPr>
               <w:drawing>
                 <wp:inline distT="0" distB="0" distL="0" distR="0" wp14:anchorId="33B4F2CD" wp14:editId="3FD37C76">
@@ -1434,8 +1410,7 @@
             <w:pPr>
               <w:jc w:val="center"/>
               <w:rPr>
-                <w:sz w:val="22"/>
-                <w:szCs w:val="22"/>
+                <w:rFonts w:ascii="Cambria" w:hAnsi="Cambria"/>
               </w:rPr>
             </w:pPr>
           </w:p>
@@ -1449,8 +1424,7 @@
           <w:p>
             <w:pPr>
               <w:rPr>
-                <w:sz w:val="22"/>
-                <w:szCs w:val="22"/>
+                <w:rFonts w:ascii="Cambria" w:hAnsi="Cambria"/>
               </w:rPr>
             </w:pPr>
           </w:p>
@@ -1465,8 +1439,7 @@
             <w:pPr>
               <w:jc w:val="center"/>
               <w:rPr>
-                <w:sz w:val="22"/>
-                <w:szCs w:val="22"/>
+                <w:rFonts w:ascii="Cambria" w:hAnsi="Cambria"/>
               </w:rPr>
             </w:pPr>
           </w:p>
@@ -1481,8 +1454,7 @@
             <w:pPr>
               <w:jc w:val="center"/>
               <w:rPr>
-                <w:sz w:val="22"/>
-                <w:szCs w:val="22"/>
+                <w:rFonts w:ascii="Cambria" w:hAnsi="Cambria"/>
               </w:rPr>
             </w:pPr>
           </w:p>
@@ -1496,8 +1468,7 @@
           <w:p>
             <w:pPr>
               <w:rPr>
-                <w:sz w:val="22"/>
-                <w:szCs w:val="22"/>
+                <w:rFonts w:ascii="Cambria" w:hAnsi="Cambria"/>
               </w:rPr>
             </w:pPr>
           </w:p>
@@ -1510,14 +1481,12 @@
           <w:p>
             <w:pPr>
               <w:rPr>
-                <w:sz w:val="22"/>
-                <w:szCs w:val="22"/>
-              </w:rPr>
-            </w:pPr>
-            <w:r>
-              <w:rPr>
-                <w:sz w:val="22"/>
-                <w:szCs w:val="22"/>
+                <w:rFonts w:ascii="Cambria" w:hAnsi="Cambria"/>
+              </w:rPr>
+            </w:pPr>
+            <w:r>
+              <w:rPr>
+                <w:rFonts w:ascii="Cambria" w:hAnsi="Cambria"/>
               </w:rPr>
               <w:t>scooter</w:t>
             </w:r>
@@ -1531,8 +1500,7 @@
           <w:p>
             <w:pPr>
               <w:rPr>
-                <w:sz w:val="22"/>
-                <w:szCs w:val="22"/>
+                <w:rFonts w:ascii="Cambria" w:hAnsi="Cambria"/>
               </w:rPr>
             </w:pPr>
           </w:p>
@@ -1552,14 +1520,12 @@
             <w:pPr>
               <w:jc w:val="center"/>
               <w:rPr>
-                <w:sz w:val="22"/>
-                <w:szCs w:val="22"/>
-              </w:rPr>
-            </w:pPr>
-            <w:r>
-              <w:rPr>
-                <w:sz w:val="22"/>
-                <w:szCs w:val="22"/>
+                <w:rFonts w:ascii="Cambria" w:hAnsi="Cambria"/>
+              </w:rPr>
+            </w:pPr>
+            <w:r>
+              <w:rPr>
+                <w:rFonts w:ascii="Cambria" w:hAnsi="Cambria"/>
               </w:rPr>
               <w:t>3</w:t>
             </w:r>
@@ -1574,14 +1540,12 @@
           <w:p>
             <w:pPr>
               <w:rPr>
-                <w:sz w:val="22"/>
-                <w:szCs w:val="22"/>
-              </w:rPr>
-            </w:pPr>
-            <w:r>
-              <w:rPr>
-                <w:sz w:val="22"/>
-                <w:szCs w:val="22"/>
+                <w:rFonts w:ascii="Cambria" w:hAnsi="Cambria"/>
+              </w:rPr>
+            </w:pPr>
+            <w:r>
+              <w:rPr>
+                <w:rFonts w:ascii="Cambria" w:hAnsi="Cambria"/>
               </w:rPr>
               <w:t>vehicle</w:t>
             </w:r>
@@ -1597,14 +1561,12 @@
             <w:pPr>
               <w:jc w:val="center"/>
               <w:rPr>
-                <w:sz w:val="22"/>
-                <w:szCs w:val="22"/>
-              </w:rPr>
-            </w:pPr>
-            <w:r>
-              <w:rPr>
-                <w:sz w:val="22"/>
-                <w:szCs w:val="22"/>
+                <w:rFonts w:ascii="Cambria" w:hAnsi="Cambria"/>
+              </w:rPr>
+            </w:pPr>
+            <w:r>
+              <w:rPr>
+                <w:rFonts w:ascii="Cambria" w:hAnsi="Cambria"/>
               </w:rPr>
               <w:t>2</w:t>
             </w:r>
@@ -1620,14 +1582,12 @@
             <w:pPr>
               <w:jc w:val="center"/>
               <w:rPr>
-                <w:sz w:val="22"/>
-                <w:szCs w:val="22"/>
-              </w:rPr>
-            </w:pPr>
-            <w:r>
-              <w:rPr>
-                <w:sz w:val="22"/>
-                <w:szCs w:val="22"/>
+                <w:rFonts w:ascii="Cambria" w:hAnsi="Cambria"/>
+              </w:rPr>
+            </w:pPr>
+            <w:r>
+              <w:rPr>
+                <w:rFonts w:ascii="Cambria" w:hAnsi="Cambria"/>
               </w:rPr>
               <w:t>4</w:t>
             </w:r>
@@ -1642,14 +1602,12 @@
           <w:p>
             <w:pPr>
               <w:rPr>
-                <w:sz w:val="22"/>
-                <w:szCs w:val="22"/>
-              </w:rPr>
-            </w:pPr>
-            <w:r>
-              <w:rPr>
-                <w:sz w:val="22"/>
-                <w:szCs w:val="22"/>
+                <w:rFonts w:ascii="Cambria" w:hAnsi="Cambria"/>
+              </w:rPr>
+            </w:pPr>
+            <w:r>
+              <w:rPr>
+                <w:rFonts w:ascii="Cambria" w:hAnsi="Cambria"/>
               </w:rPr>
               <w:t>car</w:t>
             </w:r>
@@ -1663,14 +1621,12 @@
           <w:p>
             <w:pPr>
               <w:rPr>
-                <w:sz w:val="22"/>
-                <w:szCs w:val="22"/>
-              </w:rPr>
-            </w:pPr>
-            <w:r>
-              <w:rPr>
-                <w:sz w:val="22"/>
-                <w:szCs w:val="22"/>
+                <w:rFonts w:ascii="Cambria" w:hAnsi="Cambria"/>
+              </w:rPr>
+            </w:pPr>
+            <w:r>
+              <w:rPr>
+                <w:rFonts w:ascii="Cambria" w:hAnsi="Cambria"/>
               </w:rPr>
               <w:t>sedan</w:t>
             </w:r>
@@ -1678,14 +1634,12 @@
           <w:p>
             <w:pPr>
               <w:rPr>
-                <w:sz w:val="22"/>
-                <w:szCs w:val="22"/>
-              </w:rPr>
-            </w:pPr>
-            <w:r>
-              <w:rPr>
-                <w:sz w:val="22"/>
-                <w:szCs w:val="22"/>
+                <w:rFonts w:ascii="Cambria" w:hAnsi="Cambria"/>
+              </w:rPr>
+            </w:pPr>
+            <w:r>
+              <w:rPr>
+                <w:rFonts w:ascii="Cambria" w:hAnsi="Cambria"/>
               </w:rPr>
               <w:t>(2-4 seats)</w:t>
             </w:r>
@@ -1699,16 +1653,14 @@
           <w:p>
             <w:pPr>
               <w:rPr>
-                <w:noProof/>
-                <w:sz w:val="26"/>
-                <w:szCs w:val="26"/>
-              </w:rPr>
-            </w:pPr>
-            <w:r>
-              <w:rPr>
-                <w:noProof/>
-                <w:sz w:val="26"/>
-                <w:szCs w:val="26"/>
+                <w:rFonts w:ascii="Cambria" w:hAnsi="Cambria"/>
+                <w:noProof/>
+              </w:rPr>
+            </w:pPr>
+            <w:r>
+              <w:rPr>
+                <w:rFonts w:ascii="Cambria" w:hAnsi="Cambria"/>
+                <w:noProof/>
               </w:rPr>
               <w:drawing>
                 <wp:inline distT="114300" distB="114300" distL="114300" distR="114300" wp14:anchorId="2F5A9A7A" wp14:editId="41E50B78">
@@ -1750,9 +1702,8 @@
             </w:r>
             <w:r>
               <w:rPr>
-                <w:noProof/>
-                <w:sz w:val="26"/>
-                <w:szCs w:val="26"/>
+                <w:rFonts w:ascii="Cambria" w:hAnsi="Cambria"/>
+                <w:noProof/>
               </w:rPr>
               <w:drawing>
                 <wp:inline distT="114300" distB="114300" distL="114300" distR="114300" wp14:anchorId="0AF5C992" wp14:editId="1242AAC0">
@@ -1809,8 +1760,7 @@
             <w:pPr>
               <w:jc w:val="center"/>
               <w:rPr>
-                <w:sz w:val="22"/>
-                <w:szCs w:val="22"/>
+                <w:rFonts w:ascii="Cambria" w:hAnsi="Cambria"/>
               </w:rPr>
             </w:pPr>
           </w:p>
@@ -1824,8 +1774,7 @@
           <w:p>
             <w:pPr>
               <w:rPr>
-                <w:sz w:val="22"/>
-                <w:szCs w:val="22"/>
+                <w:rFonts w:ascii="Cambria" w:hAnsi="Cambria"/>
               </w:rPr>
             </w:pPr>
           </w:p>
@@ -1840,8 +1789,7 @@
             <w:pPr>
               <w:jc w:val="center"/>
               <w:rPr>
-                <w:sz w:val="22"/>
-                <w:szCs w:val="22"/>
+                <w:rFonts w:ascii="Cambria" w:hAnsi="Cambria"/>
               </w:rPr>
             </w:pPr>
           </w:p>
@@ -1856,8 +1804,7 @@
             <w:pPr>
               <w:jc w:val="center"/>
               <w:rPr>
-                <w:sz w:val="22"/>
-                <w:szCs w:val="22"/>
+                <w:rFonts w:ascii="Cambria" w:hAnsi="Cambria"/>
               </w:rPr>
             </w:pPr>
           </w:p>
@@ -1871,8 +1818,7 @@
           <w:p>
             <w:pPr>
               <w:rPr>
-                <w:sz w:val="22"/>
-                <w:szCs w:val="22"/>
+                <w:rFonts w:ascii="Cambria" w:hAnsi="Cambria"/>
               </w:rPr>
             </w:pPr>
           </w:p>
@@ -1885,14 +1831,12 @@
           <w:p>
             <w:pPr>
               <w:rPr>
-                <w:sz w:val="22"/>
-                <w:szCs w:val="22"/>
-              </w:rPr>
-            </w:pPr>
-            <w:r>
-              <w:rPr>
-                <w:sz w:val="22"/>
-                <w:szCs w:val="22"/>
+                <w:rFonts w:ascii="Cambria" w:hAnsi="Cambria"/>
+              </w:rPr>
+            </w:pPr>
+            <w:r>
+              <w:rPr>
+                <w:rFonts w:ascii="Cambria" w:hAnsi="Cambria"/>
               </w:rPr>
               <w:t>SUV</w:t>
             </w:r>
@@ -1900,14 +1844,12 @@
           <w:p>
             <w:pPr>
               <w:rPr>
-                <w:sz w:val="22"/>
-                <w:szCs w:val="22"/>
-              </w:rPr>
-            </w:pPr>
-            <w:r>
-              <w:rPr>
-                <w:sz w:val="22"/>
-                <w:szCs w:val="22"/>
+                <w:rFonts w:ascii="Cambria" w:hAnsi="Cambria"/>
+              </w:rPr>
+            </w:pPr>
+            <w:r>
+              <w:rPr>
+                <w:rFonts w:ascii="Cambria" w:hAnsi="Cambria"/>
               </w:rPr>
               <w:t>(6 seats)</w:t>
             </w:r>
@@ -1921,16 +1863,14 @@
           <w:p>
             <w:pPr>
               <w:rPr>
-                <w:noProof/>
-                <w:sz w:val="26"/>
-                <w:szCs w:val="26"/>
-              </w:rPr>
-            </w:pPr>
-            <w:r>
-              <w:rPr>
-                <w:noProof/>
-                <w:sz w:val="26"/>
-                <w:szCs w:val="26"/>
+                <w:rFonts w:ascii="Cambria" w:hAnsi="Cambria"/>
+                <w:noProof/>
+              </w:rPr>
+            </w:pPr>
+            <w:r>
+              <w:rPr>
+                <w:rFonts w:ascii="Cambria" w:hAnsi="Cambria"/>
+                <w:noProof/>
               </w:rPr>
               <w:drawing>
                 <wp:inline distT="114300" distB="114300" distL="114300" distR="114300" wp14:anchorId="229D50E2" wp14:editId="0834AC5F">
@@ -1972,9 +1912,8 @@
             </w:r>
             <w:r>
               <w:rPr>
-                <w:noProof/>
-                <w:sz w:val="26"/>
-                <w:szCs w:val="26"/>
+                <w:rFonts w:ascii="Cambria" w:hAnsi="Cambria"/>
+                <w:noProof/>
               </w:rPr>
               <w:drawing>
                 <wp:inline distT="114300" distB="114300" distL="114300" distR="114300" wp14:anchorId="67C569D0" wp14:editId="1B793E56">
@@ -2016,15 +1955,15 @@
             </w:r>
             <w:r>
               <w:rPr>
+                <w:rFonts w:ascii="Cambria" w:hAnsi="Cambria"/>
                 <w:noProof/>
               </w:rPr>
               <w:t xml:space="preserve"> </w:t>
             </w:r>
             <w:r>
               <w:rPr>
-                <w:noProof/>
-                <w:sz w:val="26"/>
-                <w:szCs w:val="26"/>
+                <w:rFonts w:ascii="Cambria" w:hAnsi="Cambria"/>
+                <w:noProof/>
               </w:rPr>
               <w:drawing>
                 <wp:inline distT="0" distB="0" distL="0" distR="0" wp14:anchorId="155920B1" wp14:editId="1747E9AA">
@@ -2079,8 +2018,7 @@
             <w:pPr>
               <w:jc w:val="center"/>
               <w:rPr>
-                <w:sz w:val="22"/>
-                <w:szCs w:val="22"/>
+                <w:rFonts w:ascii="Cambria" w:hAnsi="Cambria"/>
               </w:rPr>
             </w:pPr>
           </w:p>
@@ -2094,8 +2032,7 @@
           <w:p>
             <w:pPr>
               <w:rPr>
-                <w:sz w:val="22"/>
-                <w:szCs w:val="22"/>
+                <w:rFonts w:ascii="Cambria" w:hAnsi="Cambria"/>
               </w:rPr>
             </w:pPr>
           </w:p>
@@ -2110,8 +2047,7 @@
             <w:pPr>
               <w:jc w:val="center"/>
               <w:rPr>
-                <w:sz w:val="22"/>
-                <w:szCs w:val="22"/>
+                <w:rFonts w:ascii="Cambria" w:hAnsi="Cambria"/>
               </w:rPr>
             </w:pPr>
           </w:p>
@@ -2126,8 +2062,7 @@
             <w:pPr>
               <w:jc w:val="center"/>
               <w:rPr>
-                <w:sz w:val="22"/>
-                <w:szCs w:val="22"/>
+                <w:rFonts w:ascii="Cambria" w:hAnsi="Cambria"/>
               </w:rPr>
             </w:pPr>
           </w:p>
@@ -2141,8 +2076,7 @@
           <w:p>
             <w:pPr>
               <w:rPr>
-                <w:sz w:val="22"/>
-                <w:szCs w:val="22"/>
+                <w:rFonts w:ascii="Cambria" w:hAnsi="Cambria"/>
               </w:rPr>
             </w:pPr>
           </w:p>
@@ -2155,14 +2089,12 @@
           <w:p>
             <w:pPr>
               <w:rPr>
-                <w:sz w:val="22"/>
-                <w:szCs w:val="22"/>
-              </w:rPr>
-            </w:pPr>
-            <w:r>
-              <w:rPr>
-                <w:sz w:val="22"/>
-                <w:szCs w:val="22"/>
+                <w:rFonts w:ascii="Cambria" w:hAnsi="Cambria"/>
+              </w:rPr>
+            </w:pPr>
+            <w:r>
+              <w:rPr>
+                <w:rFonts w:ascii="Cambria" w:hAnsi="Cambria"/>
               </w:rPr>
               <w:t xml:space="preserve">van </w:t>
             </w:r>
@@ -2170,14 +2102,12 @@
           <w:p>
             <w:pPr>
               <w:rPr>
-                <w:sz w:val="22"/>
-                <w:szCs w:val="22"/>
-              </w:rPr>
-            </w:pPr>
-            <w:r>
-              <w:rPr>
-                <w:sz w:val="22"/>
-                <w:szCs w:val="22"/>
+                <w:rFonts w:ascii="Cambria" w:hAnsi="Cambria"/>
+              </w:rPr>
+            </w:pPr>
+            <w:r>
+              <w:rPr>
+                <w:rFonts w:ascii="Cambria" w:hAnsi="Cambria"/>
               </w:rPr>
               <w:t>(7-10 seats)</w:t>
             </w:r>
@@ -2191,16 +2121,14 @@
           <w:p>
             <w:pPr>
               <w:rPr>
-                <w:noProof/>
-                <w:sz w:val="26"/>
-                <w:szCs w:val="26"/>
-              </w:rPr>
-            </w:pPr>
-            <w:r>
-              <w:rPr>
-                <w:noProof/>
-                <w:sz w:val="26"/>
-                <w:szCs w:val="26"/>
+                <w:rFonts w:ascii="Cambria" w:hAnsi="Cambria"/>
+                <w:noProof/>
+              </w:rPr>
+            </w:pPr>
+            <w:r>
+              <w:rPr>
+                <w:rFonts w:ascii="Cambria" w:hAnsi="Cambria"/>
+                <w:noProof/>
               </w:rPr>
               <w:drawing>
                 <wp:inline distT="114300" distB="114300" distL="114300" distR="114300" wp14:anchorId="3CDBDD8C" wp14:editId="59CF25F0">
@@ -2242,9 +2170,8 @@
             </w:r>
             <w:r>
               <w:rPr>
-                <w:noProof/>
-                <w:sz w:val="26"/>
-                <w:szCs w:val="26"/>
+                <w:rFonts w:ascii="Cambria" w:hAnsi="Cambria"/>
+                <w:noProof/>
               </w:rPr>
               <w:drawing>
                 <wp:inline distT="114300" distB="114300" distL="114300" distR="114300" wp14:anchorId="7AEF5F78" wp14:editId="4C2E8564">
@@ -2286,9 +2213,8 @@
             </w:r>
             <w:r>
               <w:rPr>
-                <w:noProof/>
-                <w:sz w:val="26"/>
-                <w:szCs w:val="26"/>
+                <w:rFonts w:ascii="Cambria" w:hAnsi="Cambria"/>
+                <w:noProof/>
               </w:rPr>
               <w:drawing>
                 <wp:inline distT="114300" distB="114300" distL="114300" distR="114300" wp14:anchorId="2FC01E7A" wp14:editId="785DFD4B">
@@ -2345,14 +2271,12 @@
             <w:pPr>
               <w:jc w:val="center"/>
               <w:rPr>
-                <w:sz w:val="22"/>
-                <w:szCs w:val="22"/>
-              </w:rPr>
-            </w:pPr>
-            <w:r>
-              <w:rPr>
-                <w:sz w:val="22"/>
-                <w:szCs w:val="22"/>
+                <w:rFonts w:ascii="Cambria" w:hAnsi="Cambria"/>
+              </w:rPr>
+            </w:pPr>
+            <w:r>
+              <w:rPr>
+                <w:rFonts w:ascii="Cambria" w:hAnsi="Cambria"/>
               </w:rPr>
               <w:t>3</w:t>
             </w:r>
@@ -2367,14 +2291,12 @@
           <w:p>
             <w:pPr>
               <w:rPr>
-                <w:sz w:val="22"/>
-                <w:szCs w:val="22"/>
-              </w:rPr>
-            </w:pPr>
-            <w:r>
-              <w:rPr>
-                <w:sz w:val="22"/>
-                <w:szCs w:val="22"/>
+                <w:rFonts w:ascii="Cambria" w:hAnsi="Cambria"/>
+              </w:rPr>
+            </w:pPr>
+            <w:r>
+              <w:rPr>
+                <w:rFonts w:ascii="Cambria" w:hAnsi="Cambria"/>
               </w:rPr>
               <w:t>vehicle</w:t>
             </w:r>
@@ -2390,14 +2312,12 @@
             <w:pPr>
               <w:jc w:val="center"/>
               <w:rPr>
-                <w:sz w:val="22"/>
-                <w:szCs w:val="22"/>
-              </w:rPr>
-            </w:pPr>
-            <w:r>
-              <w:rPr>
-                <w:sz w:val="22"/>
-                <w:szCs w:val="22"/>
+                <w:rFonts w:ascii="Cambria" w:hAnsi="Cambria"/>
+              </w:rPr>
+            </w:pPr>
+            <w:r>
+              <w:rPr>
+                <w:rFonts w:ascii="Cambria" w:hAnsi="Cambria"/>
               </w:rPr>
               <w:t>3</w:t>
             </w:r>
@@ -2413,14 +2333,12 @@
             <w:pPr>
               <w:jc w:val="center"/>
               <w:rPr>
-                <w:sz w:val="22"/>
-                <w:szCs w:val="22"/>
-              </w:rPr>
-            </w:pPr>
-            <w:r>
-              <w:rPr>
-                <w:sz w:val="22"/>
-                <w:szCs w:val="22"/>
+                <w:rFonts w:ascii="Cambria" w:hAnsi="Cambria"/>
+              </w:rPr>
+            </w:pPr>
+            <w:r>
+              <w:rPr>
+                <w:rFonts w:ascii="Cambria" w:hAnsi="Cambria"/>
               </w:rPr>
               <w:t>5</w:t>
             </w:r>
@@ -2435,14 +2353,12 @@
           <w:p>
             <w:pPr>
               <w:rPr>
-                <w:sz w:val="22"/>
-                <w:szCs w:val="22"/>
-              </w:rPr>
-            </w:pPr>
-            <w:r>
-              <w:rPr>
-                <w:sz w:val="22"/>
-                <w:szCs w:val="22"/>
+                <w:rFonts w:ascii="Cambria" w:hAnsi="Cambria"/>
+              </w:rPr>
+            </w:pPr>
+            <w:r>
+              <w:rPr>
+                <w:rFonts w:ascii="Cambria" w:hAnsi="Cambria"/>
               </w:rPr>
               <w:t>bus</w:t>
             </w:r>
@@ -2456,14 +2372,12 @@
           <w:p>
             <w:pPr>
               <w:rPr>
-                <w:sz w:val="22"/>
-                <w:szCs w:val="22"/>
-              </w:rPr>
-            </w:pPr>
-            <w:r>
-              <w:rPr>
-                <w:sz w:val="22"/>
-                <w:szCs w:val="22"/>
+                <w:rFonts w:ascii="Cambria" w:hAnsi="Cambria"/>
+              </w:rPr>
+            </w:pPr>
+            <w:r>
+              <w:rPr>
+                <w:rFonts w:ascii="Cambria" w:hAnsi="Cambria"/>
               </w:rPr>
               <w:t>mini bus</w:t>
             </w:r>
@@ -2471,14 +2385,12 @@
           <w:p>
             <w:pPr>
               <w:rPr>
-                <w:sz w:val="22"/>
-                <w:szCs w:val="22"/>
-              </w:rPr>
-            </w:pPr>
-            <w:r>
-              <w:rPr>
-                <w:sz w:val="22"/>
-                <w:szCs w:val="22"/>
+                <w:rFonts w:ascii="Cambria" w:hAnsi="Cambria"/>
+              </w:rPr>
+            </w:pPr>
+            <w:r>
+              <w:rPr>
+                <w:rFonts w:ascii="Cambria" w:hAnsi="Cambria"/>
               </w:rPr>
               <w:t>(30 seats)</w:t>
             </w:r>
@@ -2492,16 +2404,14 @@
           <w:p>
             <w:pPr>
               <w:rPr>
-                <w:noProof/>
-                <w:sz w:val="26"/>
-                <w:szCs w:val="26"/>
-              </w:rPr>
-            </w:pPr>
-            <w:r>
-              <w:rPr>
-                <w:noProof/>
-                <w:sz w:val="26"/>
-                <w:szCs w:val="26"/>
+                <w:rFonts w:ascii="Cambria" w:hAnsi="Cambria"/>
+                <w:noProof/>
+              </w:rPr>
+            </w:pPr>
+            <w:r>
+              <w:rPr>
+                <w:rFonts w:ascii="Cambria" w:hAnsi="Cambria"/>
+                <w:noProof/>
               </w:rPr>
               <w:drawing>
                 <wp:inline distT="114300" distB="114300" distL="114300" distR="114300" wp14:anchorId="48CB1152" wp14:editId="31643FFF">
@@ -2543,8 +2453,7 @@
             </w:r>
             <w:r>
               <w:rPr>
-                <w:sz w:val="22"/>
-                <w:szCs w:val="22"/>
+                <w:rFonts w:ascii="Cambria" w:hAnsi="Cambria"/>
               </w:rPr>
               <w:t xml:space="preserve"> </w:t>
             </w:r>
@@ -2565,8 +2474,7 @@
             <w:pPr>
               <w:jc w:val="center"/>
               <w:rPr>
-                <w:sz w:val="22"/>
-                <w:szCs w:val="22"/>
+                <w:rFonts w:ascii="Cambria" w:hAnsi="Cambria"/>
               </w:rPr>
             </w:pPr>
           </w:p>
@@ -2580,8 +2488,7 @@
           <w:p>
             <w:pPr>
               <w:rPr>
-                <w:sz w:val="22"/>
-                <w:szCs w:val="22"/>
+                <w:rFonts w:ascii="Cambria" w:hAnsi="Cambria"/>
               </w:rPr>
             </w:pPr>
           </w:p>
@@ -2596,8 +2503,7 @@
             <w:pPr>
               <w:jc w:val="center"/>
               <w:rPr>
-                <w:sz w:val="22"/>
-                <w:szCs w:val="22"/>
+                <w:rFonts w:ascii="Cambria" w:hAnsi="Cambria"/>
               </w:rPr>
             </w:pPr>
           </w:p>
@@ -2612,8 +2518,7 @@
             <w:pPr>
               <w:jc w:val="center"/>
               <w:rPr>
-                <w:sz w:val="22"/>
-                <w:szCs w:val="22"/>
+                <w:rFonts w:ascii="Cambria" w:hAnsi="Cambria"/>
               </w:rPr>
             </w:pPr>
           </w:p>
@@ -2627,8 +2532,7 @@
           <w:p>
             <w:pPr>
               <w:rPr>
-                <w:sz w:val="22"/>
-                <w:szCs w:val="22"/>
+                <w:rFonts w:ascii="Cambria" w:hAnsi="Cambria"/>
               </w:rPr>
             </w:pPr>
           </w:p>
@@ -2641,14 +2545,12 @@
           <w:p>
             <w:pPr>
               <w:rPr>
-                <w:sz w:val="22"/>
-                <w:szCs w:val="22"/>
-              </w:rPr>
-            </w:pPr>
-            <w:r>
-              <w:rPr>
-                <w:sz w:val="22"/>
-                <w:szCs w:val="22"/>
+                <w:rFonts w:ascii="Cambria" w:hAnsi="Cambria"/>
+              </w:rPr>
+            </w:pPr>
+            <w:r>
+              <w:rPr>
+                <w:rFonts w:ascii="Cambria" w:hAnsi="Cambria"/>
               </w:rPr>
               <w:t>bus</w:t>
             </w:r>
@@ -2656,14 +2558,12 @@
           <w:p>
             <w:pPr>
               <w:rPr>
-                <w:sz w:val="22"/>
-                <w:szCs w:val="22"/>
-              </w:rPr>
-            </w:pPr>
-            <w:r>
-              <w:rPr>
-                <w:sz w:val="22"/>
-                <w:szCs w:val="22"/>
+                <w:rFonts w:ascii="Cambria" w:hAnsi="Cambria"/>
+              </w:rPr>
+            </w:pPr>
+            <w:r>
+              <w:rPr>
+                <w:rFonts w:ascii="Cambria" w:hAnsi="Cambria"/>
               </w:rPr>
               <w:t>(50 seats)</w:t>
             </w:r>
@@ -2677,16 +2577,14 @@
           <w:p>
             <w:pPr>
               <w:rPr>
-                <w:noProof/>
-                <w:sz w:val="26"/>
-                <w:szCs w:val="26"/>
-              </w:rPr>
-            </w:pPr>
-            <w:r>
-              <w:rPr>
-                <w:noProof/>
-                <w:sz w:val="26"/>
-                <w:szCs w:val="26"/>
+                <w:rFonts w:ascii="Cambria" w:hAnsi="Cambria"/>
+                <w:noProof/>
+              </w:rPr>
+            </w:pPr>
+            <w:r>
+              <w:rPr>
+                <w:rFonts w:ascii="Cambria" w:hAnsi="Cambria"/>
+                <w:noProof/>
               </w:rPr>
               <w:drawing>
                 <wp:inline distT="114300" distB="114300" distL="114300" distR="114300" wp14:anchorId="6DF7DEDE" wp14:editId="592DE48E">
@@ -2743,15 +2641,14 @@
             <w:pPr>
               <w:jc w:val="center"/>
               <w:rPr>
-                <w:sz w:val="22"/>
-                <w:szCs w:val="22"/>
-              </w:rPr>
-            </w:pPr>
-            <w:r>
-              <w:rPr>
-                <w:sz w:val="22"/>
-                <w:szCs w:val="22"/>
-              </w:rPr>
+                <w:rFonts w:ascii="Cambria" w:hAnsi="Cambria"/>
+              </w:rPr>
+            </w:pPr>
+            <w:r>
+              <w:rPr>
+                <w:rFonts w:ascii="Cambria" w:hAnsi="Cambria"/>
+              </w:rPr>
+              <w:lastRenderedPageBreak/>
               <w:t>3</w:t>
             </w:r>
           </w:p>
@@ -2765,14 +2662,12 @@
           <w:p>
             <w:pPr>
               <w:rPr>
-                <w:sz w:val="22"/>
-                <w:szCs w:val="22"/>
-              </w:rPr>
-            </w:pPr>
-            <w:r>
-              <w:rPr>
-                <w:sz w:val="22"/>
-                <w:szCs w:val="22"/>
+                <w:rFonts w:ascii="Cambria" w:hAnsi="Cambria"/>
+              </w:rPr>
+            </w:pPr>
+            <w:r>
+              <w:rPr>
+                <w:rFonts w:ascii="Cambria" w:hAnsi="Cambria"/>
               </w:rPr>
               <w:t>vehicle</w:t>
             </w:r>
@@ -2788,14 +2683,12 @@
             <w:pPr>
               <w:jc w:val="center"/>
               <w:rPr>
-                <w:sz w:val="22"/>
-                <w:szCs w:val="22"/>
-              </w:rPr>
-            </w:pPr>
-            <w:r>
-              <w:rPr>
-                <w:sz w:val="22"/>
-                <w:szCs w:val="22"/>
+                <w:rFonts w:ascii="Cambria" w:hAnsi="Cambria"/>
+              </w:rPr>
+            </w:pPr>
+            <w:r>
+              <w:rPr>
+                <w:rFonts w:ascii="Cambria" w:hAnsi="Cambria"/>
               </w:rPr>
               <w:t>4</w:t>
             </w:r>
@@ -2811,14 +2704,12 @@
             <w:pPr>
               <w:jc w:val="center"/>
               <w:rPr>
-                <w:sz w:val="22"/>
-                <w:szCs w:val="22"/>
-              </w:rPr>
-            </w:pPr>
-            <w:r>
-              <w:rPr>
-                <w:sz w:val="22"/>
-                <w:szCs w:val="22"/>
+                <w:rFonts w:ascii="Cambria" w:hAnsi="Cambria"/>
+              </w:rPr>
+            </w:pPr>
+            <w:r>
+              <w:rPr>
+                <w:rFonts w:ascii="Cambria" w:hAnsi="Cambria"/>
               </w:rPr>
               <w:t>6</w:t>
             </w:r>
@@ -2833,14 +2724,12 @@
           <w:p>
             <w:pPr>
               <w:rPr>
-                <w:sz w:val="22"/>
-                <w:szCs w:val="22"/>
-              </w:rPr>
-            </w:pPr>
-            <w:r>
-              <w:rPr>
-                <w:sz w:val="22"/>
-                <w:szCs w:val="22"/>
+                <w:rFonts w:ascii="Cambria" w:hAnsi="Cambria"/>
+              </w:rPr>
+            </w:pPr>
+            <w:r>
+              <w:rPr>
+                <w:rFonts w:ascii="Cambria" w:hAnsi="Cambria"/>
               </w:rPr>
               <w:t>small truck</w:t>
             </w:r>
@@ -2848,16 +2737,13 @@
           <w:p>
             <w:pPr>
               <w:rPr>
-                <w:sz w:val="22"/>
-                <w:szCs w:val="22"/>
-              </w:rPr>
-            </w:pPr>
-            <w:r>
-              <w:rPr>
-                <w:sz w:val="22"/>
-                <w:szCs w:val="22"/>
-              </w:rPr>
-              <w:lastRenderedPageBreak/>
+                <w:rFonts w:ascii="Cambria" w:hAnsi="Cambria"/>
+              </w:rPr>
+            </w:pPr>
+            <w:r>
+              <w:rPr>
+                <w:rFonts w:ascii="Cambria" w:hAnsi="Cambria"/>
+              </w:rPr>
               <w:t>(same size as an SUV or van)</w:t>
             </w:r>
           </w:p>
@@ -2870,16 +2756,13 @@
           <w:p>
             <w:pPr>
               <w:rPr>
-                <w:sz w:val="22"/>
-                <w:szCs w:val="22"/>
-              </w:rPr>
-            </w:pPr>
-            <w:r>
-              <w:rPr>
-                <w:sz w:val="22"/>
-                <w:szCs w:val="22"/>
-              </w:rPr>
-              <w:lastRenderedPageBreak/>
+                <w:rFonts w:ascii="Cambria" w:hAnsi="Cambria"/>
+              </w:rPr>
+            </w:pPr>
+            <w:r>
+              <w:rPr>
+                <w:rFonts w:ascii="Cambria" w:hAnsi="Cambria"/>
+              </w:rPr>
               <w:t>pickup</w:t>
             </w:r>
           </w:p>
@@ -2892,15 +2775,13 @@
           <w:p>
             <w:pPr>
               <w:rPr>
-                <w:sz w:val="22"/>
-                <w:szCs w:val="22"/>
-              </w:rPr>
-            </w:pPr>
-            <w:r>
-              <w:rPr>
-                <w:noProof/>
-                <w:sz w:val="26"/>
-                <w:szCs w:val="26"/>
+                <w:rFonts w:ascii="Cambria" w:hAnsi="Cambria"/>
+              </w:rPr>
+            </w:pPr>
+            <w:r>
+              <w:rPr>
+                <w:rFonts w:ascii="Cambria" w:hAnsi="Cambria"/>
+                <w:noProof/>
               </w:rPr>
               <w:drawing>
                 <wp:inline distT="114300" distB="114300" distL="114300" distR="114300" wp14:anchorId="50A609CE" wp14:editId="0CD30519">
@@ -2942,17 +2823,15 @@
             </w:r>
             <w:r>
               <w:rPr>
-                <w:noProof/>
-                <w:sz w:val="26"/>
-                <w:szCs w:val="26"/>
+                <w:rFonts w:ascii="Cambria" w:hAnsi="Cambria"/>
+                <w:noProof/>
               </w:rPr>
               <w:t xml:space="preserve"> </w:t>
             </w:r>
             <w:r>
               <w:rPr>
-                <w:noProof/>
-                <w:sz w:val="22"/>
-                <w:szCs w:val="22"/>
+                <w:rFonts w:ascii="Cambria" w:hAnsi="Cambria"/>
+                <w:noProof/>
               </w:rPr>
               <w:drawing>
                 <wp:inline distT="0" distB="0" distL="0" distR="0" wp14:anchorId="16773AB8" wp14:editId="771465E1">
@@ -3007,8 +2886,7 @@
             <w:pPr>
               <w:jc w:val="center"/>
               <w:rPr>
-                <w:sz w:val="22"/>
-                <w:szCs w:val="22"/>
+                <w:rFonts w:ascii="Cambria" w:hAnsi="Cambria"/>
               </w:rPr>
             </w:pPr>
           </w:p>
@@ -3022,8 +2900,7 @@
           <w:p>
             <w:pPr>
               <w:rPr>
-                <w:sz w:val="22"/>
-                <w:szCs w:val="22"/>
+                <w:rFonts w:ascii="Cambria" w:hAnsi="Cambria"/>
               </w:rPr>
             </w:pPr>
           </w:p>
@@ -3038,8 +2915,7 @@
             <w:pPr>
               <w:jc w:val="center"/>
               <w:rPr>
-                <w:sz w:val="22"/>
-                <w:szCs w:val="22"/>
+                <w:rFonts w:ascii="Cambria" w:hAnsi="Cambria"/>
               </w:rPr>
             </w:pPr>
           </w:p>
@@ -3054,8 +2930,7 @@
             <w:pPr>
               <w:jc w:val="center"/>
               <w:rPr>
-                <w:sz w:val="22"/>
-                <w:szCs w:val="22"/>
+                <w:rFonts w:ascii="Cambria" w:hAnsi="Cambria"/>
               </w:rPr>
             </w:pPr>
           </w:p>
@@ -3069,8 +2944,7 @@
           <w:p>
             <w:pPr>
               <w:rPr>
-                <w:sz w:val="22"/>
-                <w:szCs w:val="22"/>
+                <w:rFonts w:ascii="Cambria" w:hAnsi="Cambria"/>
               </w:rPr>
             </w:pPr>
           </w:p>
@@ -3083,14 +2957,12 @@
           <w:p>
             <w:pPr>
               <w:rPr>
-                <w:sz w:val="22"/>
-                <w:szCs w:val="22"/>
-              </w:rPr>
-            </w:pPr>
-            <w:r>
-              <w:rPr>
-                <w:sz w:val="22"/>
-                <w:szCs w:val="22"/>
+                <w:rFonts w:ascii="Cambria" w:hAnsi="Cambria"/>
+              </w:rPr>
+            </w:pPr>
+            <w:r>
+              <w:rPr>
+                <w:rFonts w:ascii="Cambria" w:hAnsi="Cambria"/>
               </w:rPr>
               <w:t>small truck</w:t>
             </w:r>
@@ -3104,16 +2976,14 @@
           <w:p>
             <w:pPr>
               <w:rPr>
-                <w:noProof/>
-                <w:sz w:val="26"/>
-                <w:szCs w:val="26"/>
-              </w:rPr>
-            </w:pPr>
-            <w:r>
-              <w:rPr>
-                <w:noProof/>
-                <w:sz w:val="26"/>
-                <w:szCs w:val="26"/>
+                <w:rFonts w:ascii="Cambria" w:hAnsi="Cambria"/>
+                <w:noProof/>
+              </w:rPr>
+            </w:pPr>
+            <w:r>
+              <w:rPr>
+                <w:rFonts w:ascii="Cambria" w:hAnsi="Cambria"/>
+                <w:noProof/>
               </w:rPr>
               <w:drawing>
                 <wp:inline distT="114300" distB="114300" distL="114300" distR="114300" wp14:anchorId="64955C0D" wp14:editId="50F94D8A">
@@ -3155,17 +3025,15 @@
             </w:r>
             <w:r>
               <w:rPr>
-                <w:noProof/>
-                <w:sz w:val="26"/>
-                <w:szCs w:val="26"/>
+                <w:rFonts w:ascii="Cambria" w:hAnsi="Cambria"/>
+                <w:noProof/>
               </w:rPr>
               <w:t xml:space="preserve"> </w:t>
             </w:r>
             <w:r>
               <w:rPr>
-                <w:noProof/>
-                <w:sz w:val="26"/>
-                <w:szCs w:val="26"/>
+                <w:rFonts w:ascii="Cambria" w:hAnsi="Cambria"/>
+                <w:noProof/>
               </w:rPr>
               <w:drawing>
                 <wp:inline distT="114300" distB="114300" distL="114300" distR="114300" wp14:anchorId="072099C7" wp14:editId="08B81753">
@@ -3222,8 +3090,7 @@
             <w:pPr>
               <w:jc w:val="center"/>
               <w:rPr>
-                <w:sz w:val="22"/>
-                <w:szCs w:val="22"/>
+                <w:rFonts w:ascii="Cambria" w:hAnsi="Cambria"/>
               </w:rPr>
             </w:pPr>
           </w:p>
@@ -3237,8 +3104,7 @@
           <w:p>
             <w:pPr>
               <w:rPr>
-                <w:sz w:val="22"/>
-                <w:szCs w:val="22"/>
+                <w:rFonts w:ascii="Cambria" w:hAnsi="Cambria"/>
               </w:rPr>
             </w:pPr>
           </w:p>
@@ -3253,8 +3119,7 @@
             <w:pPr>
               <w:jc w:val="center"/>
               <w:rPr>
-                <w:sz w:val="22"/>
-                <w:szCs w:val="22"/>
+                <w:rFonts w:ascii="Cambria" w:hAnsi="Cambria"/>
               </w:rPr>
             </w:pPr>
           </w:p>
@@ -3269,8 +3134,7 @@
             <w:pPr>
               <w:jc w:val="center"/>
               <w:rPr>
-                <w:sz w:val="22"/>
-                <w:szCs w:val="22"/>
+                <w:rFonts w:ascii="Cambria" w:hAnsi="Cambria"/>
               </w:rPr>
             </w:pPr>
           </w:p>
@@ -3284,8 +3148,7 @@
           <w:p>
             <w:pPr>
               <w:rPr>
-                <w:sz w:val="22"/>
-                <w:szCs w:val="22"/>
+                <w:rFonts w:ascii="Cambria" w:hAnsi="Cambria"/>
               </w:rPr>
             </w:pPr>
           </w:p>
@@ -3298,14 +3161,12 @@
           <w:p>
             <w:pPr>
               <w:rPr>
-                <w:sz w:val="22"/>
-                <w:szCs w:val="22"/>
-              </w:rPr>
-            </w:pPr>
-            <w:r>
-              <w:rPr>
-                <w:sz w:val="22"/>
-                <w:szCs w:val="22"/>
+                <w:rFonts w:ascii="Cambria" w:hAnsi="Cambria"/>
+              </w:rPr>
+            </w:pPr>
+            <w:r>
+              <w:rPr>
+                <w:rFonts w:ascii="Cambria" w:hAnsi="Cambria"/>
               </w:rPr>
               <w:t>small box truck</w:t>
             </w:r>
@@ -3319,16 +3180,14 @@
           <w:p>
             <w:pPr>
               <w:rPr>
-                <w:noProof/>
-                <w:sz w:val="26"/>
-                <w:szCs w:val="26"/>
-              </w:rPr>
-            </w:pPr>
-            <w:r>
-              <w:rPr>
-                <w:noProof/>
-                <w:sz w:val="26"/>
-                <w:szCs w:val="26"/>
+                <w:rFonts w:ascii="Cambria" w:hAnsi="Cambria"/>
+                <w:noProof/>
+              </w:rPr>
+            </w:pPr>
+            <w:r>
+              <w:rPr>
+                <w:rFonts w:ascii="Cambria" w:hAnsi="Cambria"/>
+                <w:noProof/>
               </w:rPr>
               <w:drawing>
                 <wp:inline distT="114300" distB="114300" distL="114300" distR="114300" wp14:anchorId="19638F31" wp14:editId="1B78FB95">
@@ -3370,9 +3229,8 @@
             </w:r>
             <w:r>
               <w:rPr>
-                <w:noProof/>
-                <w:sz w:val="26"/>
-                <w:szCs w:val="26"/>
+                <w:rFonts w:ascii="Cambria" w:hAnsi="Cambria"/>
+                <w:noProof/>
               </w:rPr>
               <w:drawing>
                 <wp:inline distT="114300" distB="114300" distL="114300" distR="114300" wp14:anchorId="0B584020" wp14:editId="53A0B98E">
@@ -3429,14 +3287,12 @@
             <w:pPr>
               <w:jc w:val="center"/>
               <w:rPr>
-                <w:sz w:val="22"/>
-                <w:szCs w:val="22"/>
-              </w:rPr>
-            </w:pPr>
-            <w:r>
-              <w:rPr>
-                <w:sz w:val="22"/>
-                <w:szCs w:val="22"/>
+                <w:rFonts w:ascii="Cambria" w:hAnsi="Cambria"/>
+              </w:rPr>
+            </w:pPr>
+            <w:r>
+              <w:rPr>
+                <w:rFonts w:ascii="Cambria" w:hAnsi="Cambria"/>
               </w:rPr>
               <w:t>3</w:t>
             </w:r>
@@ -3451,14 +3307,12 @@
           <w:p>
             <w:pPr>
               <w:rPr>
-                <w:sz w:val="22"/>
-                <w:szCs w:val="22"/>
-              </w:rPr>
-            </w:pPr>
-            <w:r>
-              <w:rPr>
-                <w:sz w:val="22"/>
-                <w:szCs w:val="22"/>
+                <w:rFonts w:ascii="Cambria" w:hAnsi="Cambria"/>
+              </w:rPr>
+            </w:pPr>
+            <w:r>
+              <w:rPr>
+                <w:rFonts w:ascii="Cambria" w:hAnsi="Cambria"/>
               </w:rPr>
               <w:t>vehicle</w:t>
             </w:r>
@@ -3474,15 +3328,13 @@
             <w:pPr>
               <w:jc w:val="center"/>
               <w:rPr>
-                <w:sz w:val="22"/>
-                <w:szCs w:val="22"/>
+                <w:rFonts w:ascii="Cambria" w:hAnsi="Cambria"/>
                 <w:lang w:val="vi-VN"/>
               </w:rPr>
             </w:pPr>
             <w:r>
               <w:rPr>
-                <w:sz w:val="22"/>
-                <w:szCs w:val="22"/>
+                <w:rFonts w:ascii="Cambria" w:hAnsi="Cambria"/>
                 <w:lang w:val="vi-VN"/>
               </w:rPr>
               <w:t>5</w:t>
@@ -3499,14 +3351,12 @@
             <w:pPr>
               <w:jc w:val="center"/>
               <w:rPr>
-                <w:sz w:val="22"/>
-                <w:szCs w:val="22"/>
-              </w:rPr>
-            </w:pPr>
-            <w:r>
-              <w:rPr>
-                <w:sz w:val="22"/>
-                <w:szCs w:val="22"/>
+                <w:rFonts w:ascii="Cambria" w:hAnsi="Cambria"/>
+              </w:rPr>
+            </w:pPr>
+            <w:r>
+              <w:rPr>
+                <w:rFonts w:ascii="Cambria" w:hAnsi="Cambria"/>
               </w:rPr>
               <w:t>7</w:t>
             </w:r>
@@ -3521,14 +3371,12 @@
           <w:p>
             <w:pPr>
               <w:rPr>
-                <w:sz w:val="22"/>
-                <w:szCs w:val="22"/>
-              </w:rPr>
-            </w:pPr>
-            <w:r>
-              <w:rPr>
-                <w:sz w:val="22"/>
-                <w:szCs w:val="22"/>
+                <w:rFonts w:ascii="Cambria" w:hAnsi="Cambria"/>
+              </w:rPr>
+            </w:pPr>
+            <w:r>
+              <w:rPr>
+                <w:rFonts w:ascii="Cambria" w:hAnsi="Cambria"/>
               </w:rPr>
               <w:t>truck</w:t>
             </w:r>
@@ -3542,14 +3390,12 @@
           <w:p>
             <w:pPr>
               <w:rPr>
-                <w:sz w:val="22"/>
-                <w:szCs w:val="22"/>
-              </w:rPr>
-            </w:pPr>
-            <w:r>
-              <w:rPr>
-                <w:sz w:val="22"/>
-                <w:szCs w:val="22"/>
+                <w:rFonts w:ascii="Cambria" w:hAnsi="Cambria"/>
+              </w:rPr>
+            </w:pPr>
+            <w:r>
+              <w:rPr>
+                <w:rFonts w:ascii="Cambria" w:hAnsi="Cambria"/>
               </w:rPr>
               <w:t>large box truck</w:t>
             </w:r>
@@ -3563,16 +3409,14 @@
           <w:p>
             <w:pPr>
               <w:rPr>
-                <w:noProof/>
-                <w:sz w:val="26"/>
-                <w:szCs w:val="26"/>
-              </w:rPr>
-            </w:pPr>
-            <w:r>
-              <w:rPr>
-                <w:noProof/>
-                <w:sz w:val="26"/>
-                <w:szCs w:val="26"/>
+                <w:rFonts w:ascii="Cambria" w:hAnsi="Cambria"/>
+                <w:noProof/>
+              </w:rPr>
+            </w:pPr>
+            <w:r>
+              <w:rPr>
+                <w:rFonts w:ascii="Cambria" w:hAnsi="Cambria"/>
+                <w:noProof/>
               </w:rPr>
               <w:drawing>
                 <wp:inline distT="114300" distB="114300" distL="114300" distR="114300" wp14:anchorId="57FB63B0" wp14:editId="622C2E61">
@@ -3614,11 +3458,9 @@
             </w:r>
             <w:r>
               <w:rPr>
-                <w:rFonts w:ascii="Arial" w:hAnsi="Arial" w:cs="Arial"/>
+                <w:rFonts w:ascii="Cambria" w:hAnsi="Cambria" w:cs="Arial"/>
                 <w:noProof/>
                 <w:color w:val="000000"/>
-                <w:sz w:val="26"/>
-                <w:szCs w:val="26"/>
                 <w:bdr w:val="none" w:sz="0" w:space="0" w:color="auto" w:frame="1"/>
               </w:rPr>
               <w:drawing>
@@ -3672,9 +3514,8 @@
             </w:r>
             <w:r>
               <w:rPr>
-                <w:noProof/>
-                <w:sz w:val="26"/>
-                <w:szCs w:val="26"/>
+                <w:rFonts w:ascii="Cambria" w:hAnsi="Cambria"/>
+                <w:noProof/>
               </w:rPr>
               <w:drawing>
                 <wp:inline distT="114300" distB="114300" distL="114300" distR="114300" wp14:anchorId="65A0A0FF" wp14:editId="5E4D465A">
@@ -3731,8 +3572,7 @@
             <w:pPr>
               <w:jc w:val="center"/>
               <w:rPr>
-                <w:sz w:val="22"/>
-                <w:szCs w:val="22"/>
+                <w:rFonts w:ascii="Cambria" w:hAnsi="Cambria"/>
               </w:rPr>
             </w:pPr>
           </w:p>
@@ -3746,8 +3586,7 @@
           <w:p>
             <w:pPr>
               <w:rPr>
-                <w:sz w:val="22"/>
-                <w:szCs w:val="22"/>
+                <w:rFonts w:ascii="Cambria" w:hAnsi="Cambria"/>
               </w:rPr>
             </w:pPr>
           </w:p>
@@ -3762,8 +3601,7 @@
             <w:pPr>
               <w:jc w:val="center"/>
               <w:rPr>
-                <w:sz w:val="22"/>
-                <w:szCs w:val="22"/>
+                <w:rFonts w:ascii="Cambria" w:hAnsi="Cambria"/>
               </w:rPr>
             </w:pPr>
           </w:p>
@@ -3778,8 +3616,7 @@
             <w:pPr>
               <w:jc w:val="center"/>
               <w:rPr>
-                <w:sz w:val="22"/>
-                <w:szCs w:val="22"/>
+                <w:rFonts w:ascii="Cambria" w:hAnsi="Cambria"/>
               </w:rPr>
             </w:pPr>
           </w:p>
@@ -3793,8 +3630,7 @@
           <w:p>
             <w:pPr>
               <w:rPr>
-                <w:sz w:val="22"/>
-                <w:szCs w:val="22"/>
+                <w:rFonts w:ascii="Cambria" w:hAnsi="Cambria"/>
               </w:rPr>
             </w:pPr>
           </w:p>
@@ -3807,14 +3643,12 @@
           <w:p>
             <w:pPr>
               <w:rPr>
-                <w:sz w:val="22"/>
-                <w:szCs w:val="22"/>
-              </w:rPr>
-            </w:pPr>
-            <w:r>
-              <w:rPr>
-                <w:sz w:val="22"/>
-                <w:szCs w:val="22"/>
+                <w:rFonts w:ascii="Cambria" w:hAnsi="Cambria"/>
+              </w:rPr>
+            </w:pPr>
+            <w:r>
+              <w:rPr>
+                <w:rFonts w:ascii="Cambria" w:hAnsi="Cambria"/>
               </w:rPr>
               <w:t>trailer truck</w:t>
             </w:r>
@@ -3828,16 +3662,14 @@
           <w:p>
             <w:pPr>
               <w:rPr>
-                <w:noProof/>
-                <w:sz w:val="26"/>
-                <w:szCs w:val="26"/>
-              </w:rPr>
-            </w:pPr>
-            <w:r>
-              <w:rPr>
-                <w:noProof/>
-                <w:sz w:val="26"/>
-                <w:szCs w:val="26"/>
+                <w:rFonts w:ascii="Cambria" w:hAnsi="Cambria"/>
+                <w:noProof/>
+              </w:rPr>
+            </w:pPr>
+            <w:r>
+              <w:rPr>
+                <w:rFonts w:ascii="Cambria" w:hAnsi="Cambria"/>
+                <w:noProof/>
               </w:rPr>
               <w:drawing>
                 <wp:inline distT="114300" distB="114300" distL="114300" distR="114300" wp14:anchorId="5590E43A" wp14:editId="329076BD">
@@ -3894,8 +3726,7 @@
             <w:pPr>
               <w:jc w:val="center"/>
               <w:rPr>
-                <w:sz w:val="22"/>
-                <w:szCs w:val="22"/>
+                <w:rFonts w:ascii="Cambria" w:hAnsi="Cambria"/>
               </w:rPr>
             </w:pPr>
           </w:p>
@@ -3909,8 +3740,7 @@
           <w:p>
             <w:pPr>
               <w:rPr>
-                <w:sz w:val="22"/>
-                <w:szCs w:val="22"/>
+                <w:rFonts w:ascii="Cambria" w:hAnsi="Cambria"/>
               </w:rPr>
             </w:pPr>
           </w:p>
@@ -3925,8 +3755,7 @@
             <w:pPr>
               <w:jc w:val="center"/>
               <w:rPr>
-                <w:sz w:val="22"/>
-                <w:szCs w:val="22"/>
+                <w:rFonts w:ascii="Cambria" w:hAnsi="Cambria"/>
               </w:rPr>
             </w:pPr>
           </w:p>
@@ -3941,8 +3770,7 @@
             <w:pPr>
               <w:jc w:val="center"/>
               <w:rPr>
-                <w:sz w:val="22"/>
-                <w:szCs w:val="22"/>
+                <w:rFonts w:ascii="Cambria" w:hAnsi="Cambria"/>
               </w:rPr>
             </w:pPr>
           </w:p>
@@ -3956,8 +3784,7 @@
           <w:p>
             <w:pPr>
               <w:rPr>
-                <w:sz w:val="22"/>
-                <w:szCs w:val="22"/>
+                <w:rFonts w:ascii="Cambria" w:hAnsi="Cambria"/>
               </w:rPr>
             </w:pPr>
           </w:p>
@@ -3970,14 +3797,12 @@
           <w:p>
             <w:pPr>
               <w:rPr>
-                <w:sz w:val="22"/>
-                <w:szCs w:val="22"/>
-              </w:rPr>
-            </w:pPr>
-            <w:r>
-              <w:rPr>
-                <w:sz w:val="22"/>
-                <w:szCs w:val="22"/>
+                <w:rFonts w:ascii="Cambria" w:hAnsi="Cambria"/>
+              </w:rPr>
+            </w:pPr>
+            <w:r>
+              <w:rPr>
+                <w:rFonts w:ascii="Cambria" w:hAnsi="Cambria"/>
               </w:rPr>
               <w:t>flatbed truck</w:t>
             </w:r>
@@ -3991,17 +3816,14 @@
           <w:p>
             <w:pPr>
               <w:rPr>
-                <w:sz w:val="22"/>
-                <w:szCs w:val="22"/>
-              </w:rPr>
-            </w:pPr>
-            <w:r>
-              <w:rPr>
-                <w:rFonts w:ascii="Arial" w:hAnsi="Arial" w:cs="Arial"/>
+                <w:rFonts w:ascii="Cambria" w:hAnsi="Cambria"/>
+              </w:rPr>
+            </w:pPr>
+            <w:r>
+              <w:rPr>
+                <w:rFonts w:ascii="Cambria" w:hAnsi="Cambria" w:cs="Arial"/>
                 <w:noProof/>
                 <w:color w:val="000000"/>
-                <w:sz w:val="26"/>
-                <w:szCs w:val="26"/>
                 <w:bdr w:val="none" w:sz="0" w:space="0" w:color="auto" w:frame="1"/>
               </w:rPr>
               <w:drawing>
@@ -4055,15 +3877,15 @@
             </w:r>
             <w:r>
               <w:rPr>
+                <w:rFonts w:ascii="Cambria" w:hAnsi="Cambria"/>
                 <w:noProof/>
               </w:rPr>
               <w:t xml:space="preserve"> </w:t>
             </w:r>
             <w:r>
               <w:rPr>
-                <w:noProof/>
-                <w:sz w:val="22"/>
-                <w:szCs w:val="22"/>
+                <w:rFonts w:ascii="Cambria" w:hAnsi="Cambria"/>
+                <w:noProof/>
               </w:rPr>
               <w:drawing>
                 <wp:inline distT="0" distB="0" distL="0" distR="0" wp14:anchorId="5BFBBEB4" wp14:editId="63CFF134">
@@ -4118,8 +3940,7 @@
             <w:pPr>
               <w:jc w:val="center"/>
               <w:rPr>
-                <w:sz w:val="22"/>
-                <w:szCs w:val="22"/>
+                <w:rFonts w:ascii="Cambria" w:hAnsi="Cambria"/>
               </w:rPr>
             </w:pPr>
           </w:p>
@@ -4133,8 +3954,7 @@
           <w:p>
             <w:pPr>
               <w:rPr>
-                <w:sz w:val="22"/>
-                <w:szCs w:val="22"/>
+                <w:rFonts w:ascii="Cambria" w:hAnsi="Cambria"/>
               </w:rPr>
             </w:pPr>
           </w:p>
@@ -4149,8 +3969,7 @@
             <w:pPr>
               <w:jc w:val="center"/>
               <w:rPr>
-                <w:sz w:val="22"/>
-                <w:szCs w:val="22"/>
+                <w:rFonts w:ascii="Cambria" w:hAnsi="Cambria"/>
               </w:rPr>
             </w:pPr>
           </w:p>
@@ -4165,8 +3984,7 @@
             <w:pPr>
               <w:jc w:val="center"/>
               <w:rPr>
-                <w:sz w:val="22"/>
-                <w:szCs w:val="22"/>
+                <w:rFonts w:ascii="Cambria" w:hAnsi="Cambria"/>
               </w:rPr>
             </w:pPr>
           </w:p>
@@ -4180,8 +3998,7 @@
           <w:p>
             <w:pPr>
               <w:rPr>
-                <w:sz w:val="22"/>
-                <w:szCs w:val="22"/>
+                <w:rFonts w:ascii="Cambria" w:hAnsi="Cambria"/>
               </w:rPr>
             </w:pPr>
           </w:p>
@@ -4194,14 +4011,12 @@
           <w:p>
             <w:pPr>
               <w:rPr>
-                <w:sz w:val="22"/>
-                <w:szCs w:val="22"/>
-              </w:rPr>
-            </w:pPr>
-            <w:r>
-              <w:rPr>
-                <w:sz w:val="22"/>
-                <w:szCs w:val="22"/>
+                <w:rFonts w:ascii="Cambria" w:hAnsi="Cambria"/>
+              </w:rPr>
+            </w:pPr>
+            <w:r>
+              <w:rPr>
+                <w:rFonts w:ascii="Cambria" w:hAnsi="Cambria"/>
               </w:rPr>
               <w:t>dump truck</w:t>
             </w:r>
@@ -4215,21 +4030,17 @@
           <w:p>
             <w:pPr>
               <w:rPr>
-                <w:rFonts w:ascii="Arial" w:hAnsi="Arial" w:cs="Arial"/>
+                <w:rFonts w:ascii="Cambria" w:hAnsi="Cambria" w:cs="Arial"/>
                 <w:noProof/>
                 <w:color w:val="000000"/>
-                <w:sz w:val="26"/>
-                <w:szCs w:val="26"/>
                 <w:bdr w:val="none" w:sz="0" w:space="0" w:color="auto" w:frame="1"/>
               </w:rPr>
             </w:pPr>
             <w:r>
               <w:rPr>
-                <w:rFonts w:ascii="Arial" w:hAnsi="Arial" w:cs="Arial"/>
+                <w:rFonts w:ascii="Cambria" w:hAnsi="Cambria" w:cs="Arial"/>
                 <w:noProof/>
                 <w:color w:val="000000"/>
-                <w:sz w:val="26"/>
-                <w:szCs w:val="26"/>
                 <w:bdr w:val="none" w:sz="0" w:space="0" w:color="auto" w:frame="1"/>
               </w:rPr>
               <w:drawing>
@@ -4298,8 +4109,7 @@
             <w:pPr>
               <w:jc w:val="center"/>
               <w:rPr>
-                <w:sz w:val="22"/>
-                <w:szCs w:val="22"/>
+                <w:rFonts w:ascii="Cambria" w:hAnsi="Cambria"/>
               </w:rPr>
             </w:pPr>
           </w:p>
@@ -4313,8 +4123,7 @@
           <w:p>
             <w:pPr>
               <w:rPr>
-                <w:sz w:val="22"/>
-                <w:szCs w:val="22"/>
+                <w:rFonts w:ascii="Cambria" w:hAnsi="Cambria"/>
               </w:rPr>
             </w:pPr>
           </w:p>
@@ -4329,8 +4138,7 @@
             <w:pPr>
               <w:jc w:val="center"/>
               <w:rPr>
-                <w:sz w:val="22"/>
-                <w:szCs w:val="22"/>
+                <w:rFonts w:ascii="Cambria" w:hAnsi="Cambria"/>
               </w:rPr>
             </w:pPr>
           </w:p>
@@ -4345,8 +4153,7 @@
             <w:pPr>
               <w:jc w:val="center"/>
               <w:rPr>
-                <w:sz w:val="22"/>
-                <w:szCs w:val="22"/>
+                <w:rFonts w:ascii="Cambria" w:hAnsi="Cambria"/>
               </w:rPr>
             </w:pPr>
           </w:p>
@@ -4360,8 +4167,7 @@
           <w:p>
             <w:pPr>
               <w:rPr>
-                <w:sz w:val="22"/>
-                <w:szCs w:val="22"/>
+                <w:rFonts w:ascii="Cambria" w:hAnsi="Cambria"/>
               </w:rPr>
             </w:pPr>
           </w:p>
@@ -4374,14 +4180,12 @@
           <w:p>
             <w:pPr>
               <w:rPr>
-                <w:sz w:val="22"/>
-                <w:szCs w:val="22"/>
-              </w:rPr>
-            </w:pPr>
-            <w:r>
-              <w:rPr>
-                <w:sz w:val="22"/>
-                <w:szCs w:val="22"/>
+                <w:rFonts w:ascii="Cambria" w:hAnsi="Cambria"/>
+              </w:rPr>
+            </w:pPr>
+            <w:r>
+              <w:rPr>
+                <w:rFonts w:ascii="Cambria" w:hAnsi="Cambria"/>
               </w:rPr>
               <w:t>tanker truck</w:t>
             </w:r>
@@ -4395,15 +4199,13 @@
           <w:p>
             <w:pPr>
               <w:rPr>
-                <w:sz w:val="22"/>
-                <w:szCs w:val="22"/>
-              </w:rPr>
-            </w:pPr>
-            <w:r>
-              <w:rPr>
-                <w:noProof/>
-                <w:sz w:val="26"/>
-                <w:szCs w:val="26"/>
+                <w:rFonts w:ascii="Cambria" w:hAnsi="Cambria"/>
+              </w:rPr>
+            </w:pPr>
+            <w:r>
+              <w:rPr>
+                <w:rFonts w:ascii="Cambria" w:hAnsi="Cambria"/>
+                <w:noProof/>
               </w:rPr>
               <w:drawing>
                 <wp:inline distT="114300" distB="114300" distL="114300" distR="114300" wp14:anchorId="19F7D2A4" wp14:editId="53589AF2">
@@ -4460,8 +4262,7 @@
             <w:pPr>
               <w:jc w:val="center"/>
               <w:rPr>
-                <w:sz w:val="22"/>
-                <w:szCs w:val="22"/>
+                <w:rFonts w:ascii="Cambria" w:hAnsi="Cambria"/>
               </w:rPr>
             </w:pPr>
           </w:p>
@@ -4475,8 +4276,7 @@
           <w:p>
             <w:pPr>
               <w:rPr>
-                <w:sz w:val="22"/>
-                <w:szCs w:val="22"/>
+                <w:rFonts w:ascii="Cambria" w:hAnsi="Cambria"/>
               </w:rPr>
             </w:pPr>
           </w:p>
@@ -4491,8 +4291,7 @@
             <w:pPr>
               <w:jc w:val="center"/>
               <w:rPr>
-                <w:sz w:val="22"/>
-                <w:szCs w:val="22"/>
+                <w:rFonts w:ascii="Cambria" w:hAnsi="Cambria"/>
               </w:rPr>
             </w:pPr>
           </w:p>
@@ -4507,8 +4306,7 @@
             <w:pPr>
               <w:jc w:val="center"/>
               <w:rPr>
-                <w:sz w:val="22"/>
-                <w:szCs w:val="22"/>
+                <w:rFonts w:ascii="Cambria" w:hAnsi="Cambria"/>
               </w:rPr>
             </w:pPr>
           </w:p>
@@ -4522,8 +4320,7 @@
           <w:p>
             <w:pPr>
               <w:rPr>
-                <w:sz w:val="22"/>
-                <w:szCs w:val="22"/>
+                <w:rFonts w:ascii="Cambria" w:hAnsi="Cambria"/>
               </w:rPr>
             </w:pPr>
           </w:p>
@@ -4536,14 +4333,12 @@
           <w:p>
             <w:pPr>
               <w:rPr>
-                <w:sz w:val="22"/>
-                <w:szCs w:val="22"/>
-              </w:rPr>
-            </w:pPr>
-            <w:r>
-              <w:rPr>
-                <w:sz w:val="22"/>
-                <w:szCs w:val="22"/>
+                <w:rFonts w:ascii="Cambria" w:hAnsi="Cambria"/>
+              </w:rPr>
+            </w:pPr>
+            <w:r>
+              <w:rPr>
+                <w:rFonts w:ascii="Cambria" w:hAnsi="Cambria"/>
               </w:rPr>
               <w:t>concrete truck</w:t>
             </w:r>
@@ -4557,15 +4352,13 @@
           <w:p>
             <w:pPr>
               <w:rPr>
-                <w:sz w:val="22"/>
-                <w:szCs w:val="22"/>
-              </w:rPr>
-            </w:pPr>
-            <w:r>
-              <w:rPr>
-                <w:noProof/>
-                <w:sz w:val="26"/>
-                <w:szCs w:val="26"/>
+                <w:rFonts w:ascii="Cambria" w:hAnsi="Cambria"/>
+              </w:rPr>
+            </w:pPr>
+            <w:r>
+              <w:rPr>
+                <w:rFonts w:ascii="Cambria" w:hAnsi="Cambria"/>
+                <w:noProof/>
               </w:rPr>
               <w:drawing>
                 <wp:inline distT="114300" distB="114300" distL="114300" distR="114300" wp14:anchorId="093D06B1" wp14:editId="05366070">
@@ -4607,15 +4400,15 @@
             </w:r>
             <w:r>
               <w:rPr>
+                <w:rFonts w:ascii="Cambria" w:hAnsi="Cambria"/>
                 <w:noProof/>
               </w:rPr>
               <w:t xml:space="preserve"> </w:t>
             </w:r>
             <w:r>
               <w:rPr>
-                <w:noProof/>
-                <w:sz w:val="22"/>
-                <w:szCs w:val="22"/>
+                <w:rFonts w:ascii="Cambria" w:hAnsi="Cambria"/>
+                <w:noProof/>
               </w:rPr>
               <w:drawing>
                 <wp:inline distT="0" distB="0" distL="0" distR="0" wp14:anchorId="121E5BA4" wp14:editId="31AE69D6">
@@ -4670,8 +4463,7 @@
             <w:pPr>
               <w:jc w:val="center"/>
               <w:rPr>
-                <w:sz w:val="22"/>
-                <w:szCs w:val="22"/>
+                <w:rFonts w:ascii="Cambria" w:hAnsi="Cambria"/>
               </w:rPr>
             </w:pPr>
           </w:p>
@@ -4685,8 +4477,7 @@
           <w:p>
             <w:pPr>
               <w:rPr>
-                <w:sz w:val="22"/>
-                <w:szCs w:val="22"/>
+                <w:rFonts w:ascii="Cambria" w:hAnsi="Cambria"/>
               </w:rPr>
             </w:pPr>
           </w:p>
@@ -4701,8 +4492,7 @@
             <w:pPr>
               <w:jc w:val="center"/>
               <w:rPr>
-                <w:sz w:val="22"/>
-                <w:szCs w:val="22"/>
+                <w:rFonts w:ascii="Cambria" w:hAnsi="Cambria"/>
               </w:rPr>
             </w:pPr>
           </w:p>
@@ -4717,8 +4507,7 @@
             <w:pPr>
               <w:jc w:val="center"/>
               <w:rPr>
-                <w:sz w:val="22"/>
-                <w:szCs w:val="22"/>
+                <w:rFonts w:ascii="Cambria" w:hAnsi="Cambria"/>
               </w:rPr>
             </w:pPr>
           </w:p>
@@ -4732,8 +4521,7 @@
           <w:p>
             <w:pPr>
               <w:rPr>
-                <w:sz w:val="22"/>
-                <w:szCs w:val="22"/>
+                <w:rFonts w:ascii="Cambria" w:hAnsi="Cambria"/>
               </w:rPr>
             </w:pPr>
           </w:p>
@@ -4746,14 +4534,12 @@
           <w:p>
             <w:pPr>
               <w:rPr>
-                <w:sz w:val="22"/>
-                <w:szCs w:val="22"/>
-              </w:rPr>
-            </w:pPr>
-            <w:r>
-              <w:rPr>
-                <w:sz w:val="22"/>
-                <w:szCs w:val="22"/>
+                <w:rFonts w:ascii="Cambria" w:hAnsi="Cambria"/>
+              </w:rPr>
+            </w:pPr>
+            <w:r>
+              <w:rPr>
+                <w:rFonts w:ascii="Cambria" w:hAnsi="Cambria"/>
               </w:rPr>
               <w:t>garbage truck</w:t>
             </w:r>
@@ -4767,16 +4553,14 @@
           <w:p>
             <w:pPr>
               <w:rPr>
-                <w:noProof/>
-                <w:sz w:val="26"/>
-                <w:szCs w:val="26"/>
-              </w:rPr>
-            </w:pPr>
-            <w:r>
-              <w:rPr>
-                <w:noProof/>
-                <w:sz w:val="26"/>
-                <w:szCs w:val="26"/>
+                <w:rFonts w:ascii="Cambria" w:hAnsi="Cambria"/>
+                <w:noProof/>
+              </w:rPr>
+            </w:pPr>
+            <w:r>
+              <w:rPr>
+                <w:rFonts w:ascii="Cambria" w:hAnsi="Cambria"/>
+                <w:noProof/>
               </w:rPr>
               <w:drawing>
                 <wp:inline distT="0" distB="0" distL="0" distR="0" wp14:anchorId="0B1F069F" wp14:editId="404DA700">
@@ -4816,15 +4600,15 @@
             </w:r>
             <w:r>
               <w:rPr>
+                <w:rFonts w:ascii="Cambria" w:hAnsi="Cambria"/>
                 <w:noProof/>
               </w:rPr>
               <w:t xml:space="preserve"> </w:t>
             </w:r>
             <w:r>
               <w:rPr>
-                <w:noProof/>
-                <w:sz w:val="26"/>
-                <w:szCs w:val="26"/>
+                <w:rFonts w:ascii="Cambria" w:hAnsi="Cambria"/>
+                <w:noProof/>
               </w:rPr>
               <w:drawing>
                 <wp:inline distT="0" distB="0" distL="0" distR="0" wp14:anchorId="7E0C8F67" wp14:editId="42E64B8B">
@@ -4864,10 +4648,11 @@
             </w:r>
             <w:r>
               <w:rPr>
+                <w:rFonts w:ascii="Cambria" w:hAnsi="Cambria"/>
                 <w:noProof/>
               </w:rPr>
               <w:drawing>
-                <wp:inline distT="0" distB="0" distL="0" distR="0" wp14:anchorId="17ECE758" wp14:editId="026C1052">
+                <wp:inline distT="0" distB="0" distL="0" distR="0" wp14:anchorId="17ECE758" wp14:editId="07BF7E2F">
                   <wp:extent cx="679622" cy="604439"/>
                   <wp:effectExtent l="0" t="0" r="6350" b="5715"/>
                   <wp:docPr id="1233328762" name="Picture 2" descr="No description available."/>
@@ -4932,8 +4717,7 @@
             <w:pPr>
               <w:jc w:val="center"/>
               <w:rPr>
-                <w:sz w:val="22"/>
-                <w:szCs w:val="22"/>
+                <w:rFonts w:ascii="Cambria" w:hAnsi="Cambria"/>
               </w:rPr>
             </w:pPr>
           </w:p>
@@ -4947,8 +4731,7 @@
           <w:p>
             <w:pPr>
               <w:rPr>
-                <w:sz w:val="22"/>
-                <w:szCs w:val="22"/>
+                <w:rFonts w:ascii="Cambria" w:hAnsi="Cambria"/>
               </w:rPr>
             </w:pPr>
           </w:p>
@@ -4963,8 +4746,7 @@
             <w:pPr>
               <w:jc w:val="center"/>
               <w:rPr>
-                <w:sz w:val="22"/>
-                <w:szCs w:val="22"/>
+                <w:rFonts w:ascii="Cambria" w:hAnsi="Cambria"/>
               </w:rPr>
             </w:pPr>
           </w:p>
@@ -4979,8 +4761,7 @@
             <w:pPr>
               <w:jc w:val="center"/>
               <w:rPr>
-                <w:sz w:val="22"/>
-                <w:szCs w:val="22"/>
+                <w:rFonts w:ascii="Cambria" w:hAnsi="Cambria"/>
               </w:rPr>
             </w:pPr>
           </w:p>
@@ -4994,8 +4775,7 @@
           <w:p>
             <w:pPr>
               <w:rPr>
-                <w:sz w:val="22"/>
-                <w:szCs w:val="22"/>
+                <w:rFonts w:ascii="Cambria" w:hAnsi="Cambria"/>
               </w:rPr>
             </w:pPr>
           </w:p>
@@ -5008,14 +4788,12 @@
           <w:p>
             <w:pPr>
               <w:rPr>
-                <w:sz w:val="22"/>
-                <w:szCs w:val="22"/>
-              </w:rPr>
-            </w:pPr>
-            <w:r>
-              <w:rPr>
-                <w:sz w:val="22"/>
-                <w:szCs w:val="22"/>
+                <w:rFonts w:ascii="Cambria" w:hAnsi="Cambria"/>
+              </w:rPr>
+            </w:pPr>
+            <w:r>
+              <w:rPr>
+                <w:rFonts w:ascii="Cambria" w:hAnsi="Cambria"/>
               </w:rPr>
               <w:t>crane truck</w:t>
             </w:r>
@@ -5029,15 +4807,13 @@
           <w:p>
             <w:pPr>
               <w:rPr>
-                <w:sz w:val="22"/>
-                <w:szCs w:val="22"/>
-              </w:rPr>
-            </w:pPr>
-            <w:r>
-              <w:rPr>
-                <w:noProof/>
-                <w:sz w:val="26"/>
-                <w:szCs w:val="26"/>
+                <w:rFonts w:ascii="Cambria" w:hAnsi="Cambria"/>
+              </w:rPr>
+            </w:pPr>
+            <w:r>
+              <w:rPr>
+                <w:rFonts w:ascii="Cambria" w:hAnsi="Cambria"/>
+                <w:noProof/>
               </w:rPr>
               <w:drawing>
                 <wp:inline distT="114300" distB="114300" distL="114300" distR="114300" wp14:anchorId="553C4C25" wp14:editId="0541FE23">
@@ -5079,6 +4855,7 @@
             </w:r>
             <w:r>
               <w:rPr>
+                <w:rFonts w:ascii="Cambria" w:hAnsi="Cambria"/>
                 <w:noProof/>
               </w:rPr>
               <w:t xml:space="preserve"> </w:t>
@@ -5100,8 +4877,7 @@
             <w:pPr>
               <w:jc w:val="center"/>
               <w:rPr>
-                <w:sz w:val="22"/>
-                <w:szCs w:val="22"/>
+                <w:rFonts w:ascii="Cambria" w:hAnsi="Cambria"/>
               </w:rPr>
             </w:pPr>
           </w:p>
@@ -5115,8 +4891,7 @@
           <w:p>
             <w:pPr>
               <w:rPr>
-                <w:sz w:val="22"/>
-                <w:szCs w:val="22"/>
+                <w:rFonts w:ascii="Cambria" w:hAnsi="Cambria"/>
               </w:rPr>
             </w:pPr>
           </w:p>
@@ -5131,8 +4906,7 @@
             <w:pPr>
               <w:jc w:val="center"/>
               <w:rPr>
-                <w:sz w:val="22"/>
-                <w:szCs w:val="22"/>
+                <w:rFonts w:ascii="Cambria" w:hAnsi="Cambria"/>
               </w:rPr>
             </w:pPr>
           </w:p>
@@ -5147,8 +4921,7 @@
             <w:pPr>
               <w:jc w:val="center"/>
               <w:rPr>
-                <w:sz w:val="22"/>
-                <w:szCs w:val="22"/>
+                <w:rFonts w:ascii="Cambria" w:hAnsi="Cambria"/>
               </w:rPr>
             </w:pPr>
           </w:p>
@@ -5162,8 +4935,7 @@
           <w:p>
             <w:pPr>
               <w:rPr>
-                <w:sz w:val="22"/>
-                <w:szCs w:val="22"/>
+                <w:rFonts w:ascii="Cambria" w:hAnsi="Cambria"/>
               </w:rPr>
             </w:pPr>
           </w:p>
@@ -5176,14 +4948,12 @@
           <w:p>
             <w:pPr>
               <w:rPr>
-                <w:sz w:val="22"/>
-                <w:szCs w:val="22"/>
-              </w:rPr>
-            </w:pPr>
-            <w:r>
-              <w:rPr>
-                <w:sz w:val="22"/>
-                <w:szCs w:val="22"/>
+                <w:rFonts w:ascii="Cambria" w:hAnsi="Cambria"/>
+              </w:rPr>
+            </w:pPr>
+            <w:r>
+              <w:rPr>
+                <w:rFonts w:ascii="Cambria" w:hAnsi="Cambria"/>
               </w:rPr>
               <w:t>tow truck</w:t>
             </w:r>
@@ -5197,17 +4967,14 @@
           <w:p>
             <w:pPr>
               <w:rPr>
-                <w:sz w:val="22"/>
-                <w:szCs w:val="22"/>
-              </w:rPr>
-            </w:pPr>
-            <w:r>
-              <w:rPr>
-                <w:rFonts w:ascii="Arial" w:hAnsi="Arial" w:cs="Arial"/>
+                <w:rFonts w:ascii="Cambria" w:hAnsi="Cambria"/>
+              </w:rPr>
+            </w:pPr>
+            <w:r>
+              <w:rPr>
+                <w:rFonts w:ascii="Cambria" w:hAnsi="Cambria" w:cs="Arial"/>
                 <w:noProof/>
                 <w:color w:val="000000"/>
-                <w:sz w:val="26"/>
-                <w:szCs w:val="26"/>
                 <w:bdr w:val="none" w:sz="0" w:space="0" w:color="auto" w:frame="1"/>
               </w:rPr>
               <w:drawing>
@@ -5261,11 +5028,9 @@
             </w:r>
             <w:r>
               <w:rPr>
-                <w:rFonts w:ascii="Arial" w:hAnsi="Arial" w:cs="Arial"/>
+                <w:rFonts w:ascii="Cambria" w:hAnsi="Cambria" w:cs="Arial"/>
                 <w:noProof/>
                 <w:color w:val="000000"/>
-                <w:sz w:val="26"/>
-                <w:szCs w:val="26"/>
                 <w:bdr w:val="none" w:sz="0" w:space="0" w:color="auto" w:frame="1"/>
               </w:rPr>
               <w:drawing>
@@ -5319,15 +5084,15 @@
             </w:r>
             <w:r>
               <w:rPr>
+                <w:rFonts w:ascii="Cambria" w:hAnsi="Cambria"/>
                 <w:noProof/>
               </w:rPr>
               <w:t xml:space="preserve"> </w:t>
             </w:r>
             <w:r>
               <w:rPr>
-                <w:noProof/>
-                <w:sz w:val="22"/>
-                <w:szCs w:val="22"/>
+                <w:rFonts w:ascii="Cambria" w:hAnsi="Cambria"/>
+                <w:noProof/>
               </w:rPr>
               <w:drawing>
                 <wp:inline distT="0" distB="0" distL="0" distR="0" wp14:anchorId="7A96CA54" wp14:editId="05DCF5BA">
@@ -5382,8 +5147,7 @@
             <w:pPr>
               <w:jc w:val="center"/>
               <w:rPr>
-                <w:sz w:val="22"/>
-                <w:szCs w:val="22"/>
+                <w:rFonts w:ascii="Cambria" w:hAnsi="Cambria"/>
               </w:rPr>
             </w:pPr>
           </w:p>
@@ -5397,8 +5161,7 @@
           <w:p>
             <w:pPr>
               <w:rPr>
-                <w:sz w:val="22"/>
-                <w:szCs w:val="22"/>
+                <w:rFonts w:ascii="Cambria" w:hAnsi="Cambria"/>
               </w:rPr>
             </w:pPr>
           </w:p>
@@ -5413,8 +5176,7 @@
             <w:pPr>
               <w:jc w:val="center"/>
               <w:rPr>
-                <w:sz w:val="22"/>
-                <w:szCs w:val="22"/>
+                <w:rFonts w:ascii="Cambria" w:hAnsi="Cambria"/>
               </w:rPr>
             </w:pPr>
           </w:p>
@@ -5429,8 +5191,7 @@
             <w:pPr>
               <w:jc w:val="center"/>
               <w:rPr>
-                <w:sz w:val="22"/>
-                <w:szCs w:val="22"/>
+                <w:rFonts w:ascii="Cambria" w:hAnsi="Cambria"/>
               </w:rPr>
             </w:pPr>
           </w:p>
@@ -5444,8 +5205,7 @@
           <w:p>
             <w:pPr>
               <w:rPr>
-                <w:sz w:val="22"/>
-                <w:szCs w:val="22"/>
+                <w:rFonts w:ascii="Cambria" w:hAnsi="Cambria"/>
               </w:rPr>
             </w:pPr>
           </w:p>
@@ -5458,14 +5218,12 @@
           <w:p>
             <w:pPr>
               <w:rPr>
-                <w:sz w:val="22"/>
-                <w:szCs w:val="22"/>
-              </w:rPr>
-            </w:pPr>
-            <w:r>
-              <w:rPr>
-                <w:sz w:val="22"/>
-                <w:szCs w:val="22"/>
+                <w:rFonts w:ascii="Cambria" w:hAnsi="Cambria"/>
+              </w:rPr>
+            </w:pPr>
+            <w:r>
+              <w:rPr>
+                <w:rFonts w:ascii="Cambria" w:hAnsi="Cambria"/>
               </w:rPr>
               <w:t>fire truck</w:t>
             </w:r>
@@ -5479,7 +5237,7 @@
           <w:p>
             <w:pPr>
               <w:rPr>
-                <w:rFonts w:ascii="Arial" w:hAnsi="Arial" w:cs="Arial"/>
+                <w:rFonts w:ascii="Cambria" w:hAnsi="Cambria" w:cs="Arial"/>
                 <w:noProof/>
                 <w:color w:val="000000"/>
                 <w:bdr w:val="none" w:sz="0" w:space="0" w:color="auto" w:frame="1"/>
@@ -5487,7 +5245,7 @@
             </w:pPr>
             <w:r>
               <w:rPr>
-                <w:rFonts w:ascii="Arial" w:hAnsi="Arial" w:cs="Arial"/>
+                <w:rFonts w:ascii="Cambria" w:hAnsi="Cambria" w:cs="Arial"/>
                 <w:noProof/>
                 <w:color w:val="000000"/>
                 <w:bdr w:val="none" w:sz="0" w:space="0" w:color="auto" w:frame="1"/>
@@ -5545,8 +5303,7 @@
             <w:pPr>
               <w:jc w:val="center"/>
               <w:rPr>
-                <w:sz w:val="22"/>
-                <w:szCs w:val="22"/>
+                <w:rFonts w:ascii="Cambria" w:hAnsi="Cambria"/>
               </w:rPr>
             </w:pPr>
           </w:p>
@@ -5560,8 +5317,7 @@
           <w:p>
             <w:pPr>
               <w:rPr>
-                <w:sz w:val="22"/>
-                <w:szCs w:val="22"/>
+                <w:rFonts w:ascii="Cambria" w:hAnsi="Cambria"/>
               </w:rPr>
             </w:pPr>
           </w:p>
@@ -5576,8 +5332,7 @@
             <w:pPr>
               <w:jc w:val="center"/>
               <w:rPr>
-                <w:sz w:val="22"/>
-                <w:szCs w:val="22"/>
+                <w:rFonts w:ascii="Cambria" w:hAnsi="Cambria"/>
               </w:rPr>
             </w:pPr>
           </w:p>
@@ -5592,8 +5347,7 @@
             <w:pPr>
               <w:jc w:val="center"/>
               <w:rPr>
-                <w:sz w:val="22"/>
-                <w:szCs w:val="22"/>
+                <w:rFonts w:ascii="Cambria" w:hAnsi="Cambria"/>
               </w:rPr>
             </w:pPr>
           </w:p>
@@ -5607,8 +5361,7 @@
           <w:p>
             <w:pPr>
               <w:rPr>
-                <w:sz w:val="22"/>
-                <w:szCs w:val="22"/>
+                <w:rFonts w:ascii="Cambria" w:hAnsi="Cambria"/>
               </w:rPr>
             </w:pPr>
           </w:p>
@@ -5621,14 +5374,12 @@
           <w:p>
             <w:pPr>
               <w:rPr>
-                <w:sz w:val="22"/>
-                <w:szCs w:val="22"/>
-              </w:rPr>
-            </w:pPr>
-            <w:r>
-              <w:rPr>
-                <w:sz w:val="22"/>
-                <w:szCs w:val="22"/>
+                <w:rFonts w:ascii="Cambria" w:hAnsi="Cambria"/>
+              </w:rPr>
+            </w:pPr>
+            <w:r>
+              <w:rPr>
+                <w:rFonts w:ascii="Cambria" w:hAnsi="Cambria"/>
               </w:rPr>
               <w:t>car transporter</w:t>
             </w:r>
@@ -5642,7 +5393,7 @@
           <w:p>
             <w:pPr>
               <w:rPr>
-                <w:rFonts w:ascii="Arial" w:hAnsi="Arial" w:cs="Arial"/>
+                <w:rFonts w:ascii="Cambria" w:hAnsi="Cambria" w:cs="Arial"/>
                 <w:noProof/>
                 <w:color w:val="000000"/>
                 <w:bdr w:val="none" w:sz="0" w:space="0" w:color="auto" w:frame="1"/>
@@ -5650,14 +5401,13 @@
             </w:pPr>
             <w:r>
               <w:rPr>
-                <w:sz w:val="22"/>
-                <w:szCs w:val="22"/>
+                <w:rFonts w:ascii="Cambria" w:hAnsi="Cambria"/>
               </w:rPr>
               <w:t xml:space="preserve"> </w:t>
             </w:r>
             <w:r>
               <w:rPr>
-                <w:rFonts w:ascii="Arial" w:hAnsi="Arial" w:cs="Arial"/>
+                <w:rFonts w:ascii="Cambria" w:hAnsi="Cambria" w:cs="Arial"/>
                 <w:noProof/>
                 <w:color w:val="000000"/>
                 <w:bdr w:val="none" w:sz="0" w:space="0" w:color="auto" w:frame="1"/>
@@ -5713,9 +5463,8 @@
             </w:r>
             <w:r>
               <w:rPr>
-                <w:noProof/>
-                <w:sz w:val="26"/>
-                <w:szCs w:val="26"/>
+                <w:rFonts w:ascii="Cambria" w:hAnsi="Cambria"/>
+                <w:noProof/>
               </w:rPr>
               <w:drawing>
                 <wp:inline distT="114300" distB="114300" distL="114300" distR="114300" wp14:anchorId="0D4BD177" wp14:editId="30AF8764">
@@ -5757,15 +5506,15 @@
             </w:r>
             <w:r>
               <w:rPr>
+                <w:rFonts w:ascii="Cambria" w:hAnsi="Cambria"/>
                 <w:noProof/>
               </w:rPr>
               <w:t xml:space="preserve"> </w:t>
             </w:r>
             <w:r>
               <w:rPr>
-                <w:noProof/>
-                <w:sz w:val="22"/>
-                <w:szCs w:val="22"/>
+                <w:rFonts w:ascii="Cambria" w:hAnsi="Cambria"/>
+                <w:noProof/>
               </w:rPr>
               <w:drawing>
                 <wp:inline distT="0" distB="0" distL="0" distR="0" wp14:anchorId="58E9D3E7" wp14:editId="1D733730">
@@ -5810,7 +5559,7 @@
     <w:p>
       <w:pPr>
         <w:rPr>
-          <w:rFonts w:asciiTheme="majorHAnsi" w:eastAsiaTheme="majorEastAsia" w:hAnsiTheme="majorHAnsi" w:cstheme="majorBidi"/>
+          <w:rFonts w:ascii="Cambria" w:eastAsiaTheme="majorEastAsia" w:hAnsi="Cambria" w:cstheme="majorBidi"/>
           <w:color w:val="0F4761" w:themeColor="accent1" w:themeShade="BF"/>
           <w:sz w:val="42"/>
           <w:szCs w:val="42"/>
@@ -5819,15 +5568,21 @@
     </w:p>
     <w:p>
       <w:pPr>
-        <w:pStyle w:val="Heading1"/>
+        <w:pStyle w:val="u1"/>
+        <w:rPr>
+          <w:rFonts w:ascii="Cambria" w:hAnsi="Cambria"/>
+        </w:rPr>
       </w:pPr>
       <w:r>
+        <w:rPr>
+          <w:rFonts w:ascii="Cambria" w:hAnsi="Cambria"/>
+        </w:rPr>
         <w:t>Labelling Policy</w:t>
       </w:r>
     </w:p>
     <w:tbl>
       <w:tblPr>
-        <w:tblStyle w:val="TableGrid"/>
+        <w:tblStyle w:val="LiBang"/>
         <w:tblW w:w="0" w:type="auto"/>
         <w:tblLook w:val="04A0" w:firstRow="1" w:lastRow="0" w:firstColumn="1" w:lastColumn="0" w:noHBand="0" w:noVBand="1"/>
       </w:tblPr>
@@ -5846,6 +5601,7 @@
             <w:pPr>
               <w:jc w:val="both"/>
               <w:rPr>
+                <w:rFonts w:ascii="Cambria" w:hAnsi="Cambria"/>
                 <w:b/>
                 <w:bCs/>
                 <w:sz w:val="22"/>
@@ -5854,6 +5610,7 @@
             </w:pPr>
             <w:r>
               <w:rPr>
+                <w:rFonts w:ascii="Cambria" w:hAnsi="Cambria"/>
                 <w:b/>
                 <w:bCs/>
                 <w:sz w:val="22"/>
@@ -5872,6 +5629,7 @@
             <w:pPr>
               <w:jc w:val="both"/>
               <w:rPr>
+                <w:rFonts w:ascii="Cambria" w:hAnsi="Cambria"/>
                 <w:b/>
                 <w:bCs/>
                 <w:sz w:val="22"/>
@@ -5880,6 +5638,7 @@
             </w:pPr>
             <w:r>
               <w:rPr>
+                <w:rFonts w:ascii="Cambria" w:hAnsi="Cambria"/>
                 <w:b/>
                 <w:bCs/>
                 <w:sz w:val="22"/>
@@ -5898,6 +5657,7 @@
             <w:pPr>
               <w:jc w:val="both"/>
               <w:rPr>
+                <w:rFonts w:ascii="Cambria" w:hAnsi="Cambria"/>
                 <w:b/>
                 <w:bCs/>
                 <w:sz w:val="22"/>
@@ -5906,6 +5666,7 @@
             </w:pPr>
             <w:r>
               <w:rPr>
+                <w:rFonts w:ascii="Cambria" w:hAnsi="Cambria"/>
                 <w:b/>
                 <w:bCs/>
                 <w:sz w:val="22"/>
@@ -5926,12 +5687,14 @@
             <w:pPr>
               <w:jc w:val="both"/>
               <w:rPr>
+                <w:rFonts w:ascii="Cambria" w:hAnsi="Cambria"/>
                 <w:sz w:val="22"/>
                 <w:szCs w:val="22"/>
               </w:rPr>
             </w:pPr>
             <w:r>
               <w:rPr>
+                <w:rFonts w:ascii="Cambria" w:hAnsi="Cambria"/>
                 <w:sz w:val="22"/>
                 <w:szCs w:val="22"/>
               </w:rPr>
@@ -5948,12 +5711,14 @@
             <w:pPr>
               <w:jc w:val="both"/>
               <w:rPr>
+                <w:rFonts w:ascii="Cambria" w:hAnsi="Cambria"/>
                 <w:sz w:val="22"/>
                 <w:szCs w:val="22"/>
               </w:rPr>
             </w:pPr>
             <w:r>
               <w:rPr>
+                <w:rFonts w:ascii="Cambria" w:hAnsi="Cambria"/>
                 <w:b/>
                 <w:bCs/>
                 <w:sz w:val="22"/>
@@ -5963,6 +5728,7 @@
             </w:r>
             <w:r>
               <w:rPr>
+                <w:rFonts w:ascii="Cambria" w:hAnsi="Cambria"/>
                 <w:sz w:val="22"/>
                 <w:szCs w:val="22"/>
               </w:rPr>
@@ -5979,12 +5745,14 @@
             <w:pPr>
               <w:jc w:val="both"/>
               <w:rPr>
+                <w:rFonts w:ascii="Cambria" w:hAnsi="Cambria"/>
                 <w:sz w:val="22"/>
                 <w:szCs w:val="22"/>
               </w:rPr>
             </w:pPr>
             <w:r>
               <w:rPr>
+                <w:rFonts w:ascii="Cambria" w:hAnsi="Cambria"/>
                 <w:noProof/>
                 <w:sz w:val="26"/>
                 <w:szCs w:val="26"/>
@@ -6029,6 +5797,7 @@
             </w:r>
             <w:r>
               <w:rPr>
+                <w:rFonts w:ascii="Cambria" w:hAnsi="Cambria"/>
                 <w:sz w:val="22"/>
                 <w:szCs w:val="22"/>
               </w:rPr>
@@ -6036,6 +5805,7 @@
             </w:r>
             <w:r>
               <w:rPr>
+                <w:rFonts w:ascii="Cambria" w:hAnsi="Cambria"/>
                 <w:noProof/>
                 <w:sz w:val="26"/>
                 <w:szCs w:val="26"/>
@@ -6094,12 +5864,14 @@
             <w:pPr>
               <w:jc w:val="both"/>
               <w:rPr>
+                <w:rFonts w:ascii="Cambria" w:hAnsi="Cambria"/>
                 <w:sz w:val="22"/>
                 <w:szCs w:val="22"/>
               </w:rPr>
             </w:pPr>
             <w:r>
               <w:rPr>
+                <w:rFonts w:ascii="Cambria" w:hAnsi="Cambria"/>
                 <w:sz w:val="22"/>
                 <w:szCs w:val="22"/>
               </w:rPr>
@@ -6116,12 +5888,14 @@
             <w:pPr>
               <w:jc w:val="both"/>
               <w:rPr>
+                <w:rFonts w:ascii="Cambria" w:hAnsi="Cambria"/>
                 <w:sz w:val="22"/>
                 <w:szCs w:val="22"/>
               </w:rPr>
             </w:pPr>
             <w:r>
               <w:rPr>
+                <w:rFonts w:ascii="Cambria" w:hAnsi="Cambria"/>
                 <w:b/>
                 <w:bCs/>
                 <w:sz w:val="22"/>
@@ -6131,6 +5905,7 @@
             </w:r>
             <w:r>
               <w:rPr>
+                <w:rFonts w:ascii="Cambria" w:hAnsi="Cambria"/>
                 <w:sz w:val="22"/>
                 <w:szCs w:val="22"/>
               </w:rPr>
@@ -6147,12 +5922,14 @@
             <w:pPr>
               <w:jc w:val="both"/>
               <w:rPr>
+                <w:rFonts w:ascii="Cambria" w:hAnsi="Cambria"/>
                 <w:sz w:val="22"/>
                 <w:szCs w:val="22"/>
               </w:rPr>
             </w:pPr>
             <w:r>
               <w:rPr>
+                <w:rFonts w:ascii="Cambria" w:hAnsi="Cambria"/>
                 <w:noProof/>
                 <w:sz w:val="26"/>
                 <w:szCs w:val="26"/>
@@ -6208,12 +5985,14 @@
             <w:pPr>
               <w:jc w:val="both"/>
               <w:rPr>
+                <w:rFonts w:ascii="Cambria" w:hAnsi="Cambria"/>
                 <w:sz w:val="22"/>
                 <w:szCs w:val="22"/>
               </w:rPr>
             </w:pPr>
             <w:r>
               <w:rPr>
+                <w:rFonts w:ascii="Cambria" w:hAnsi="Cambria"/>
                 <w:sz w:val="22"/>
                 <w:szCs w:val="22"/>
               </w:rPr>
@@ -6230,12 +6009,14 @@
             <w:pPr>
               <w:jc w:val="both"/>
               <w:rPr>
+                <w:rFonts w:ascii="Cambria" w:hAnsi="Cambria"/>
                 <w:sz w:val="22"/>
                 <w:szCs w:val="22"/>
               </w:rPr>
             </w:pPr>
             <w:r>
               <w:rPr>
+                <w:rFonts w:ascii="Cambria" w:hAnsi="Cambria"/>
                 <w:sz w:val="22"/>
                 <w:szCs w:val="22"/>
               </w:rPr>
@@ -6243,6 +6024,7 @@
             </w:r>
             <w:r>
               <w:rPr>
+                <w:rFonts w:ascii="Cambria" w:hAnsi="Cambria"/>
                 <w:b/>
                 <w:bCs/>
                 <w:sz w:val="22"/>
@@ -6252,6 +6034,7 @@
             </w:r>
             <w:r>
               <w:rPr>
+                <w:rFonts w:ascii="Cambria" w:hAnsi="Cambria"/>
                 <w:sz w:val="22"/>
                 <w:szCs w:val="22"/>
               </w:rPr>
@@ -6268,12 +6051,14 @@
             <w:pPr>
               <w:jc w:val="both"/>
               <w:rPr>
+                <w:rFonts w:ascii="Cambria" w:hAnsi="Cambria"/>
                 <w:sz w:val="22"/>
                 <w:szCs w:val="22"/>
               </w:rPr>
             </w:pPr>
             <w:r>
               <w:rPr>
+                <w:rFonts w:ascii="Cambria" w:hAnsi="Cambria"/>
                 <w:noProof/>
                 <w:sz w:val="26"/>
                 <w:szCs w:val="26"/>
@@ -6318,6 +6103,7 @@
             </w:r>
             <w:r>
               <w:rPr>
+                <w:rFonts w:ascii="Cambria" w:hAnsi="Cambria"/>
                 <w:noProof/>
                 <w:sz w:val="26"/>
                 <w:szCs w:val="26"/>
@@ -6367,6 +6153,7 @@
             </w:r>
             <w:r>
               <w:rPr>
+                <w:rFonts w:ascii="Cambria" w:hAnsi="Cambria"/>
                 <w:noProof/>
                 <w:sz w:val="26"/>
                 <w:szCs w:val="26"/>
@@ -6427,12 +6214,14 @@
             <w:pPr>
               <w:jc w:val="both"/>
               <w:rPr>
+                <w:rFonts w:ascii="Cambria" w:hAnsi="Cambria"/>
                 <w:sz w:val="22"/>
                 <w:szCs w:val="22"/>
               </w:rPr>
             </w:pPr>
             <w:r>
               <w:rPr>
+                <w:rFonts w:ascii="Cambria" w:hAnsi="Cambria"/>
                 <w:sz w:val="22"/>
                 <w:szCs w:val="22"/>
               </w:rPr>
@@ -6449,6 +6238,7 @@
             <w:pPr>
               <w:jc w:val="both"/>
               <w:rPr>
+                <w:rFonts w:ascii="Cambria" w:hAnsi="Cambria"/>
                 <w:sz w:val="22"/>
                 <w:szCs w:val="22"/>
                 <w:lang w:val="vi-VN"/>
@@ -6456,6 +6246,7 @@
             </w:pPr>
             <w:r>
               <w:rPr>
+                <w:rFonts w:ascii="Cambria" w:hAnsi="Cambria"/>
                 <w:sz w:val="22"/>
                 <w:szCs w:val="22"/>
                 <w:lang w:val="vi-VN"/>
@@ -6464,6 +6255,7 @@
             </w:r>
             <w:r>
               <w:rPr>
+                <w:rFonts w:ascii="Cambria" w:hAnsi="Cambria"/>
                 <w:b/>
                 <w:bCs/>
                 <w:sz w:val="22"/>
@@ -6474,6 +6266,7 @@
             </w:r>
             <w:r>
               <w:rPr>
+                <w:rFonts w:ascii="Cambria" w:hAnsi="Cambria"/>
                 <w:sz w:val="22"/>
                 <w:szCs w:val="22"/>
                 <w:lang w:val="vi-VN"/>
@@ -6491,6 +6284,7 @@
             <w:pPr>
               <w:jc w:val="both"/>
               <w:rPr>
+                <w:rFonts w:ascii="Cambria" w:hAnsi="Cambria"/>
                 <w:noProof/>
                 <w:sz w:val="26"/>
                 <w:szCs w:val="26"/>
@@ -6498,6 +6292,7 @@
             </w:pPr>
             <w:r>
               <w:rPr>
+                <w:rFonts w:ascii="Cambria" w:hAnsi="Cambria"/>
                 <w:noProof/>
                 <w:sz w:val="26"/>
                 <w:szCs w:val="26"/>
@@ -6540,12 +6335,14 @@
             </w:r>
             <w:r>
               <w:rPr>
+                <w:rFonts w:ascii="Cambria" w:hAnsi="Cambria"/>
                 <w:noProof/>
               </w:rPr>
               <w:t xml:space="preserve"> </w:t>
             </w:r>
             <w:r>
               <w:rPr>
+                <w:rFonts w:ascii="Cambria" w:hAnsi="Cambria"/>
                 <w:noProof/>
                 <w:sz w:val="26"/>
                 <w:szCs w:val="26"/>
@@ -6599,12 +6396,14 @@
             <w:pPr>
               <w:jc w:val="both"/>
               <w:rPr>
+                <w:rFonts w:ascii="Cambria" w:hAnsi="Cambria"/>
                 <w:sz w:val="22"/>
                 <w:szCs w:val="22"/>
               </w:rPr>
             </w:pPr>
             <w:r>
               <w:rPr>
+                <w:rFonts w:ascii="Cambria" w:hAnsi="Cambria"/>
                 <w:sz w:val="22"/>
                 <w:szCs w:val="22"/>
               </w:rPr>
@@ -6621,12 +6420,14 @@
             <w:pPr>
               <w:jc w:val="both"/>
               <w:rPr>
+                <w:rFonts w:ascii="Cambria" w:hAnsi="Cambria"/>
                 <w:sz w:val="22"/>
                 <w:szCs w:val="22"/>
               </w:rPr>
             </w:pPr>
             <w:r>
               <w:rPr>
+                <w:rFonts w:ascii="Cambria" w:hAnsi="Cambria"/>
                 <w:sz w:val="22"/>
                 <w:szCs w:val="22"/>
               </w:rPr>
@@ -6634,6 +6435,7 @@
             </w:r>
             <w:r>
               <w:rPr>
+                <w:rFonts w:ascii="Cambria" w:hAnsi="Cambria"/>
                 <w:b/>
                 <w:bCs/>
                 <w:sz w:val="22"/>
@@ -6643,6 +6445,7 @@
             </w:r>
             <w:r>
               <w:rPr>
+                <w:rFonts w:ascii="Cambria" w:hAnsi="Cambria"/>
                 <w:sz w:val="22"/>
                 <w:szCs w:val="22"/>
               </w:rPr>
@@ -6659,6 +6462,7 @@
             <w:pPr>
               <w:jc w:val="both"/>
               <w:rPr>
+                <w:rFonts w:ascii="Cambria" w:hAnsi="Cambria"/>
                 <w:noProof/>
                 <w:sz w:val="26"/>
                 <w:szCs w:val="26"/>
@@ -6666,6 +6470,7 @@
             </w:pPr>
             <w:r>
               <w:rPr>
+                <w:rFonts w:ascii="Cambria" w:hAnsi="Cambria"/>
                 <w:noProof/>
               </w:rPr>
               <w:drawing>
@@ -6719,6 +6524,7 @@
             </w:r>
             <w:r>
               <w:rPr>
+                <w:rFonts w:ascii="Cambria" w:hAnsi="Cambria"/>
                 <w:noProof/>
                 <w:sz w:val="26"/>
                 <w:szCs w:val="26"/>
@@ -6727,6 +6533,7 @@
             </w:r>
             <w:r>
               <w:rPr>
+                <w:rFonts w:ascii="Cambria" w:hAnsi="Cambria"/>
                 <w:noProof/>
                 <w:sz w:val="26"/>
                 <w:szCs w:val="26"/>
@@ -6780,12 +6587,14 @@
             <w:pPr>
               <w:jc w:val="both"/>
               <w:rPr>
+                <w:rFonts w:ascii="Cambria" w:hAnsi="Cambria"/>
                 <w:sz w:val="22"/>
                 <w:szCs w:val="22"/>
               </w:rPr>
             </w:pPr>
             <w:r>
               <w:rPr>
+                <w:rFonts w:ascii="Cambria" w:hAnsi="Cambria"/>
                 <w:sz w:val="22"/>
                 <w:szCs w:val="22"/>
               </w:rPr>
@@ -6802,12 +6611,14 @@
             <w:pPr>
               <w:jc w:val="both"/>
               <w:rPr>
+                <w:rFonts w:ascii="Cambria" w:hAnsi="Cambria"/>
                 <w:sz w:val="22"/>
                 <w:szCs w:val="22"/>
               </w:rPr>
             </w:pPr>
             <w:r>
               <w:rPr>
+                <w:rFonts w:ascii="Cambria" w:hAnsi="Cambria"/>
                 <w:sz w:val="22"/>
                 <w:szCs w:val="22"/>
               </w:rPr>
@@ -6815,6 +6626,7 @@
             </w:r>
             <w:r>
               <w:rPr>
+                <w:rFonts w:ascii="Cambria" w:hAnsi="Cambria"/>
                 <w:b/>
                 <w:bCs/>
                 <w:sz w:val="22"/>
@@ -6824,6 +6636,7 @@
             </w:r>
             <w:r>
               <w:rPr>
+                <w:rFonts w:ascii="Cambria" w:hAnsi="Cambria"/>
                 <w:sz w:val="22"/>
                 <w:szCs w:val="22"/>
               </w:rPr>
@@ -6840,11 +6653,13 @@
             <w:pPr>
               <w:jc w:val="both"/>
               <w:rPr>
-                <w:noProof/>
-              </w:rPr>
-            </w:pPr>
-            <w:r>
-              <w:rPr>
+                <w:rFonts w:ascii="Cambria" w:hAnsi="Cambria"/>
+                <w:noProof/>
+              </w:rPr>
+            </w:pPr>
+            <w:r>
+              <w:rPr>
+                <w:rFonts w:ascii="Cambria" w:hAnsi="Cambria"/>
                 <w:noProof/>
               </w:rPr>
               <w:drawing>
@@ -6898,12 +6713,14 @@
             </w:r>
             <w:r>
               <w:rPr>
+                <w:rFonts w:ascii="Cambria" w:hAnsi="Cambria"/>
                 <w:noProof/>
               </w:rPr>
               <w:t xml:space="preserve">   </w:t>
             </w:r>
             <w:r>
               <w:rPr>
+                <w:rFonts w:ascii="Cambria" w:hAnsi="Cambria"/>
                 <w:noProof/>
               </w:rPr>
               <w:drawing>
@@ -6957,18 +6774,21 @@
             </w:r>
             <w:r>
               <w:rPr>
+                <w:rFonts w:ascii="Cambria" w:hAnsi="Cambria"/>
                 <w:noProof/>
               </w:rPr>
               <w:t xml:space="preserve">  </w:t>
             </w:r>
             <w:r>
               <w:rPr>
+                <w:rFonts w:ascii="Cambria" w:hAnsi="Cambria"/>
                 <w:noProof/>
               </w:rPr>
               <w:t xml:space="preserve"> </w:t>
             </w:r>
             <w:r>
               <w:rPr>
+                <w:rFonts w:ascii="Cambria" w:hAnsi="Cambria"/>
                 <w:noProof/>
               </w:rPr>
               <w:drawing>
@@ -7020,6 +6840,7 @@
             <w:pPr>
               <w:jc w:val="both"/>
               <w:rPr>
+                <w:rFonts w:ascii="Cambria" w:hAnsi="Cambria"/>
                 <w:sz w:val="22"/>
                 <w:szCs w:val="22"/>
               </w:rPr>
@@ -7035,6 +6856,7 @@
             <w:pPr>
               <w:jc w:val="both"/>
               <w:rPr>
+                <w:rFonts w:ascii="Cambria" w:hAnsi="Cambria"/>
                 <w:sz w:val="22"/>
                 <w:szCs w:val="22"/>
               </w:rPr>
@@ -7050,6 +6872,7 @@
             <w:pPr>
               <w:jc w:val="both"/>
               <w:rPr>
+                <w:rFonts w:ascii="Cambria" w:hAnsi="Cambria"/>
                 <w:noProof/>
               </w:rPr>
             </w:pPr>
@@ -7061,6 +6884,7 @@
       <w:pPr>
         <w:jc w:val="both"/>
         <w:rPr>
+          <w:rFonts w:ascii="Cambria" w:hAnsi="Cambria"/>
           <w:sz w:val="26"/>
           <w:szCs w:val="26"/>
         </w:rPr>
@@ -7070,7 +6894,7 @@
       <w:pPr>
         <w:jc w:val="both"/>
         <w:rPr>
-          <w:rFonts w:asciiTheme="majorHAnsi" w:eastAsiaTheme="majorEastAsia" w:hAnsiTheme="majorHAnsi" w:cstheme="majorBidi"/>
+          <w:rFonts w:ascii="Cambria" w:eastAsiaTheme="majorEastAsia" w:hAnsi="Cambria" w:cstheme="majorBidi"/>
           <w:color w:val="0F4761" w:themeColor="accent1" w:themeShade="BF"/>
           <w:sz w:val="42"/>
           <w:szCs w:val="42"/>
@@ -7078,6 +6902,7 @@
       </w:pPr>
       <w:r>
         <w:rPr>
+          <w:rFonts w:ascii="Cambria" w:hAnsi="Cambria"/>
           <w:sz w:val="26"/>
           <w:szCs w:val="26"/>
         </w:rPr>
@@ -7086,27 +6911,35 @@
     </w:p>
     <w:p>
       <w:pPr>
-        <w:pStyle w:val="Heading1"/>
+        <w:pStyle w:val="u1"/>
+        <w:rPr>
+          <w:rFonts w:ascii="Cambria" w:hAnsi="Cambria"/>
+        </w:rPr>
       </w:pPr>
       <w:r>
+        <w:rPr>
+          <w:rFonts w:ascii="Cambria" w:hAnsi="Cambria"/>
+        </w:rPr>
         <w:lastRenderedPageBreak/>
         <w:t>Questions</w:t>
       </w:r>
     </w:p>
     <w:p>
       <w:pPr>
-        <w:pStyle w:val="ListParagraph"/>
+        <w:pStyle w:val="oancuaDanhsach"/>
         <w:numPr>
           <w:ilvl w:val="0"/>
           <w:numId w:val="1"/>
         </w:numPr>
         <w:rPr>
+          <w:rFonts w:ascii="Cambria" w:hAnsi="Cambria"/>
           <w:b/>
           <w:bCs/>
         </w:rPr>
       </w:pPr>
       <w:r>
         <w:rPr>
+          <w:rFonts w:ascii="Cambria" w:hAnsi="Cambria"/>
           <w:b/>
           <w:bCs/>
         </w:rPr>
@@ -7117,12 +6950,14 @@
       <w:pPr>
         <w:jc w:val="center"/>
         <w:rPr>
+          <w:rFonts w:ascii="Cambria" w:hAnsi="Cambria"/>
           <w:sz w:val="28"/>
           <w:szCs w:val="28"/>
         </w:rPr>
       </w:pPr>
       <w:r>
         <w:rPr>
+          <w:rFonts w:ascii="Cambria" w:hAnsi="Cambria"/>
           <w:sz w:val="28"/>
           <w:szCs w:val="28"/>
         </w:rPr>
@@ -7130,6 +6965,7 @@
       </w:r>
       <w:r>
         <w:rPr>
+          <w:rFonts w:ascii="Cambria" w:hAnsi="Cambria"/>
           <w:sz w:val="28"/>
           <w:szCs w:val="28"/>
         </w:rPr>
@@ -7137,6 +6973,7 @@
       </w:r>
       <w:r>
         <w:rPr>
+          <w:rFonts w:ascii="Cambria" w:hAnsi="Cambria"/>
           <w:sz w:val="28"/>
           <w:szCs w:val="28"/>
         </w:rPr>
@@ -7144,6 +6981,7 @@
       </w:r>
       <w:r>
         <w:rPr>
+          <w:rFonts w:ascii="Cambria" w:hAnsi="Cambria"/>
           <w:noProof/>
           <w:sz w:val="28"/>
           <w:szCs w:val="28"/>
@@ -7202,6 +7040,7 @@
       </w:r>
       <w:r>
         <w:rPr>
+          <w:rFonts w:ascii="Cambria" w:hAnsi="Cambria"/>
           <w:sz w:val="28"/>
           <w:szCs w:val="28"/>
         </w:rPr>
@@ -7212,6 +7051,7 @@
       <w:pPr>
         <w:jc w:val="center"/>
         <w:rPr>
+          <w:rFonts w:ascii="Cambria" w:hAnsi="Cambria"/>
           <w:sz w:val="28"/>
           <w:szCs w:val="28"/>
         </w:rPr>
@@ -7219,18 +7059,20 @@
     </w:p>
     <w:p>
       <w:pPr>
-        <w:pStyle w:val="ListParagraph"/>
+        <w:pStyle w:val="oancuaDanhsach"/>
         <w:numPr>
           <w:ilvl w:val="0"/>
           <w:numId w:val="1"/>
         </w:numPr>
         <w:rPr>
+          <w:rFonts w:ascii="Cambria" w:hAnsi="Cambria"/>
           <w:b/>
           <w:bCs/>
         </w:rPr>
       </w:pPr>
       <w:r>
         <w:rPr>
+          <w:rFonts w:ascii="Cambria" w:hAnsi="Cambria"/>
           <w:b/>
           <w:bCs/>
         </w:rPr>
@@ -7238,6 +7080,7 @@
       </w:r>
       <w:r>
         <w:rPr>
+          <w:rFonts w:ascii="Cambria" w:hAnsi="Cambria"/>
           <w:b/>
           <w:bCs/>
         </w:rPr>
@@ -7245,6 +7088,7 @@
       </w:r>
       <w:r>
         <w:rPr>
+          <w:rFonts w:ascii="Cambria" w:hAnsi="Cambria"/>
           <w:b/>
           <w:bCs/>
         </w:rPr>
@@ -7252,6 +7096,7 @@
       </w:r>
       <w:r>
         <w:rPr>
+          <w:rFonts w:ascii="Cambria" w:hAnsi="Cambria"/>
           <w:b/>
           <w:bCs/>
         </w:rPr>
@@ -7259,6 +7104,7 @@
       </w:r>
       <w:r>
         <w:rPr>
+          <w:rFonts w:ascii="Cambria" w:hAnsi="Cambria"/>
           <w:b/>
           <w:bCs/>
         </w:rPr>
@@ -7266,6 +7112,7 @@
       </w:r>
       <w:r>
         <w:rPr>
+          <w:rFonts w:ascii="Cambria" w:hAnsi="Cambria"/>
           <w:b/>
           <w:bCs/>
         </w:rPr>
@@ -7274,39 +7121,54 @@
     </w:p>
     <w:p>
       <w:pPr>
-        <w:pStyle w:val="ListParagraph"/>
+        <w:pStyle w:val="oancuaDanhsach"/>
         <w:numPr>
           <w:ilvl w:val="1"/>
           <w:numId w:val="1"/>
         </w:numPr>
         <w:ind w:left="1080"/>
         <w:rPr>
+          <w:rFonts w:ascii="Cambria" w:hAnsi="Cambria"/>
           <w:sz w:val="26"/>
           <w:szCs w:val="26"/>
         </w:rPr>
       </w:pPr>
       <w:r>
+        <w:rPr>
+          <w:rFonts w:ascii="Cambria" w:hAnsi="Cambria"/>
+        </w:rPr>
         <w:t>Don’t</w:t>
       </w:r>
       <w:r>
+        <w:rPr>
+          <w:rFonts w:ascii="Cambria" w:hAnsi="Cambria"/>
+        </w:rPr>
         <w:t xml:space="preserve"> label </w:t>
       </w:r>
       <w:r>
+        <w:rPr>
+          <w:rFonts w:ascii="Cambria" w:hAnsi="Cambria"/>
+        </w:rPr>
         <w:sym w:font="Wingdings" w:char="F0E0"/>
       </w:r>
       <w:r>
+        <w:rPr>
+          <w:rFonts w:ascii="Cambria" w:hAnsi="Cambria"/>
+        </w:rPr>
         <w:t xml:space="preserve"> modify training pipeline: </w:t>
       </w:r>
       <w:hyperlink r:id="rId70" w:history="1">
         <w:r>
           <w:rPr>
-            <w:rStyle w:val="Hyperlink"/>
+            <w:rStyle w:val="Siuktni"/>
+            <w:rFonts w:ascii="Cambria" w:hAnsi="Cambria"/>
           </w:rPr>
           <w:t>https://github.com/ultralytics/ultralytics/issues/16440</w:t>
         </w:r>
       </w:hyperlink>
       <w:r>
         <w:rPr>
+          <w:rFonts w:ascii="Cambria" w:hAnsi="Cambria"/>
           <w:sz w:val="26"/>
           <w:szCs w:val="26"/>
         </w:rPr>
@@ -7316,7 +7178,7 @@
     <w:p>
       <w:pPr>
         <w:rPr>
-          <w:rFonts w:asciiTheme="majorHAnsi" w:eastAsiaTheme="majorEastAsia" w:hAnsiTheme="majorHAnsi" w:cstheme="majorBidi"/>
+          <w:rFonts w:ascii="Cambria" w:eastAsiaTheme="majorEastAsia" w:hAnsi="Cambria" w:cstheme="majorBidi"/>
           <w:color w:val="0F4761" w:themeColor="accent1" w:themeShade="BF"/>
           <w:sz w:val="44"/>
           <w:szCs w:val="44"/>
@@ -7324,6 +7186,7 @@
       </w:pPr>
       <w:r>
         <w:rPr>
+          <w:rFonts w:ascii="Cambria" w:hAnsi="Cambria"/>
           <w:sz w:val="28"/>
           <w:szCs w:val="28"/>
         </w:rPr>
@@ -7332,21 +7195,28 @@
     </w:p>
     <w:p>
       <w:pPr>
-        <w:pStyle w:val="Heading1"/>
+        <w:pStyle w:val="u1"/>
+        <w:rPr>
+          <w:rFonts w:ascii="Cambria" w:hAnsi="Cambria"/>
+        </w:rPr>
       </w:pPr>
       <w:r>
+        <w:rPr>
+          <w:rFonts w:ascii="Cambria" w:hAnsi="Cambria"/>
+        </w:rPr>
         <w:lastRenderedPageBreak/>
         <w:t>References</w:t>
       </w:r>
     </w:p>
     <w:p>
       <w:pPr>
-        <w:pStyle w:val="ListParagraph"/>
+        <w:pStyle w:val="oancuaDanhsach"/>
         <w:numPr>
           <w:ilvl w:val="0"/>
           <w:numId w:val="2"/>
         </w:numPr>
         <w:rPr>
+          <w:rFonts w:ascii="Cambria" w:hAnsi="Cambria"/>
           <w:b/>
           <w:bCs/>
           <w:sz w:val="20"/>
@@ -7355,6 +7225,7 @@
       </w:pPr>
       <w:r>
         <w:rPr>
+          <w:rFonts w:ascii="Cambria" w:hAnsi="Cambria"/>
           <w:b/>
           <w:bCs/>
           <w:sz w:val="20"/>
@@ -7366,22 +7237,35 @@
     <w:p>
       <w:pPr>
         <w:jc w:val="center"/>
+        <w:rPr>
+          <w:rFonts w:ascii="Cambria" w:hAnsi="Cambria"/>
+        </w:rPr>
       </w:pPr>
       <w:r>
+        <w:rPr>
+          <w:rFonts w:ascii="Cambria" w:hAnsi="Cambria"/>
+        </w:rPr>
         <w:fldChar w:fldCharType="begin"/>
       </w:r>
       <w:r>
+        <w:rPr>
+          <w:rFonts w:ascii="Cambria" w:hAnsi="Cambria"/>
+        </w:rPr>
         <w:instrText xml:space="preserve"> INCLUDEPICTURE "https://thumbs.dreamstime.com/z/detailed-icons-truck-different-types-vector-illustration-254507031.jpg" \* MERGEFORMATINET </w:instrText>
       </w:r>
       <w:r>
+        <w:rPr>
+          <w:rFonts w:ascii="Cambria" w:hAnsi="Cambria"/>
+        </w:rPr>
         <w:fldChar w:fldCharType="separate"/>
       </w:r>
       <w:r>
         <w:rPr>
+          <w:rFonts w:ascii="Cambria" w:hAnsi="Cambria"/>
           <w:noProof/>
         </w:rPr>
         <w:drawing>
-          <wp:inline distT="0" distB="0" distL="0" distR="0" wp14:anchorId="504721F2" wp14:editId="64FABE86">
+          <wp:inline distT="0" distB="0" distL="0" distR="0" wp14:anchorId="504721F2" wp14:editId="251DEAA5">
             <wp:extent cx="5760000" cy="6135806"/>
             <wp:effectExtent l="0" t="0" r="6350" b="0"/>
             <wp:docPr id="335197624" name="Picture 1" descr="Detailed Icons of Truck of Different Types. Stock Vector - Illustration of  concrete, refrigerated: 254507031"/>
@@ -7433,22 +7317,34 @@
         </w:drawing>
       </w:r>
       <w:r>
+        <w:rPr>
+          <w:rFonts w:ascii="Cambria" w:hAnsi="Cambria"/>
+        </w:rPr>
         <w:fldChar w:fldCharType="end"/>
       </w:r>
     </w:p>
     <w:p>
+      <w:pPr>
+        <w:rPr>
+          <w:rFonts w:ascii="Cambria" w:hAnsi="Cambria"/>
+        </w:rPr>
+      </w:pPr>
       <w:r>
+        <w:rPr>
+          <w:rFonts w:ascii="Cambria" w:hAnsi="Cambria"/>
+        </w:rPr>
         <w:br w:type="page"/>
       </w:r>
     </w:p>
     <w:p>
       <w:pPr>
-        <w:pStyle w:val="ListParagraph"/>
+        <w:pStyle w:val="oancuaDanhsach"/>
         <w:numPr>
           <w:ilvl w:val="0"/>
           <w:numId w:val="2"/>
         </w:numPr>
         <w:rPr>
+          <w:rFonts w:ascii="Cambria" w:hAnsi="Cambria"/>
           <w:b/>
           <w:bCs/>
           <w:sz w:val="20"/>
@@ -7457,6 +7353,7 @@
       </w:pPr>
       <w:r>
         <w:rPr>
+          <w:rFonts w:ascii="Cambria" w:hAnsi="Cambria"/>
           <w:b/>
           <w:bCs/>
           <w:sz w:val="20"/>
@@ -7467,6 +7364,7 @@
       </w:r>
       <w:r>
         <w:rPr>
+          <w:rFonts w:ascii="Cambria" w:hAnsi="Cambria"/>
           <w:b/>
           <w:bCs/>
           <w:sz w:val="20"/>
@@ -7476,6 +7374,7 @@
       </w:r>
       <w:r>
         <w:rPr>
+          <w:rFonts w:ascii="Cambria" w:hAnsi="Cambria"/>
           <w:b/>
           <w:bCs/>
           <w:sz w:val="20"/>
@@ -7487,18 +7386,31 @@
     <w:p>
       <w:pPr>
         <w:jc w:val="center"/>
+        <w:rPr>
+          <w:rFonts w:ascii="Cambria" w:hAnsi="Cambria"/>
+        </w:rPr>
       </w:pPr>
       <w:r>
+        <w:rPr>
+          <w:rFonts w:ascii="Cambria" w:hAnsi="Cambria"/>
+        </w:rPr>
         <w:fldChar w:fldCharType="begin"/>
       </w:r>
       <w:r>
+        <w:rPr>
+          <w:rFonts w:ascii="Cambria" w:hAnsi="Cambria"/>
+        </w:rPr>
         <w:instrText xml:space="preserve"> INCLUDEPICTURE "https://www.researchgate.net/publication/339323426/figure/fig2/AS:859757040644096@1581993460456/Different-Trucks-with-Weight-Classes-1.png" \* MERGEFORMATINET </w:instrText>
       </w:r>
       <w:r>
+        <w:rPr>
+          <w:rFonts w:ascii="Cambria" w:hAnsi="Cambria"/>
+        </w:rPr>
         <w:fldChar w:fldCharType="separate"/>
       </w:r>
       <w:r>
         <w:rPr>
+          <w:rFonts w:ascii="Cambria" w:hAnsi="Cambria"/>
           <w:noProof/>
         </w:rPr>
         <w:drawing>
@@ -7551,17 +7463,21 @@
         </w:drawing>
       </w:r>
       <w:r>
+        <w:rPr>
+          <w:rFonts w:ascii="Cambria" w:hAnsi="Cambria"/>
+        </w:rPr>
         <w:fldChar w:fldCharType="end"/>
       </w:r>
     </w:p>
     <w:p>
       <w:pPr>
-        <w:pStyle w:val="ListParagraph"/>
+        <w:pStyle w:val="oancuaDanhsach"/>
         <w:numPr>
           <w:ilvl w:val="0"/>
           <w:numId w:val="2"/>
         </w:numPr>
         <w:rPr>
+          <w:rFonts w:ascii="Cambria" w:hAnsi="Cambria"/>
           <w:b/>
           <w:bCs/>
           <w:sz w:val="20"/>
@@ -7570,6 +7486,7 @@
       </w:pPr>
       <w:r>
         <w:rPr>
+          <w:rFonts w:ascii="Cambria" w:hAnsi="Cambria"/>
           <w:b/>
           <w:bCs/>
           <w:sz w:val="20"/>
@@ -7580,13 +7497,14 @@
     </w:p>
     <w:p>
       <w:pPr>
-        <w:pStyle w:val="ListParagraph"/>
+        <w:pStyle w:val="oancuaDanhsach"/>
         <w:numPr>
           <w:ilvl w:val="1"/>
           <w:numId w:val="2"/>
         </w:numPr>
         <w:ind w:left="1080"/>
         <w:rPr>
+          <w:rFonts w:ascii="Cambria" w:hAnsi="Cambria"/>
           <w:sz w:val="20"/>
           <w:szCs w:val="20"/>
         </w:rPr>
@@ -7594,7 +7512,8 @@
       <w:hyperlink r:id="rId73" w:history="1">
         <w:r>
           <w:rPr>
-            <w:rStyle w:val="Hyperlink"/>
+            <w:rStyle w:val="Siuktni"/>
+            <w:rFonts w:ascii="Cambria" w:hAnsi="Cambria"/>
             <w:sz w:val="20"/>
             <w:szCs w:val="20"/>
           </w:rPr>
@@ -7603,6 +7522,7 @@
       </w:hyperlink>
       <w:r>
         <w:rPr>
+          <w:rFonts w:ascii="Cambria" w:hAnsi="Cambria"/>
           <w:sz w:val="20"/>
           <w:szCs w:val="20"/>
         </w:rPr>
@@ -7611,17 +7531,21 @@
     </w:p>
     <w:p>
       <w:pPr>
-        <w:pStyle w:val="ListParagraph"/>
+        <w:pStyle w:val="oancuaDanhsach"/>
         <w:numPr>
           <w:ilvl w:val="1"/>
           <w:numId w:val="2"/>
         </w:numPr>
         <w:ind w:left="1080"/>
+        <w:rPr>
+          <w:rFonts w:ascii="Cambria" w:hAnsi="Cambria"/>
+        </w:rPr>
       </w:pPr>
       <w:hyperlink r:id="rId74" w:history="1">
         <w:r>
           <w:rPr>
-            <w:rStyle w:val="Hyperlink"/>
+            <w:rStyle w:val="Siuktni"/>
+            <w:rFonts w:ascii="Cambria" w:hAnsi="Cambria"/>
             <w:sz w:val="20"/>
             <w:szCs w:val="20"/>
           </w:rPr>
@@ -7629,10 +7553,19 @@
         </w:r>
       </w:hyperlink>
       <w:r>
+        <w:rPr>
+          <w:rFonts w:ascii="Cambria" w:hAnsi="Cambria"/>
+        </w:rPr>
         <w:t xml:space="preserve"> </w:t>
       </w:r>
     </w:p>
-    <w:p/>
+    <w:p>
+      <w:pPr>
+        <w:rPr>
+          <w:rFonts w:ascii="Cambria" w:hAnsi="Cambria"/>
+        </w:rPr>
+      </w:pPr>
+    </w:p>
     <w:sectPr>
       <w:pgSz w:w="12240" w:h="15840"/>
       <w:pgMar w:top="720" w:right="720" w:bottom="720" w:left="720" w:header="720" w:footer="720" w:gutter="0"/>
@@ -8285,15 +8218,15 @@
     <w:lsdException w:name="Unresolved Mention" w:semiHidden="1" w:unhideWhenUsed="1"/>
     <w:lsdException w:name="Smart Link" w:semiHidden="1" w:unhideWhenUsed="1"/>
   </w:latentStyles>
-  <w:style w:type="paragraph" w:default="1" w:styleId="Normal">
+  <w:style w:type="paragraph" w:default="1" w:styleId="Binhthng">
     <w:name w:val="Normal"/>
     <w:qFormat/>
   </w:style>
-  <w:style w:type="paragraph" w:styleId="Heading1">
+  <w:style w:type="paragraph" w:styleId="u1">
     <w:name w:val="heading 1"/>
-    <w:basedOn w:val="Normal"/>
-    <w:next w:val="Normal"/>
-    <w:link w:val="Heading1Char"/>
+    <w:basedOn w:val="Binhthng"/>
+    <w:next w:val="Binhthng"/>
+    <w:link w:val="u1Char"/>
     <w:uiPriority w:val="9"/>
     <w:qFormat/>
     <w:rsid w:val="00A4656A"/>
@@ -8310,11 +8243,11 @@
       <w:szCs w:val="40"/>
     </w:rPr>
   </w:style>
-  <w:style w:type="paragraph" w:styleId="Heading2">
+  <w:style w:type="paragraph" w:styleId="u2">
     <w:name w:val="heading 2"/>
-    <w:basedOn w:val="Normal"/>
-    <w:next w:val="Normal"/>
-    <w:link w:val="Heading2Char"/>
+    <w:basedOn w:val="Binhthng"/>
+    <w:next w:val="Binhthng"/>
+    <w:link w:val="u2Char"/>
     <w:uiPriority w:val="9"/>
     <w:semiHidden/>
     <w:unhideWhenUsed/>
@@ -8333,11 +8266,11 @@
       <w:szCs w:val="32"/>
     </w:rPr>
   </w:style>
-  <w:style w:type="paragraph" w:styleId="Heading3">
+  <w:style w:type="paragraph" w:styleId="u3">
     <w:name w:val="heading 3"/>
-    <w:basedOn w:val="Normal"/>
-    <w:next w:val="Normal"/>
-    <w:link w:val="Heading3Char"/>
+    <w:basedOn w:val="Binhthng"/>
+    <w:next w:val="Binhthng"/>
+    <w:link w:val="u3Char"/>
     <w:uiPriority w:val="9"/>
     <w:semiHidden/>
     <w:unhideWhenUsed/>
@@ -8356,11 +8289,11 @@
       <w:szCs w:val="28"/>
     </w:rPr>
   </w:style>
-  <w:style w:type="paragraph" w:styleId="Heading4">
+  <w:style w:type="paragraph" w:styleId="u4">
     <w:name w:val="heading 4"/>
-    <w:basedOn w:val="Normal"/>
-    <w:next w:val="Normal"/>
-    <w:link w:val="Heading4Char"/>
+    <w:basedOn w:val="Binhthng"/>
+    <w:next w:val="Binhthng"/>
+    <w:link w:val="u4Char"/>
     <w:uiPriority w:val="9"/>
     <w:semiHidden/>
     <w:unhideWhenUsed/>
@@ -8379,11 +8312,11 @@
       <w:color w:val="0F4761" w:themeColor="accent1" w:themeShade="BF"/>
     </w:rPr>
   </w:style>
-  <w:style w:type="paragraph" w:styleId="Heading5">
+  <w:style w:type="paragraph" w:styleId="u5">
     <w:name w:val="heading 5"/>
-    <w:basedOn w:val="Normal"/>
-    <w:next w:val="Normal"/>
-    <w:link w:val="Heading5Char"/>
+    <w:basedOn w:val="Binhthng"/>
+    <w:next w:val="Binhthng"/>
+    <w:link w:val="u5Char"/>
     <w:uiPriority w:val="9"/>
     <w:semiHidden/>
     <w:unhideWhenUsed/>
@@ -8400,11 +8333,11 @@
       <w:color w:val="0F4761" w:themeColor="accent1" w:themeShade="BF"/>
     </w:rPr>
   </w:style>
-  <w:style w:type="paragraph" w:styleId="Heading6">
+  <w:style w:type="paragraph" w:styleId="u6">
     <w:name w:val="heading 6"/>
-    <w:basedOn w:val="Normal"/>
-    <w:next w:val="Normal"/>
-    <w:link w:val="Heading6Char"/>
+    <w:basedOn w:val="Binhthng"/>
+    <w:next w:val="Binhthng"/>
+    <w:link w:val="u6Char"/>
     <w:uiPriority w:val="9"/>
     <w:semiHidden/>
     <w:unhideWhenUsed/>
@@ -8423,11 +8356,11 @@
       <w:color w:val="595959" w:themeColor="text1" w:themeTint="A6"/>
     </w:rPr>
   </w:style>
-  <w:style w:type="paragraph" w:styleId="Heading7">
+  <w:style w:type="paragraph" w:styleId="u7">
     <w:name w:val="heading 7"/>
-    <w:basedOn w:val="Normal"/>
-    <w:next w:val="Normal"/>
-    <w:link w:val="Heading7Char"/>
+    <w:basedOn w:val="Binhthng"/>
+    <w:next w:val="Binhthng"/>
+    <w:link w:val="u7Char"/>
     <w:uiPriority w:val="9"/>
     <w:semiHidden/>
     <w:unhideWhenUsed/>
@@ -8444,11 +8377,11 @@
       <w:color w:val="595959" w:themeColor="text1" w:themeTint="A6"/>
     </w:rPr>
   </w:style>
-  <w:style w:type="paragraph" w:styleId="Heading8">
+  <w:style w:type="paragraph" w:styleId="u8">
     <w:name w:val="heading 8"/>
-    <w:basedOn w:val="Normal"/>
-    <w:next w:val="Normal"/>
-    <w:link w:val="Heading8Char"/>
+    <w:basedOn w:val="Binhthng"/>
+    <w:next w:val="Binhthng"/>
+    <w:link w:val="u8Char"/>
     <w:uiPriority w:val="9"/>
     <w:semiHidden/>
     <w:unhideWhenUsed/>
@@ -8467,11 +8400,11 @@
       <w:color w:val="272727" w:themeColor="text1" w:themeTint="D8"/>
     </w:rPr>
   </w:style>
-  <w:style w:type="paragraph" w:styleId="Heading9">
+  <w:style w:type="paragraph" w:styleId="u9">
     <w:name w:val="heading 9"/>
-    <w:basedOn w:val="Normal"/>
-    <w:next w:val="Normal"/>
-    <w:link w:val="Heading9Char"/>
+    <w:basedOn w:val="Binhthng"/>
+    <w:next w:val="Binhthng"/>
+    <w:link w:val="u9Char"/>
     <w:uiPriority w:val="9"/>
     <w:semiHidden/>
     <w:unhideWhenUsed/>
@@ -8488,13 +8421,13 @@
       <w:color w:val="272727" w:themeColor="text1" w:themeTint="D8"/>
     </w:rPr>
   </w:style>
-  <w:style w:type="character" w:default="1" w:styleId="DefaultParagraphFont">
+  <w:style w:type="character" w:default="1" w:styleId="Phngmcinhcuaoanvn">
     <w:name w:val="Default Paragraph Font"/>
     <w:uiPriority w:val="1"/>
     <w:semiHidden/>
     <w:unhideWhenUsed/>
   </w:style>
-  <w:style w:type="table" w:default="1" w:styleId="TableNormal">
+  <w:style w:type="table" w:default="1" w:styleId="BangThngthng">
     <w:name w:val="Normal Table"/>
     <w:uiPriority w:val="99"/>
     <w:semiHidden/>
@@ -8509,16 +8442,16 @@
       </w:tblCellMar>
     </w:tblPr>
   </w:style>
-  <w:style w:type="numbering" w:default="1" w:styleId="NoList">
+  <w:style w:type="numbering" w:default="1" w:styleId="Khngco">
     <w:name w:val="No List"/>
     <w:uiPriority w:val="99"/>
     <w:semiHidden/>
     <w:unhideWhenUsed/>
   </w:style>
-  <w:style w:type="character" w:customStyle="1" w:styleId="Heading1Char">
-    <w:name w:val="Heading 1 Char"/>
-    <w:basedOn w:val="DefaultParagraphFont"/>
-    <w:link w:val="Heading1"/>
+  <w:style w:type="character" w:customStyle="1" w:styleId="u1Char">
+    <w:name w:val="Đầu đề 1 Char"/>
+    <w:basedOn w:val="Phngmcinhcuaoanvn"/>
+    <w:link w:val="u1"/>
     <w:uiPriority w:val="9"/>
     <w:rsid w:val="00A4656A"/>
     <w:rPr>
@@ -8528,10 +8461,10 @@
       <w:szCs w:val="40"/>
     </w:rPr>
   </w:style>
-  <w:style w:type="character" w:customStyle="1" w:styleId="Heading2Char">
-    <w:name w:val="Heading 2 Char"/>
-    <w:basedOn w:val="DefaultParagraphFont"/>
-    <w:link w:val="Heading2"/>
+  <w:style w:type="character" w:customStyle="1" w:styleId="u2Char">
+    <w:name w:val="Đầu đề 2 Char"/>
+    <w:basedOn w:val="Phngmcinhcuaoanvn"/>
+    <w:link w:val="u2"/>
     <w:uiPriority w:val="9"/>
     <w:semiHidden/>
     <w:rsid w:val="00A4656A"/>
@@ -8542,10 +8475,10 @@
       <w:szCs w:val="32"/>
     </w:rPr>
   </w:style>
-  <w:style w:type="character" w:customStyle="1" w:styleId="Heading3Char">
-    <w:name w:val="Heading 3 Char"/>
-    <w:basedOn w:val="DefaultParagraphFont"/>
-    <w:link w:val="Heading3"/>
+  <w:style w:type="character" w:customStyle="1" w:styleId="u3Char">
+    <w:name w:val="Đầu đề 3 Char"/>
+    <w:basedOn w:val="Phngmcinhcuaoanvn"/>
+    <w:link w:val="u3"/>
     <w:uiPriority w:val="9"/>
     <w:semiHidden/>
     <w:rsid w:val="00A4656A"/>
@@ -8556,10 +8489,10 @@
       <w:szCs w:val="28"/>
     </w:rPr>
   </w:style>
-  <w:style w:type="character" w:customStyle="1" w:styleId="Heading4Char">
-    <w:name w:val="Heading 4 Char"/>
-    <w:basedOn w:val="DefaultParagraphFont"/>
-    <w:link w:val="Heading4"/>
+  <w:style w:type="character" w:customStyle="1" w:styleId="u4Char">
+    <w:name w:val="Đầu đề 4 Char"/>
+    <w:basedOn w:val="Phngmcinhcuaoanvn"/>
+    <w:link w:val="u4"/>
     <w:uiPriority w:val="9"/>
     <w:semiHidden/>
     <w:rsid w:val="00A4656A"/>
@@ -8570,10 +8503,10 @@
       <w:color w:val="0F4761" w:themeColor="accent1" w:themeShade="BF"/>
     </w:rPr>
   </w:style>
-  <w:style w:type="character" w:customStyle="1" w:styleId="Heading5Char">
-    <w:name w:val="Heading 5 Char"/>
-    <w:basedOn w:val="DefaultParagraphFont"/>
-    <w:link w:val="Heading5"/>
+  <w:style w:type="character" w:customStyle="1" w:styleId="u5Char">
+    <w:name w:val="Đầu đề 5 Char"/>
+    <w:basedOn w:val="Phngmcinhcuaoanvn"/>
+    <w:link w:val="u5"/>
     <w:uiPriority w:val="9"/>
     <w:semiHidden/>
     <w:rsid w:val="00A4656A"/>
@@ -8582,10 +8515,10 @@
       <w:color w:val="0F4761" w:themeColor="accent1" w:themeShade="BF"/>
     </w:rPr>
   </w:style>
-  <w:style w:type="character" w:customStyle="1" w:styleId="Heading6Char">
-    <w:name w:val="Heading 6 Char"/>
-    <w:basedOn w:val="DefaultParagraphFont"/>
-    <w:link w:val="Heading6"/>
+  <w:style w:type="character" w:customStyle="1" w:styleId="u6Char">
+    <w:name w:val="Đầu đề 6 Char"/>
+    <w:basedOn w:val="Phngmcinhcuaoanvn"/>
+    <w:link w:val="u6"/>
     <w:uiPriority w:val="9"/>
     <w:semiHidden/>
     <w:rsid w:val="00A4656A"/>
@@ -8596,10 +8529,10 @@
       <w:color w:val="595959" w:themeColor="text1" w:themeTint="A6"/>
     </w:rPr>
   </w:style>
-  <w:style w:type="character" w:customStyle="1" w:styleId="Heading7Char">
-    <w:name w:val="Heading 7 Char"/>
-    <w:basedOn w:val="DefaultParagraphFont"/>
-    <w:link w:val="Heading7"/>
+  <w:style w:type="character" w:customStyle="1" w:styleId="u7Char">
+    <w:name w:val="Đầu đề 7 Char"/>
+    <w:basedOn w:val="Phngmcinhcuaoanvn"/>
+    <w:link w:val="u7"/>
     <w:uiPriority w:val="9"/>
     <w:semiHidden/>
     <w:rsid w:val="00A4656A"/>
@@ -8608,10 +8541,10 @@
       <w:color w:val="595959" w:themeColor="text1" w:themeTint="A6"/>
     </w:rPr>
   </w:style>
-  <w:style w:type="character" w:customStyle="1" w:styleId="Heading8Char">
-    <w:name w:val="Heading 8 Char"/>
-    <w:basedOn w:val="DefaultParagraphFont"/>
-    <w:link w:val="Heading8"/>
+  <w:style w:type="character" w:customStyle="1" w:styleId="u8Char">
+    <w:name w:val="Đầu đề 8 Char"/>
+    <w:basedOn w:val="Phngmcinhcuaoanvn"/>
+    <w:link w:val="u8"/>
     <w:uiPriority w:val="9"/>
     <w:semiHidden/>
     <w:rsid w:val="00A4656A"/>
@@ -8622,10 +8555,10 @@
       <w:color w:val="272727" w:themeColor="text1" w:themeTint="D8"/>
     </w:rPr>
   </w:style>
-  <w:style w:type="character" w:customStyle="1" w:styleId="Heading9Char">
-    <w:name w:val="Heading 9 Char"/>
-    <w:basedOn w:val="DefaultParagraphFont"/>
-    <w:link w:val="Heading9"/>
+  <w:style w:type="character" w:customStyle="1" w:styleId="u9Char">
+    <w:name w:val="Đầu đề 9 Char"/>
+    <w:basedOn w:val="Phngmcinhcuaoanvn"/>
+    <w:link w:val="u9"/>
     <w:uiPriority w:val="9"/>
     <w:semiHidden/>
     <w:rsid w:val="00A4656A"/>
@@ -8634,11 +8567,11 @@
       <w:color w:val="272727" w:themeColor="text1" w:themeTint="D8"/>
     </w:rPr>
   </w:style>
-  <w:style w:type="paragraph" w:styleId="Title">
+  <w:style w:type="paragraph" w:styleId="Tiu">
     <w:name w:val="Title"/>
-    <w:basedOn w:val="Normal"/>
-    <w:next w:val="Normal"/>
-    <w:link w:val="TitleChar"/>
+    <w:basedOn w:val="Binhthng"/>
+    <w:next w:val="Binhthng"/>
+    <w:link w:val="TiuChar"/>
     <w:uiPriority w:val="10"/>
     <w:qFormat/>
     <w:rsid w:val="00A4656A"/>
@@ -8654,10 +8587,10 @@
       <w:szCs w:val="56"/>
     </w:rPr>
   </w:style>
-  <w:style w:type="character" w:customStyle="1" w:styleId="TitleChar">
-    <w:name w:val="Title Char"/>
-    <w:basedOn w:val="DefaultParagraphFont"/>
-    <w:link w:val="Title"/>
+  <w:style w:type="character" w:customStyle="1" w:styleId="TiuChar">
+    <w:name w:val="Tiêu đề Char"/>
+    <w:basedOn w:val="Phngmcinhcuaoanvn"/>
+    <w:link w:val="Tiu"/>
     <w:uiPriority w:val="10"/>
     <w:rsid w:val="00A4656A"/>
     <w:rPr>
@@ -8668,11 +8601,11 @@
       <w:szCs w:val="56"/>
     </w:rPr>
   </w:style>
-  <w:style w:type="paragraph" w:styleId="Subtitle">
+  <w:style w:type="paragraph" w:styleId="Tiuphu">
     <w:name w:val="Subtitle"/>
-    <w:basedOn w:val="Normal"/>
-    <w:next w:val="Normal"/>
-    <w:link w:val="SubtitleChar"/>
+    <w:basedOn w:val="Binhthng"/>
+    <w:next w:val="Binhthng"/>
+    <w:link w:val="TiuphuChar"/>
     <w:uiPriority w:val="11"/>
     <w:qFormat/>
     <w:rsid w:val="00A4656A"/>
@@ -8689,10 +8622,10 @@
       <w:szCs w:val="28"/>
     </w:rPr>
   </w:style>
-  <w:style w:type="character" w:customStyle="1" w:styleId="SubtitleChar">
-    <w:name w:val="Subtitle Char"/>
-    <w:basedOn w:val="DefaultParagraphFont"/>
-    <w:link w:val="Subtitle"/>
+  <w:style w:type="character" w:customStyle="1" w:styleId="TiuphuChar">
+    <w:name w:val="Tiêu đề phụ Char"/>
+    <w:basedOn w:val="Phngmcinhcuaoanvn"/>
+    <w:link w:val="Tiuphu"/>
     <w:uiPriority w:val="11"/>
     <w:rsid w:val="00A4656A"/>
     <w:rPr>
@@ -8703,11 +8636,11 @@
       <w:szCs w:val="28"/>
     </w:rPr>
   </w:style>
-  <w:style w:type="paragraph" w:styleId="Quote">
+  <w:style w:type="paragraph" w:styleId="Litrichdn">
     <w:name w:val="Quote"/>
-    <w:basedOn w:val="Normal"/>
-    <w:next w:val="Normal"/>
-    <w:link w:val="QuoteChar"/>
+    <w:basedOn w:val="Binhthng"/>
+    <w:next w:val="Binhthng"/>
+    <w:link w:val="LitrichdnChar"/>
     <w:uiPriority w:val="29"/>
     <w:qFormat/>
     <w:rsid w:val="00A4656A"/>
@@ -8721,10 +8654,10 @@
       <w:color w:val="404040" w:themeColor="text1" w:themeTint="BF"/>
     </w:rPr>
   </w:style>
-  <w:style w:type="character" w:customStyle="1" w:styleId="QuoteChar">
-    <w:name w:val="Quote Char"/>
-    <w:basedOn w:val="DefaultParagraphFont"/>
-    <w:link w:val="Quote"/>
+  <w:style w:type="character" w:customStyle="1" w:styleId="LitrichdnChar">
+    <w:name w:val="Lời trích dẫn Char"/>
+    <w:basedOn w:val="Phngmcinhcuaoanvn"/>
+    <w:link w:val="Litrichdn"/>
     <w:uiPriority w:val="29"/>
     <w:rsid w:val="00A4656A"/>
     <w:rPr>
@@ -8733,9 +8666,9 @@
       <w:color w:val="404040" w:themeColor="text1" w:themeTint="BF"/>
     </w:rPr>
   </w:style>
-  <w:style w:type="paragraph" w:styleId="ListParagraph">
+  <w:style w:type="paragraph" w:styleId="oancuaDanhsach">
     <w:name w:val="List Paragraph"/>
-    <w:basedOn w:val="Normal"/>
+    <w:basedOn w:val="Binhthng"/>
     <w:uiPriority w:val="34"/>
     <w:qFormat/>
     <w:rsid w:val="00A4656A"/>
@@ -8744,9 +8677,9 @@
       <w:contextualSpacing/>
     </w:pPr>
   </w:style>
-  <w:style w:type="character" w:styleId="IntenseEmphasis">
+  <w:style w:type="character" w:styleId="NhnmnhThm">
     <w:name w:val="Intense Emphasis"/>
-    <w:basedOn w:val="DefaultParagraphFont"/>
+    <w:basedOn w:val="Phngmcinhcuaoanvn"/>
     <w:uiPriority w:val="21"/>
     <w:qFormat/>
     <w:rsid w:val="00A4656A"/>
@@ -8756,11 +8689,11 @@
       <w:color w:val="0F4761" w:themeColor="accent1" w:themeShade="BF"/>
     </w:rPr>
   </w:style>
-  <w:style w:type="paragraph" w:styleId="IntenseQuote">
+  <w:style w:type="paragraph" w:styleId="Nhaykepm">
     <w:name w:val="Intense Quote"/>
-    <w:basedOn w:val="Normal"/>
-    <w:next w:val="Normal"/>
-    <w:link w:val="IntenseQuoteChar"/>
+    <w:basedOn w:val="Binhthng"/>
+    <w:next w:val="Binhthng"/>
+    <w:link w:val="NhaykepmChar"/>
     <w:uiPriority w:val="30"/>
     <w:qFormat/>
     <w:rsid w:val="00A4656A"/>
@@ -8779,10 +8712,10 @@
       <w:color w:val="0F4761" w:themeColor="accent1" w:themeShade="BF"/>
     </w:rPr>
   </w:style>
-  <w:style w:type="character" w:customStyle="1" w:styleId="IntenseQuoteChar">
-    <w:name w:val="Intense Quote Char"/>
-    <w:basedOn w:val="DefaultParagraphFont"/>
-    <w:link w:val="IntenseQuote"/>
+  <w:style w:type="character" w:customStyle="1" w:styleId="NhaykepmChar">
+    <w:name w:val="Nháy kép Đậm Char"/>
+    <w:basedOn w:val="Phngmcinhcuaoanvn"/>
+    <w:link w:val="Nhaykepm"/>
     <w:uiPriority w:val="30"/>
     <w:rsid w:val="00A4656A"/>
     <w:rPr>
@@ -8791,9 +8724,9 @@
       <w:color w:val="0F4761" w:themeColor="accent1" w:themeShade="BF"/>
     </w:rPr>
   </w:style>
-  <w:style w:type="character" w:styleId="IntenseReference">
+  <w:style w:type="character" w:styleId="ThamchiuNhnmnh">
     <w:name w:val="Intense Reference"/>
-    <w:basedOn w:val="DefaultParagraphFont"/>
+    <w:basedOn w:val="Phngmcinhcuaoanvn"/>
     <w:uiPriority w:val="32"/>
     <w:qFormat/>
     <w:rsid w:val="00A4656A"/>
@@ -8805,9 +8738,9 @@
       <w:spacing w:val="5"/>
     </w:rPr>
   </w:style>
-  <w:style w:type="table" w:styleId="TableGrid">
+  <w:style w:type="table" w:styleId="LiBang">
     <w:name w:val="Table Grid"/>
-    <w:basedOn w:val="TableNormal"/>
+    <w:basedOn w:val="BangThngthng"/>
     <w:uiPriority w:val="39"/>
     <w:rsid w:val="00BD1C4E"/>
     <w:pPr>
@@ -8824,9 +8757,9 @@
       </w:tblBorders>
     </w:tblPr>
   </w:style>
-  <w:style w:type="character" w:styleId="Hyperlink">
+  <w:style w:type="character" w:styleId="Siuktni">
     <w:name w:val="Hyperlink"/>
-    <w:basedOn w:val="DefaultParagraphFont"/>
+    <w:basedOn w:val="Phngmcinhcuaoanvn"/>
     <w:uiPriority w:val="99"/>
     <w:unhideWhenUsed/>
     <w:rsid w:val="00512579"/>
@@ -8835,9 +8768,9 @@
       <w:u w:val="single"/>
     </w:rPr>
   </w:style>
-  <w:style w:type="character" w:styleId="UnresolvedMention">
+  <w:style w:type="character" w:styleId="cpChagiiquyt">
     <w:name w:val="Unresolved Mention"/>
-    <w:basedOn w:val="DefaultParagraphFont"/>
+    <w:basedOn w:val="Phngmcinhcuaoanvn"/>
     <w:uiPriority w:val="99"/>
     <w:semiHidden/>
     <w:unhideWhenUsed/>
@@ -8849,7 +8782,7 @@
   </w:style>
   <w:style w:type="character" w:styleId="FollowedHyperlink">
     <w:name w:val="FollowedHyperlink"/>
-    <w:basedOn w:val="DefaultParagraphFont"/>
+    <w:basedOn w:val="Phngmcinhcuaoanvn"/>
     <w:uiPriority w:val="99"/>
     <w:semiHidden/>
     <w:unhideWhenUsed/>
@@ -8859,10 +8792,10 @@
       <w:u w:val="single"/>
     </w:rPr>
   </w:style>
-  <w:style w:type="paragraph" w:styleId="Header">
+  <w:style w:type="paragraph" w:styleId="utrang">
     <w:name w:val="header"/>
-    <w:basedOn w:val="Normal"/>
-    <w:link w:val="HeaderChar"/>
+    <w:basedOn w:val="Binhthng"/>
+    <w:link w:val="utrangChar"/>
     <w:uiPriority w:val="99"/>
     <w:unhideWhenUsed/>
     <w:rsid w:val="00000A75"/>
@@ -8874,17 +8807,17 @@
       <w:spacing w:after="0" w:line="240" w:lineRule="auto"/>
     </w:pPr>
   </w:style>
-  <w:style w:type="character" w:customStyle="1" w:styleId="HeaderChar">
-    <w:name w:val="Header Char"/>
-    <w:basedOn w:val="DefaultParagraphFont"/>
-    <w:link w:val="Header"/>
+  <w:style w:type="character" w:customStyle="1" w:styleId="utrangChar">
+    <w:name w:val="Đầu trang Char"/>
+    <w:basedOn w:val="Phngmcinhcuaoanvn"/>
+    <w:link w:val="utrang"/>
     <w:uiPriority w:val="99"/>
     <w:rsid w:val="00000A75"/>
   </w:style>
-  <w:style w:type="paragraph" w:styleId="Footer">
+  <w:style w:type="paragraph" w:styleId="Chntrang">
     <w:name w:val="footer"/>
-    <w:basedOn w:val="Normal"/>
-    <w:link w:val="FooterChar"/>
+    <w:basedOn w:val="Binhthng"/>
+    <w:link w:val="ChntrangChar"/>
     <w:uiPriority w:val="99"/>
     <w:unhideWhenUsed/>
     <w:rsid w:val="00000A75"/>
@@ -8896,10 +8829,10 @@
       <w:spacing w:after="0" w:line="240" w:lineRule="auto"/>
     </w:pPr>
   </w:style>
-  <w:style w:type="character" w:customStyle="1" w:styleId="FooterChar">
-    <w:name w:val="Footer Char"/>
-    <w:basedOn w:val="DefaultParagraphFont"/>
-    <w:link w:val="Footer"/>
+  <w:style w:type="character" w:customStyle="1" w:styleId="ChntrangChar">
+    <w:name w:val="Chân trang Char"/>
+    <w:basedOn w:val="Phngmcinhcuaoanvn"/>
+    <w:link w:val="Chntrang"/>
     <w:uiPriority w:val="99"/>
     <w:rsid w:val="00000A75"/>
   </w:style>

--- a/documents/TSBOW_Class_Definition.docx
+++ b/documents/TSBOW_Class_Definition.docx
@@ -17,8 +17,222 @@
           <w:rFonts w:ascii="Cambria" w:hAnsi="Cambria"/>
           <w:b/>
           <w:bCs/>
+          <w:color w:val="FFCC00"/>
         </w:rPr>
-        <w:t>TSBOW</w:t>
+        <w:t>T</w:t>
+      </w:r>
+      <w:r>
+        <w:rPr>
+          <w:rFonts w:ascii="Cambria" w:hAnsi="Cambria"/>
+          <w:b/>
+          <w:bCs/>
+          <w:color w:val="33CCCC"/>
+        </w:rPr>
+        <w:t>S</w:t>
+      </w:r>
+      <w:r>
+        <w:rPr>
+          <w:rFonts w:ascii="Cambria" w:hAnsi="Cambria"/>
+          <w:b/>
+          <w:bCs/>
+          <w:color w:val="FF6600"/>
+        </w:rPr>
+        <w:t>B</w:t>
+      </w:r>
+      <w:r>
+        <w:rPr>
+          <w:rFonts w:ascii="Cambria" w:hAnsi="Cambria"/>
+          <w:b/>
+          <w:bCs/>
+          <w:color w:val="6699FF"/>
+        </w:rPr>
+        <w:t>O</w:t>
+      </w:r>
+      <w:r>
+        <w:rPr>
+          <w:rFonts w:ascii="Cambria" w:hAnsi="Cambria"/>
+          <w:b/>
+          <w:bCs/>
+          <w:color w:val="FF0066"/>
+        </w:rPr>
+        <w:t>W</w:t>
+      </w:r>
+    </w:p>
+    <w:p>
+      <w:pPr>
+        <w:pStyle w:val="Tiu"/>
+        <w:jc w:val="center"/>
+        <w:rPr>
+          <w:rFonts w:ascii="Cambria" w:hAnsi="Cambria"/>
+          <w:b/>
+          <w:bCs/>
+          <w:sz w:val="40"/>
+          <w:szCs w:val="40"/>
+        </w:rPr>
+      </w:pPr>
+      <w:r>
+        <w:rPr>
+          <w:rFonts w:ascii="Cambria" w:hAnsi="Cambria"/>
+          <w:b/>
+          <w:bCs/>
+          <w:color w:val="FFCC00"/>
+          <w:sz w:val="40"/>
+          <w:szCs w:val="40"/>
+          <w14:shadow w14:blurRad="139700" w14:dist="0" w14:dir="0" w14:sx="102000" w14:sy="102000" w14:kx="0" w14:ky="0" w14:algn="ctr">
+            <w14:srgbClr w14:val="FFFF00">
+              <w14:alpha w14:val="40000"/>
+            </w14:srgbClr>
+          </w14:shadow>
+        </w:rPr>
+        <w:t>T</w:t>
+      </w:r>
+      <w:r>
+        <w:rPr>
+          <w:rFonts w:ascii="Cambria" w:hAnsi="Cambria"/>
+          <w:b/>
+          <w:bCs/>
+          <w:sz w:val="40"/>
+          <w:szCs w:val="40"/>
+          <w14:shadow w14:blurRad="139700" w14:dist="0" w14:dir="0" w14:sx="102000" w14:sy="102000" w14:kx="0" w14:ky="0" w14:algn="ctr">
+            <w14:srgbClr w14:val="FFFF00">
+              <w14:alpha w14:val="40000"/>
+            </w14:srgbClr>
+          </w14:shadow>
+        </w:rPr>
+        <w:t>raffic</w:t>
+      </w:r>
+      <w:r>
+        <w:rPr>
+          <w:rFonts w:ascii="Cambria" w:hAnsi="Cambria"/>
+          <w:b/>
+          <w:bCs/>
+          <w:sz w:val="40"/>
+          <w:szCs w:val="40"/>
+        </w:rPr>
+        <w:t xml:space="preserve"> </w:t>
+      </w:r>
+      <w:r>
+        <w:rPr>
+          <w:rFonts w:ascii="Cambria" w:hAnsi="Cambria"/>
+          <w:b/>
+          <w:bCs/>
+          <w:color w:val="33CCCC"/>
+          <w:sz w:val="40"/>
+          <w:szCs w:val="40"/>
+          <w14:shadow w14:blurRad="139700" w14:dist="0" w14:dir="0" w14:sx="102000" w14:sy="102000" w14:kx="0" w14:ky="0" w14:algn="ctr">
+            <w14:srgbClr w14:val="33CCCC">
+              <w14:alpha w14:val="40000"/>
+            </w14:srgbClr>
+          </w14:shadow>
+        </w:rPr>
+        <w:t>S</w:t>
+      </w:r>
+      <w:r>
+        <w:rPr>
+          <w:rFonts w:ascii="Cambria" w:hAnsi="Cambria"/>
+          <w:b/>
+          <w:bCs/>
+          <w:sz w:val="40"/>
+          <w:szCs w:val="40"/>
+          <w14:shadow w14:blurRad="139700" w14:dist="0" w14:dir="0" w14:sx="102000" w14:sy="102000" w14:kx="0" w14:ky="0" w14:algn="ctr">
+            <w14:srgbClr w14:val="33CCCC">
+              <w14:alpha w14:val="40000"/>
+            </w14:srgbClr>
+          </w14:shadow>
+        </w:rPr>
+        <w:t>urveillance</w:t>
+      </w:r>
+      <w:r>
+        <w:rPr>
+          <w:rFonts w:ascii="Cambria" w:hAnsi="Cambria"/>
+          <w:b/>
+          <w:bCs/>
+          <w:sz w:val="40"/>
+          <w:szCs w:val="40"/>
+        </w:rPr>
+        <w:t xml:space="preserve"> </w:t>
+      </w:r>
+      <w:r>
+        <w:rPr>
+          <w:rFonts w:ascii="Cambria" w:hAnsi="Cambria"/>
+          <w:b/>
+          <w:bCs/>
+          <w:color w:val="FF6600"/>
+          <w:sz w:val="40"/>
+          <w:szCs w:val="40"/>
+          <w14:shadow w14:blurRad="139700" w14:dist="0" w14:dir="0" w14:sx="102000" w14:sy="102000" w14:kx="0" w14:ky="0" w14:algn="ctr">
+            <w14:srgbClr w14:val="FF6600">
+              <w14:alpha w14:val="40000"/>
+            </w14:srgbClr>
+          </w14:shadow>
+        </w:rPr>
+        <w:t>B</w:t>
+      </w:r>
+      <w:r>
+        <w:rPr>
+          <w:rFonts w:ascii="Cambria" w:hAnsi="Cambria"/>
+          <w:b/>
+          <w:bCs/>
+          <w:sz w:val="40"/>
+          <w:szCs w:val="40"/>
+          <w14:shadow w14:blurRad="139700" w14:dist="0" w14:dir="0" w14:sx="102000" w14:sy="102000" w14:kx="0" w14:ky="0" w14:algn="ctr">
+            <w14:srgbClr w14:val="FF6600">
+              <w14:alpha w14:val="40000"/>
+            </w14:srgbClr>
+          </w14:shadow>
+        </w:rPr>
+        <w:t>enchmark</w:t>
+      </w:r>
+      <w:r>
+        <w:rPr>
+          <w:rFonts w:ascii="Cambria" w:hAnsi="Cambria"/>
+          <w:b/>
+          <w:bCs/>
+          <w:sz w:val="40"/>
+          <w:szCs w:val="40"/>
+        </w:rPr>
+        <w:t xml:space="preserve"> for </w:t>
+      </w:r>
+      <w:r>
+        <w:rPr>
+          <w:rFonts w:ascii="Cambria" w:hAnsi="Cambria"/>
+          <w:b/>
+          <w:bCs/>
+          <w:color w:val="6699FF"/>
+          <w:sz w:val="40"/>
+          <w:szCs w:val="40"/>
+          <w14:shadow w14:blurRad="139700" w14:dist="0" w14:dir="0" w14:sx="102000" w14:sy="102000" w14:kx="0" w14:ky="0" w14:algn="ctr">
+            <w14:srgbClr w14:val="6699FF">
+              <w14:alpha w14:val="40000"/>
+            </w14:srgbClr>
+          </w14:shadow>
+        </w:rPr>
+        <w:t>O</w:t>
+      </w:r>
+      <w:r>
+        <w:rPr>
+          <w:rFonts w:ascii="Cambria" w:hAnsi="Cambria"/>
+          <w:b/>
+          <w:bCs/>
+          <w:sz w:val="40"/>
+          <w:szCs w:val="40"/>
+          <w14:shadow w14:blurRad="139700" w14:dist="0" w14:dir="0" w14:sx="102000" w14:sy="102000" w14:kx="0" w14:ky="0" w14:algn="ctr">
+            <w14:srgbClr w14:val="6699FF">
+              <w14:alpha w14:val="40000"/>
+            </w14:srgbClr>
+          </w14:shadow>
+        </w:rPr>
+        <w:t>ccluded vehicles</w:t>
+      </w:r>
+      <w:r>
+        <w:rPr>
+          <w:rFonts w:ascii="Cambria" w:hAnsi="Cambria"/>
+          <w:b/>
+          <w:bCs/>
+          <w:sz w:val="40"/>
+          <w:szCs w:val="40"/>
+        </w:rPr>
+        <w:t xml:space="preserve"> </w:t>
       </w:r>
     </w:p>
     <w:p>
@@ -41,21 +255,8 @@
           <w:sz w:val="40"/>
           <w:szCs w:val="40"/>
         </w:rPr>
-        <w:t xml:space="preserve">Traffic Surveillance Benchmark for Occluded vehicles </w:t>
+        <w:t xml:space="preserve">under </w:t>
       </w:r>
-    </w:p>
-    <w:p>
-      <w:pPr>
-        <w:pStyle w:val="Tiu"/>
-        <w:jc w:val="center"/>
-        <w:rPr>
-          <w:rFonts w:ascii="Cambria" w:hAnsi="Cambria"/>
-          <w:b/>
-          <w:bCs/>
-          <w:sz w:val="40"/>
-          <w:szCs w:val="40"/>
-        </w:rPr>
-      </w:pPr>
       <w:r>
         <w:rPr>
           <w:rFonts w:ascii="Cambria" w:hAnsi="Cambria"/>
@@ -63,8 +264,44 @@
           <w:bCs/>
           <w:sz w:val="40"/>
           <w:szCs w:val="40"/>
+          <w14:shadow w14:blurRad="139700" w14:dist="0" w14:dir="0" w14:sx="102000" w14:sy="102000" w14:kx="0" w14:ky="0" w14:algn="ctr">
+            <w14:srgbClr w14:val="FF0066">
+              <w14:alpha w14:val="40000"/>
+            </w14:srgbClr>
+          </w14:shadow>
         </w:rPr>
-        <w:t>under various Weather conditions</w:t>
+        <w:t xml:space="preserve">various </w:t>
+      </w:r>
+      <w:r>
+        <w:rPr>
+          <w:rFonts w:ascii="Cambria" w:hAnsi="Cambria"/>
+          <w:b/>
+          <w:bCs/>
+          <w:color w:val="FF0066"/>
+          <w:sz w:val="40"/>
+          <w:szCs w:val="40"/>
+          <w14:shadow w14:blurRad="139700" w14:dist="0" w14:dir="0" w14:sx="102000" w14:sy="102000" w14:kx="0" w14:ky="0" w14:algn="ctr">
+            <w14:srgbClr w14:val="FF0066">
+              <w14:alpha w14:val="40000"/>
+            </w14:srgbClr>
+          </w14:shadow>
+        </w:rPr>
+        <w:t>W</w:t>
+      </w:r>
+      <w:r>
+        <w:rPr>
+          <w:rFonts w:ascii="Cambria" w:hAnsi="Cambria"/>
+          <w:b/>
+          <w:bCs/>
+          <w:sz w:val="40"/>
+          <w:szCs w:val="40"/>
+          <w14:shadow w14:blurRad="139700" w14:dist="0" w14:dir="0" w14:sx="102000" w14:sy="102000" w14:kx="0" w14:ky="0" w14:algn="ctr">
+            <w14:srgbClr w14:val="FF0066">
+              <w14:alpha w14:val="40000"/>
+            </w14:srgbClr>
+          </w14:shadow>
+        </w:rPr>
+        <w:t>eather conditions</w:t>
       </w:r>
     </w:p>
     <w:p>
@@ -2648,7 +2885,6 @@
               <w:rPr>
                 <w:rFonts w:ascii="Cambria" w:hAnsi="Cambria"/>
               </w:rPr>
-              <w:lastRenderedPageBreak/>
               <w:t>3</w:t>
             </w:r>
           </w:p>
@@ -4652,7 +4888,7 @@
                 <w:noProof/>
               </w:rPr>
               <w:drawing>
-                <wp:inline distT="0" distB="0" distL="0" distR="0" wp14:anchorId="17ECE758" wp14:editId="07BF7E2F">
+                <wp:inline distT="0" distB="0" distL="0" distR="0" wp14:anchorId="17ECE758" wp14:editId="532AC9C6">
                   <wp:extent cx="679622" cy="604439"/>
                   <wp:effectExtent l="0" t="0" r="6350" b="5715"/>
                   <wp:docPr id="1233328762" name="Picture 2" descr="No description available."/>
@@ -7265,7 +7501,7 @@
           <w:noProof/>
         </w:rPr>
         <w:drawing>
-          <wp:inline distT="0" distB="0" distL="0" distR="0" wp14:anchorId="504721F2" wp14:editId="251DEAA5">
+          <wp:inline distT="0" distB="0" distL="0" distR="0" wp14:anchorId="504721F2" wp14:editId="240E499D">
             <wp:extent cx="5760000" cy="6135806"/>
             <wp:effectExtent l="0" t="0" r="6350" b="0"/>
             <wp:docPr id="335197624" name="Picture 1" descr="Detailed Icons of Truck of Different Types. Stock Vector - Illustration of  concrete, refrigerated: 254507031"/>

--- a/documents/TSBOW_Class_Definition.docx
+++ b/documents/TSBOW_Class_Definition.docx
@@ -320,6 +320,7 @@
           <w:rFonts w:ascii="Cambria" w:hAnsi="Cambria"/>
           <w:b/>
           <w:bCs/>
+          <w:color w:val="001F3F"/>
           <w:sz w:val="40"/>
           <w:szCs w:val="40"/>
         </w:rPr>
@@ -329,6 +330,7 @@
           <w:rFonts w:ascii="Cambria" w:hAnsi="Cambria"/>
           <w:b/>
           <w:bCs/>
+          <w:color w:val="001F3F"/>
           <w:sz w:val="40"/>
           <w:szCs w:val="40"/>
         </w:rPr>
@@ -340,11 +342,13 @@
         <w:pStyle w:val="u1"/>
         <w:rPr>
           <w:rFonts w:ascii="Cambria" w:hAnsi="Cambria"/>
+          <w:color w:val="000080"/>
         </w:rPr>
       </w:pPr>
       <w:r>
         <w:rPr>
           <w:rFonts w:ascii="Cambria" w:hAnsi="Cambria"/>
+          <w:color w:val="000080"/>
         </w:rPr>
         <w:t>Class Definition</w:t>
       </w:r>
@@ -5807,11 +5811,13 @@
         <w:pStyle w:val="u1"/>
         <w:rPr>
           <w:rFonts w:ascii="Cambria" w:hAnsi="Cambria"/>
+          <w:color w:val="000080"/>
         </w:rPr>
       </w:pPr>
       <w:r>
         <w:rPr>
           <w:rFonts w:ascii="Cambria" w:hAnsi="Cambria"/>
+          <w:color w:val="000080"/>
         </w:rPr>
         <w:t>Labelling Policy</w:t>
       </w:r>
@@ -7150,11 +7156,13 @@
         <w:pStyle w:val="u1"/>
         <w:rPr>
           <w:rFonts w:ascii="Cambria" w:hAnsi="Cambria"/>
+          <w:color w:val="000080"/>
         </w:rPr>
       </w:pPr>
       <w:r>
         <w:rPr>
           <w:rFonts w:ascii="Cambria" w:hAnsi="Cambria"/>
+          <w:color w:val="000080"/>
         </w:rPr>
         <w:lastRenderedPageBreak/>
         <w:t>Questions</w:t>
@@ -7434,11 +7442,13 @@
         <w:pStyle w:val="u1"/>
         <w:rPr>
           <w:rFonts w:ascii="Cambria" w:hAnsi="Cambria"/>
+          <w:color w:val="000080"/>
         </w:rPr>
       </w:pPr>
       <w:r>
         <w:rPr>
           <w:rFonts w:ascii="Cambria" w:hAnsi="Cambria"/>
+          <w:color w:val="000080"/>
         </w:rPr>
         <w:lastRenderedPageBreak/>
         <w:t>References</w:t>

--- a/documents/TSBOW_Class_Definition.docx
+++ b/documents/TSBOW_Class_Definition.docx
@@ -337,6 +337,7 @@
         <w:t>CLASS DEFINITION</w:t>
       </w:r>
     </w:p>
+    <w:p/>
     <w:p>
       <w:pPr>
         <w:pStyle w:val="u1"/>
@@ -352,6 +353,14 @@
         </w:rPr>
         <w:t>Class Definition</w:t>
       </w:r>
+    </w:p>
+    <w:p>
+      <w:pPr>
+        <w:rPr>
+          <w:sz w:val="18"/>
+          <w:szCs w:val="18"/>
+        </w:rPr>
+      </w:pPr>
     </w:p>
     <w:tbl>
       <w:tblPr>
@@ -2519,6 +2528,7 @@
               <w:rPr>
                 <w:rFonts w:ascii="Cambria" w:hAnsi="Cambria"/>
               </w:rPr>
+              <w:lastRenderedPageBreak/>
               <w:t>3</w:t>
             </w:r>
           </w:p>
@@ -7131,25 +7141,6 @@
           <w:szCs w:val="26"/>
         </w:rPr>
       </w:pPr>
-    </w:p>
-    <w:p>
-      <w:pPr>
-        <w:jc w:val="both"/>
-        <w:rPr>
-          <w:rFonts w:ascii="Cambria" w:eastAsiaTheme="majorEastAsia" w:hAnsi="Cambria" w:cstheme="majorBidi"/>
-          <w:color w:val="0F4761" w:themeColor="accent1" w:themeShade="BF"/>
-          <w:sz w:val="42"/>
-          <w:szCs w:val="42"/>
-        </w:rPr>
-      </w:pPr>
-      <w:r>
-        <w:rPr>
-          <w:rFonts w:ascii="Cambria" w:hAnsi="Cambria"/>
-          <w:sz w:val="26"/>
-          <w:szCs w:val="26"/>
-        </w:rPr>
-        <w:br w:type="page"/>
-      </w:r>
     </w:p>
     <w:p>
       <w:pPr>

--- a/documents/TSBOW_Class_Definition.docx
+++ b/documents/TSBOW_Class_Definition.docx
@@ -307,6 +307,7 @@
     <w:p>
       <w:pPr>
         <w:rPr>
+          <w:rFonts w:ascii="Cambria" w:hAnsi="Cambria"/>
           <w:sz w:val="10"/>
           <w:szCs w:val="10"/>
         </w:rPr>
@@ -337,7 +338,13 @@
         <w:t>CLASS DEFINITION</w:t>
       </w:r>
     </w:p>
-    <w:p/>
+    <w:p>
+      <w:pPr>
+        <w:rPr>
+          <w:rFonts w:ascii="Cambria" w:hAnsi="Cambria"/>
+        </w:rPr>
+      </w:pPr>
+    </w:p>
     <w:p>
       <w:pPr>
         <w:pStyle w:val="u1"/>
@@ -357,6 +364,7 @@
     <w:p>
       <w:pPr>
         <w:rPr>
+          <w:rFonts w:ascii="Cambria" w:hAnsi="Cambria"/>
           <w:sz w:val="18"/>
           <w:szCs w:val="18"/>
         </w:rPr>
@@ -4902,7 +4910,7 @@
                 <w:noProof/>
               </w:rPr>
               <w:drawing>
-                <wp:inline distT="0" distB="0" distL="0" distR="0" wp14:anchorId="17ECE758" wp14:editId="532AC9C6">
+                <wp:inline distT="0" distB="0" distL="0" distR="0" wp14:anchorId="17ECE758" wp14:editId="4F30DF81">
                   <wp:extent cx="679622" cy="604439"/>
                   <wp:effectExtent l="0" t="0" r="6350" b="5715"/>
                   <wp:docPr id="1233328762" name="Picture 2" descr="No description available."/>
@@ -7502,7 +7510,7 @@
           <w:noProof/>
         </w:rPr>
         <w:drawing>
-          <wp:inline distT="0" distB="0" distL="0" distR="0" wp14:anchorId="504721F2" wp14:editId="240E499D">
+          <wp:inline distT="0" distB="0" distL="0" distR="0" wp14:anchorId="504721F2" wp14:editId="639E690C">
             <wp:extent cx="5760000" cy="6135806"/>
             <wp:effectExtent l="0" t="0" r="6350" b="0"/>
             <wp:docPr id="335197624" name="Picture 1" descr="Detailed Icons of Truck of Different Types. Stock Vector - Illustration of  concrete, refrigerated: 254507031"/>
